--- a/docs/progress/POC-PROGRESS.docx
+++ b/docs/progress/POC-PROGRESS.docx
@@ -231,7 +231,7 @@
               <w:rPr>
                 <w:sz w:val="18"/>
               </w:rPr>
-              <w:t>SAR 1,458,392,491</w:t>
+              <w:t>SAR 1,429,867,497</w:t>
             </w:r>
           </w:p>
         </w:tc>
@@ -291,7 +291,7 @@
               <w:rPr>
                 <w:sz w:val="18"/>
               </w:rPr>
-              <w:t>24,982</w:t>
+              <w:t>24,887</w:t>
             </w:r>
           </w:p>
         </w:tc>
@@ -321,7 +321,7 @@
               <w:rPr>
                 <w:sz w:val="18"/>
               </w:rPr>
-              <w:t>7,131  (35.4%)</w:t>
+              <w:t>7,207  (35.8%)</w:t>
             </w:r>
           </w:p>
         </w:tc>
@@ -351,7 +351,7 @@
               <w:rPr>
                 <w:sz w:val="18"/>
               </w:rPr>
-              <w:t>SAR 418,745,836  (28.7%)</w:t>
+              <w:t>SAR 426,483,767  (29.8%)</w:t>
             </w:r>
           </w:p>
         </w:tc>
@@ -1566,7 +1566,7 @@
           <w:i w:val="0"/>
           <w:sz w:val="21"/>
         </w:rPr>
-        <w:t>An invented plant with 20,140 different parts across 5 storerooms, 401,934 movements of stock over three years, and 150,562 maintenance jobs.</w:t>
+        <w:t>An invented plant with 20,140 different parts across 5 storerooms, 395,451 movements of stock over three years, and 144,420 maintenance jobs.</w:t>
       </w:r>
     </w:p>
     <w:p>
@@ -1683,7 +1683,7 @@
               <w:rPr>
                 <w:sz w:val="18"/>
               </w:rPr>
-              <w:t>35%</w:t>
+              <w:t>36%</w:t>
             </w:r>
           </w:p>
         </w:tc>
@@ -1741,7 +1741,7 @@
               <w:rPr>
                 <w:sz w:val="18"/>
               </w:rPr>
-              <w:t>29%</w:t>
+              <w:t>30%</w:t>
             </w:r>
           </w:p>
         </w:tc>
@@ -1799,7 +1799,7 @@
               <w:rPr>
                 <w:sz w:val="18"/>
               </w:rPr>
-              <w:t>3.14</w:t>
+              <w:t>3.86</w:t>
             </w:r>
           </w:p>
         </w:tc>
@@ -1857,7 +1857,7 @@
               <w:rPr>
                 <w:sz w:val="18"/>
               </w:rPr>
-              <w:t>1.97</w:t>
+              <w:t>2.00</w:t>
             </w:r>
           </w:p>
         </w:tc>
@@ -2205,7 +2205,7 @@
               <w:rPr>
                 <w:sz w:val="18"/>
               </w:rPr>
-              <w:t>18%</w:t>
+              <w:t>17%</w:t>
             </w:r>
           </w:p>
         </w:tc>
@@ -2508,7 +2508,7 @@
               <w:rPr>
                 <w:sz w:val="18"/>
               </w:rPr>
-              <w:t>3 OIL HYD ISO VG 220 CLASS</w:t>
+              <w:t>PANEL,SCREEN POLYURETHANE,350MM,CS</w:t>
             </w:r>
           </w:p>
         </w:tc>
@@ -2522,7 +2522,7 @@
               <w:rPr>
                 <w:sz w:val="18"/>
               </w:rPr>
-              <w:t>Castrol</w:t>
+              <w:t>Metso</w:t>
             </w:r>
           </w:p>
         </w:tc>
@@ -2536,7 +2536,7 @@
               <w:rPr>
                 <w:sz w:val="18"/>
               </w:rPr>
-              <w:t>43</w:t>
+              <w:t>960</w:t>
             </w:r>
           </w:p>
         </w:tc>
@@ -2564,7 +2564,7 @@
               <w:rPr>
                 <w:sz w:val="18"/>
               </w:rPr>
-              <w:t>Hydraulic power unit 1</w:t>
+              <w:t>Screen deck 3</w:t>
             </w:r>
           </w:p>
         </w:tc>
@@ -3222,7 +3222,7 @@
               <w:rPr>
                 <w:sz w:val="18"/>
               </w:rPr>
-              <w:t>262</w:t>
+              <w:t>268</w:t>
             </w:r>
           </w:p>
         </w:tc>
@@ -3236,7 +3236,7 @@
               <w:rPr>
                 <w:sz w:val="18"/>
               </w:rPr>
-              <w:t>262</w:t>
+              <w:t>268</w:t>
             </w:r>
           </w:p>
         </w:tc>
@@ -3408,7 +3408,7 @@
               <w:rPr>
                 <w:sz w:val="18"/>
               </w:rPr>
-              <w:t>134</w:t>
+              <w:t>130</w:t>
             </w:r>
           </w:p>
         </w:tc>
@@ -3422,7 +3422,7 @@
               <w:rPr>
                 <w:sz w:val="18"/>
               </w:rPr>
-              <w:t>6</w:t>
+              <w:t>10</w:t>
             </w:r>
           </w:p>
         </w:tc>
@@ -3436,7 +3436,7 @@
               <w:rPr>
                 <w:sz w:val="18"/>
               </w:rPr>
-              <w:t>19</w:t>
+              <w:t>21</w:t>
             </w:r>
           </w:p>
         </w:tc>
@@ -3450,7 +3450,7 @@
               <w:rPr>
                 <w:sz w:val="18"/>
               </w:rPr>
-              <w:t>96%</w:t>
+              <w:t>93%</w:t>
             </w:r>
           </w:p>
         </w:tc>
@@ -3566,7 +3566,7 @@
               <w:rPr>
                 <w:sz w:val="18"/>
               </w:rPr>
-              <w:t>594</w:t>
+              <w:t>578</w:t>
             </w:r>
           </w:p>
         </w:tc>
@@ -3580,7 +3580,7 @@
               <w:rPr>
                 <w:sz w:val="18"/>
               </w:rPr>
-              <w:t>594</w:t>
+              <w:t>578</w:t>
             </w:r>
           </w:p>
         </w:tc>
@@ -3752,7 +3752,7 @@
               <w:rPr>
                 <w:sz w:val="18"/>
               </w:rPr>
-              <w:t>69</w:t>
+              <w:t>73</w:t>
             </w:r>
           </w:p>
         </w:tc>
@@ -3766,7 +3766,7 @@
               <w:rPr>
                 <w:sz w:val="18"/>
               </w:rPr>
-              <w:t>11</w:t>
+              <w:t>7</w:t>
             </w:r>
           </w:p>
         </w:tc>
@@ -3794,7 +3794,7 @@
               <w:rPr>
                 <w:sz w:val="18"/>
               </w:rPr>
-              <w:t>86%</w:t>
+              <w:t>91%</w:t>
             </w:r>
           </w:p>
         </w:tc>
@@ -3836,7 +3836,7 @@
                 <w:b/>
                 <w:sz w:val="18"/>
               </w:rPr>
-              <w:t>1,296</w:t>
+              <w:t>1,286</w:t>
             </w:r>
           </w:p>
         </w:tc>
@@ -3856,7 +3856,7 @@
                 <w:b/>
                 <w:sz w:val="18"/>
               </w:rPr>
-              <w:t>1,279</w:t>
+              <w:t>1,269</w:t>
             </w:r>
           </w:p>
         </w:tc>
@@ -3896,7 +3896,7 @@
                 <w:b/>
                 <w:sz w:val="18"/>
               </w:rPr>
-              <w:t>19</w:t>
+              <w:t>21</w:t>
             </w:r>
           </w:p>
         </w:tc>
@@ -4169,7 +4169,7 @@
               <w:rPr>
                 <w:sz w:val="18"/>
               </w:rPr>
-              <w:t>11</w:t>
+              <w:t>18</w:t>
             </w:r>
           </w:p>
         </w:tc>
@@ -4183,7 +4183,7 @@
               <w:rPr>
                 <w:sz w:val="18"/>
               </w:rPr>
-              <w:t>11</w:t>
+              <w:t>18</w:t>
             </w:r>
           </w:p>
         </w:tc>
@@ -4227,7 +4227,7 @@
               <w:rPr>
                 <w:sz w:val="18"/>
               </w:rPr>
-              <w:t>37</w:t>
+              <w:t>25</w:t>
             </w:r>
           </w:p>
         </w:tc>
@@ -4241,7 +4241,7 @@
               <w:rPr>
                 <w:sz w:val="18"/>
               </w:rPr>
-              <w:t>37</w:t>
+              <w:t>25</w:t>
             </w:r>
           </w:p>
         </w:tc>
@@ -4271,7 +4271,7 @@
               <w:rPr>
                 <w:sz w:val="18"/>
               </w:rPr>
-              <w:t>Shorthand used (BRG for BEARING)</w:t>
+              <w:t>Spaces removed</w:t>
             </w:r>
           </w:p>
         </w:tc>
@@ -4285,7 +4285,7 @@
               <w:rPr>
                 <w:sz w:val="18"/>
               </w:rPr>
-              <w:t>48</w:t>
+              <w:t>41</w:t>
             </w:r>
           </w:p>
         </w:tc>
@@ -4299,7 +4299,7 @@
               <w:rPr>
                 <w:sz w:val="18"/>
               </w:rPr>
-              <w:t>47</w:t>
+              <w:t>40</w:t>
             </w:r>
           </w:p>
         </w:tc>
@@ -4329,7 +4329,7 @@
               <w:rPr>
                 <w:sz w:val="18"/>
               </w:rPr>
-              <w:t>Spaces removed</w:t>
+              <w:t>Marked -OLD or (DUP)</w:t>
             </w:r>
           </w:p>
         </w:tc>
@@ -4343,7 +4343,7 @@
               <w:rPr>
                 <w:sz w:val="18"/>
               </w:rPr>
-              <w:t>46</w:t>
+              <w:t>24</w:t>
             </w:r>
           </w:p>
         </w:tc>
@@ -4357,7 +4357,7 @@
               <w:rPr>
                 <w:sz w:val="18"/>
               </w:rPr>
-              <w:t>45</w:t>
+              <w:t>22</w:t>
             </w:r>
           </w:p>
         </w:tc>
@@ -4371,7 +4371,7 @@
               <w:rPr>
                 <w:sz w:val="18"/>
               </w:rPr>
-              <w:t>98%</w:t>
+              <w:t>92%</w:t>
             </w:r>
           </w:p>
         </w:tc>
@@ -4401,7 +4401,7 @@
               <w:rPr>
                 <w:sz w:val="18"/>
               </w:rPr>
-              <w:t>46</w:t>
+              <w:t>47</w:t>
             </w:r>
           </w:p>
         </w:tc>
@@ -4415,7 +4415,7 @@
               <w:rPr>
                 <w:sz w:val="18"/>
               </w:rPr>
-              <w:t>43</w:t>
+              <w:t>42</w:t>
             </w:r>
           </w:p>
         </w:tc>
@@ -4429,7 +4429,7 @@
               <w:rPr>
                 <w:sz w:val="18"/>
               </w:rPr>
-              <w:t>94%</w:t>
+              <w:t>89%</w:t>
             </w:r>
           </w:p>
         </w:tc>
@@ -4445,7 +4445,7 @@
               <w:rPr>
                 <w:sz w:val="18"/>
               </w:rPr>
-              <w:t>Marked -OLD or (DUP)</w:t>
+              <w:t>Shorthand used (BRG for BEARING)</w:t>
             </w:r>
           </w:p>
         </w:tc>
@@ -4459,7 +4459,7 @@
               <w:rPr>
                 <w:sz w:val="18"/>
               </w:rPr>
-              <w:t>22</w:t>
+              <w:t>42</w:t>
             </w:r>
           </w:p>
         </w:tc>
@@ -4473,7 +4473,7 @@
               <w:rPr>
                 <w:sz w:val="18"/>
               </w:rPr>
-              <w:t>20</w:t>
+              <w:t>36</w:t>
             </w:r>
           </w:p>
         </w:tc>
@@ -4487,7 +4487,7 @@
               <w:rPr>
                 <w:sz w:val="18"/>
               </w:rPr>
-              <w:t>91%</w:t>
+              <w:t>86%</w:t>
             </w:r>
           </w:p>
         </w:tc>
@@ -4517,7 +4517,7 @@
               <w:rPr>
                 <w:sz w:val="18"/>
               </w:rPr>
-              <w:t>34</w:t>
+              <w:t>19</w:t>
             </w:r>
           </w:p>
         </w:tc>
@@ -4531,7 +4531,7 @@
               <w:rPr>
                 <w:sz w:val="18"/>
               </w:rPr>
-              <w:t>30</w:t>
+              <w:t>16</w:t>
             </w:r>
           </w:p>
         </w:tc>
@@ -4545,7 +4545,7 @@
               <w:rPr>
                 <w:sz w:val="18"/>
               </w:rPr>
-              <w:t>88%</w:t>
+              <w:t>84%</w:t>
             </w:r>
           </w:p>
         </w:tc>
@@ -4575,7 +4575,7 @@
               <w:rPr>
                 <w:sz w:val="18"/>
               </w:rPr>
-              <w:t>18</w:t>
+              <w:t>24</w:t>
             </w:r>
           </w:p>
         </w:tc>
@@ -4589,7 +4589,7 @@
               <w:rPr>
                 <w:sz w:val="18"/>
               </w:rPr>
-              <w:t>13</w:t>
+              <w:t>14</w:t>
             </w:r>
           </w:p>
         </w:tc>
@@ -4603,7 +4603,7 @@
               <w:rPr>
                 <w:sz w:val="18"/>
               </w:rPr>
-              <w:t>72%</w:t>
+              <w:t>58%</w:t>
             </w:r>
           </w:p>
         </w:tc>
@@ -4723,6 +4723,1437 @@
     </w:p>
     <w:p>
       <w:pPr>
+        <w:pStyle w:val="Heading2"/>
+        <w:spacing w:before="200" w:after="100"/>
+      </w:pPr>
+      <w:r>
+        <w:rPr>
+          <w:rFonts w:ascii="Calibri" w:hAnsi="Calibri"/>
+          <w:color w:val="1A1D21"/>
+        </w:rPr>
+        <w:t>Stage 3 — Sorting parts by how they are used    (2026-09-10)</w:t>
+      </w:r>
+    </w:p>
+    <w:p>
+      <w:r>
+        <w:rPr>
+          <w:b w:val="0"/>
+          <w:i w:val="0"/>
+          <w:sz w:val="21"/>
+        </w:rPr>
+        <w:t>Before anything can be forecast, each part has to be sorted by how it behaves. Some are used constantly; some are used twice a decade. The same method cannot serve both, and pretending it can is where most inventory systems go wrong.</w:t>
+      </w:r>
+    </w:p>
+    <w:p>
+      <w:r>
+        <w:rPr>
+          <w:b w:val="0"/>
+          <w:i w:val="0"/>
+          <w:sz w:val="21"/>
+        </w:rPr>
+        <w:t>Each part is measured on two things: how often it is used, and how much the quantity jumps about. That places it in one of four groups.</w:t>
+      </w:r>
+    </w:p>
+    <w:tbl>
+      <w:tblPr>
+        <w:tblStyle w:val="TableGrid"/>
+        <w:tblW w:type="auto" w:w="0"/>
+        <w:jc w:val="left"/>
+        <w:tblLook w:firstColumn="1" w:firstRow="1" w:lastColumn="0" w:lastRow="0" w:noHBand="0" w:noVBand="1" w:val="04A0"/>
+      </w:tblPr>
+      <w:tblGrid>
+        <w:gridCol w:w="3264"/>
+        <w:gridCol w:w="3264"/>
+        <w:gridCol w:w="3264"/>
+      </w:tblGrid>
+      <w:tr>
+        <w:tc>
+          <w:tcPr>
+            <w:tcW w:type="dxa" w:w="4896"/>
+            <w:shd w:val="clear" w:fill="EDEAE5"/>
+          </w:tcPr>
+          <w:p>
+            <w:r/>
+            <w:r>
+              <w:rPr>
+                <w:b/>
+                <w:sz w:val="18"/>
+              </w:rPr>
+              <w:t>Group</w:t>
+            </w:r>
+          </w:p>
+        </w:tc>
+        <w:tc>
+          <w:tcPr>
+            <w:tcW w:type="dxa" w:w="1584"/>
+            <w:shd w:val="clear" w:fill="EDEAE5"/>
+          </w:tcPr>
+          <w:p>
+            <w:r/>
+            <w:r>
+              <w:rPr>
+                <w:b/>
+                <w:sz w:val="18"/>
+              </w:rPr>
+              <w:t>Parts</w:t>
+            </w:r>
+          </w:p>
+        </w:tc>
+        <w:tc>
+          <w:tcPr>
+            <w:tcW w:type="dxa" w:w="1440"/>
+            <w:shd w:val="clear" w:fill="EDEAE5"/>
+          </w:tcPr>
+          <w:p>
+            <w:r/>
+            <w:r>
+              <w:rPr>
+                <w:b/>
+                <w:sz w:val="18"/>
+              </w:rPr>
+              <w:t>Share</w:t>
+            </w:r>
+          </w:p>
+        </w:tc>
+      </w:tr>
+      <w:tr>
+        <w:tc>
+          <w:tcPr>
+            <w:tcW w:type="dxa" w:w="4896"/>
+          </w:tcPr>
+          <w:p>
+            <w:r/>
+            <w:r>
+              <w:rPr>
+                <w:sz w:val="18"/>
+              </w:rPr>
+              <w:t>Long gaps between uses, small amounts</w:t>
+            </w:r>
+          </w:p>
+        </w:tc>
+        <w:tc>
+          <w:tcPr>
+            <w:tcW w:type="dxa" w:w="1584"/>
+          </w:tcPr>
+          <w:p>
+            <w:r/>
+            <w:r>
+              <w:rPr>
+                <w:sz w:val="18"/>
+              </w:rPr>
+              <w:t>16,795</w:t>
+            </w:r>
+          </w:p>
+        </w:tc>
+        <w:tc>
+          <w:tcPr>
+            <w:tcW w:type="dxa" w:w="1440"/>
+          </w:tcPr>
+          <w:p>
+            <w:r/>
+            <w:r>
+              <w:rPr>
+                <w:sz w:val="18"/>
+              </w:rPr>
+              <w:t>83%</w:t>
+            </w:r>
+          </w:p>
+        </w:tc>
+      </w:tr>
+      <w:tr>
+        <w:tc>
+          <w:tcPr>
+            <w:tcW w:type="dxa" w:w="4896"/>
+          </w:tcPr>
+          <w:p>
+            <w:r/>
+            <w:r>
+              <w:rPr>
+                <w:sz w:val="18"/>
+              </w:rPr>
+              <w:t>Long gaps, and large amounts when it does move</w:t>
+            </w:r>
+          </w:p>
+        </w:tc>
+        <w:tc>
+          <w:tcPr>
+            <w:tcW w:type="dxa" w:w="1584"/>
+          </w:tcPr>
+          <w:p>
+            <w:r/>
+            <w:r>
+              <w:rPr>
+                <w:sz w:val="18"/>
+              </w:rPr>
+              <w:t>2,248</w:t>
+            </w:r>
+          </w:p>
+        </w:tc>
+        <w:tc>
+          <w:tcPr>
+            <w:tcW w:type="dxa" w:w="1440"/>
+          </w:tcPr>
+          <w:p>
+            <w:r/>
+            <w:r>
+              <w:rPr>
+                <w:sz w:val="18"/>
+              </w:rPr>
+              <w:t>11%</w:t>
+            </w:r>
+          </w:p>
+        </w:tc>
+      </w:tr>
+      <w:tr>
+        <w:tc>
+          <w:tcPr>
+            <w:tcW w:type="dxa" w:w="4896"/>
+          </w:tcPr>
+          <w:p>
+            <w:r/>
+            <w:r>
+              <w:rPr>
+                <w:sz w:val="18"/>
+              </w:rPr>
+              <w:t>Used regularly, in steady amounts — filters, gaskets</w:t>
+            </w:r>
+          </w:p>
+        </w:tc>
+        <w:tc>
+          <w:tcPr>
+            <w:tcW w:type="dxa" w:w="1584"/>
+          </w:tcPr>
+          <w:p>
+            <w:r/>
+            <w:r>
+              <w:rPr>
+                <w:sz w:val="18"/>
+              </w:rPr>
+              <w:t>687</w:t>
+            </w:r>
+          </w:p>
+        </w:tc>
+        <w:tc>
+          <w:tcPr>
+            <w:tcW w:type="dxa" w:w="1440"/>
+          </w:tcPr>
+          <w:p>
+            <w:r/>
+            <w:r>
+              <w:rPr>
+                <w:sz w:val="18"/>
+              </w:rPr>
+              <w:t>3%</w:t>
+            </w:r>
+          </w:p>
+        </w:tc>
+      </w:tr>
+      <w:tr>
+        <w:tc>
+          <w:tcPr>
+            <w:tcW w:type="dxa" w:w="4896"/>
+          </w:tcPr>
+          <w:p>
+            <w:r/>
+            <w:r>
+              <w:rPr>
+                <w:sz w:val="18"/>
+              </w:rPr>
+              <w:t>Used regularly, but the amount jumps about</w:t>
+            </w:r>
+          </w:p>
+        </w:tc>
+        <w:tc>
+          <w:tcPr>
+            <w:tcW w:type="dxa" w:w="1584"/>
+          </w:tcPr>
+          <w:p>
+            <w:r/>
+            <w:r>
+              <w:rPr>
+                <w:sz w:val="18"/>
+              </w:rPr>
+              <w:t>410</w:t>
+            </w:r>
+          </w:p>
+        </w:tc>
+        <w:tc>
+          <w:tcPr>
+            <w:tcW w:type="dxa" w:w="1440"/>
+          </w:tcPr>
+          <w:p>
+            <w:r/>
+            <w:r>
+              <w:rPr>
+                <w:sz w:val="18"/>
+              </w:rPr>
+              <w:t>2%</w:t>
+            </w:r>
+          </w:p>
+        </w:tc>
+      </w:tr>
+    </w:tbl>
+    <w:p>
+      <w:pPr>
+        <w:spacing w:after="40"/>
+      </w:pPr>
+    </w:p>
+    <w:p>
+      <w:pPr>
+        <w:spacing w:after="200"/>
+      </w:pPr>
+      <w:r>
+        <w:rPr>
+          <w:b w:val="0"/>
+          <w:i/>
+          <w:color w:val="60666E"/>
+          <w:sz w:val="17"/>
+        </w:rPr>
+        <w:t>Most of an MRO storeroom falls into the two lower rows. That is the whole reason a single standard formula gives poor answers on exactly the parts that matter most.</w:t>
+      </w:r>
+    </w:p>
+    <w:p>
+      <w:r>
+        <w:rPr>
+          <w:b w:val="0"/>
+          <w:i w:val="0"/>
+          <w:sz w:val="21"/>
+        </w:rPr>
+        <w:t>Checked against what the invented plant actually did, the sorting agrees 91% of the time. It only ever sees the first two years of history — the same handicap it will have on the day it goes live.</w:t>
+      </w:r>
+    </w:p>
+    <w:tbl>
+      <w:tblPr>
+        <w:tblStyle w:val="TableGrid"/>
+        <w:tblW w:type="auto" w:w="0"/>
+        <w:tblLook w:firstColumn="1" w:firstRow="1" w:lastColumn="0" w:lastRow="0" w:noHBand="0" w:noVBand="1" w:val="04A0"/>
+      </w:tblPr>
+      <w:tblGrid>
+        <w:gridCol w:w="9792"/>
+      </w:tblGrid>
+      <w:tr>
+        <w:tc>
+          <w:tcPr>
+            <w:tcW w:type="dxa" w:w="9792"/>
+            <w:shd w:val="clear" w:fill="FBF6F3"/>
+          </w:tcPr>
+          <w:p>
+            <w:r/>
+            <w:r>
+              <w:rPr>
+                <w:b/>
+                <w:color w:val="A24E28"/>
+                <w:sz w:val="19"/>
+              </w:rPr>
+              <w:t>Where it disagrees, and why we have not simply changed it</w:t>
+            </w:r>
+          </w:p>
+          <w:p>
+            <w:r>
+              <w:rPr>
+                <w:sz w:val="19"/>
+              </w:rPr>
+              <w:t>Almost all of the remaining disagreement is one pattern: 1,401 parts that are used only occasionally, but in wildly varying amounts. Our sorting calls them rare-and-large; the reference list we are marked against only allows occasional. Every one of them genuinely does vary enough in quantity to belong where we put it, so this reads as a gap in the reference list rather than a mistake in the sorting. We have left the reference list alone and reported the lower figure, because widening it ourselves would be marking our own homework.</w:t>
+            </w:r>
+          </w:p>
+        </w:tc>
+      </w:tr>
+    </w:tbl>
+    <w:p>
+      <w:pPr>
+        <w:spacing w:after="40"/>
+      </w:pPr>
+    </w:p>
+    <w:p>
+      <w:pPr>
+        <w:pStyle w:val="Heading3"/>
+        <w:spacing w:before="200" w:after="100"/>
+      </w:pPr>
+      <w:r>
+        <w:rPr>
+          <w:rFonts w:ascii="Calibri" w:hAnsi="Calibri"/>
+          <w:color w:val="1A1D21"/>
+        </w:rPr>
+        <w:t>How the mix differs by storeroom</w:t>
+      </w:r>
+    </w:p>
+    <w:tbl>
+      <w:tblPr>
+        <w:tblStyle w:val="TableGrid"/>
+        <w:tblW w:type="auto" w:w="0"/>
+        <w:jc w:val="left"/>
+        <w:tblLook w:firstColumn="1" w:firstRow="1" w:lastColumn="0" w:lastRow="0" w:noHBand="0" w:noVBand="1" w:val="04A0"/>
+      </w:tblPr>
+      <w:tblGrid>
+        <w:gridCol w:w="1632"/>
+        <w:gridCol w:w="1632"/>
+        <w:gridCol w:w="1632"/>
+        <w:gridCol w:w="1632"/>
+        <w:gridCol w:w="1632"/>
+        <w:gridCol w:w="1632"/>
+      </w:tblGrid>
+      <w:tr>
+        <w:tc>
+          <w:tcPr>
+            <w:tcW w:type="dxa" w:w="1728"/>
+            <w:shd w:val="clear" w:fill="EDEAE5"/>
+          </w:tcPr>
+          <w:p>
+            <w:r/>
+            <w:r>
+              <w:rPr>
+                <w:b/>
+                <w:sz w:val="18"/>
+              </w:rPr>
+              <w:t>Storeroom</w:t>
+            </w:r>
+          </w:p>
+        </w:tc>
+        <w:tc>
+          <w:tcPr>
+            <w:tcW w:type="dxa" w:w="1296"/>
+            <w:shd w:val="clear" w:fill="EDEAE5"/>
+          </w:tcPr>
+          <w:p>
+            <w:r/>
+            <w:r>
+              <w:rPr>
+                <w:b/>
+                <w:sz w:val="18"/>
+              </w:rPr>
+              <w:t>Parts</w:t>
+            </w:r>
+          </w:p>
+        </w:tc>
+        <w:tc>
+          <w:tcPr>
+            <w:tcW w:type="dxa" w:w="1296"/>
+            <w:shd w:val="clear" w:fill="EDEAE5"/>
+          </w:tcPr>
+          <w:p>
+            <w:r/>
+            <w:r>
+              <w:rPr>
+                <w:b/>
+                <w:sz w:val="18"/>
+              </w:rPr>
+              <w:t>Steady</w:t>
+            </w:r>
+          </w:p>
+        </w:tc>
+        <w:tc>
+          <w:tcPr>
+            <w:tcW w:type="dxa" w:w="1296"/>
+            <w:shd w:val="clear" w:fill="EDEAE5"/>
+          </w:tcPr>
+          <w:p>
+            <w:r/>
+            <w:r>
+              <w:rPr>
+                <w:b/>
+                <w:sz w:val="18"/>
+              </w:rPr>
+              <w:t>Jumpy</w:t>
+            </w:r>
+          </w:p>
+        </w:tc>
+        <w:tc>
+          <w:tcPr>
+            <w:tcW w:type="dxa" w:w="1584"/>
+            <w:shd w:val="clear" w:fill="EDEAE5"/>
+          </w:tcPr>
+          <w:p>
+            <w:r/>
+            <w:r>
+              <w:rPr>
+                <w:b/>
+                <w:sz w:val="18"/>
+              </w:rPr>
+              <w:t>Occasional</w:t>
+            </w:r>
+          </w:p>
+        </w:tc>
+        <w:tc>
+          <w:tcPr>
+            <w:tcW w:type="dxa" w:w="1728"/>
+            <w:shd w:val="clear" w:fill="EDEAE5"/>
+          </w:tcPr>
+          <w:p>
+            <w:r/>
+            <w:r>
+              <w:rPr>
+                <w:b/>
+                <w:sz w:val="18"/>
+              </w:rPr>
+              <w:t>Rare &amp; large</w:t>
+            </w:r>
+          </w:p>
+        </w:tc>
+      </w:tr>
+      <w:tr>
+        <w:tc>
+          <w:tcPr>
+            <w:tcW w:type="dxa" w:w="1728"/>
+          </w:tcPr>
+          <w:p>
+            <w:r/>
+            <w:r>
+              <w:rPr>
+                <w:sz w:val="18"/>
+              </w:rPr>
+              <w:t>CENTRAL</w:t>
+            </w:r>
+          </w:p>
+        </w:tc>
+        <w:tc>
+          <w:tcPr>
+            <w:tcW w:type="dxa" w:w="1296"/>
+          </w:tcPr>
+          <w:p>
+            <w:r/>
+            <w:r>
+              <w:rPr>
+                <w:sz w:val="18"/>
+              </w:rPr>
+              <w:t>7,706</w:t>
+            </w:r>
+          </w:p>
+        </w:tc>
+        <w:tc>
+          <w:tcPr>
+            <w:tcW w:type="dxa" w:w="1296"/>
+          </w:tcPr>
+          <w:p>
+            <w:r/>
+            <w:r>
+              <w:rPr>
+                <w:sz w:val="18"/>
+              </w:rPr>
+              <w:t>6%</w:t>
+            </w:r>
+          </w:p>
+        </w:tc>
+        <w:tc>
+          <w:tcPr>
+            <w:tcW w:type="dxa" w:w="1296"/>
+          </w:tcPr>
+          <w:p>
+            <w:r/>
+            <w:r>
+              <w:rPr>
+                <w:sz w:val="18"/>
+              </w:rPr>
+              <w:t>2%</w:t>
+            </w:r>
+          </w:p>
+        </w:tc>
+        <w:tc>
+          <w:tcPr>
+            <w:tcW w:type="dxa" w:w="1584"/>
+          </w:tcPr>
+          <w:p>
+            <w:r/>
+            <w:r>
+              <w:rPr>
+                <w:sz w:val="18"/>
+              </w:rPr>
+              <w:t>81%</w:t>
+            </w:r>
+          </w:p>
+        </w:tc>
+        <w:tc>
+          <w:tcPr>
+            <w:tcW w:type="dxa" w:w="1728"/>
+          </w:tcPr>
+          <w:p>
+            <w:r/>
+            <w:r>
+              <w:rPr>
+                <w:sz w:val="18"/>
+              </w:rPr>
+              <w:t>11%</w:t>
+            </w:r>
+          </w:p>
+        </w:tc>
+      </w:tr>
+      <w:tr>
+        <w:tc>
+          <w:tcPr>
+            <w:tcW w:type="dxa" w:w="1728"/>
+          </w:tcPr>
+          <w:p>
+            <w:r/>
+            <w:r>
+              <w:rPr>
+                <w:sz w:val="18"/>
+              </w:rPr>
+              <w:t>REFINERY</w:t>
+            </w:r>
+          </w:p>
+        </w:tc>
+        <w:tc>
+          <w:tcPr>
+            <w:tcW w:type="dxa" w:w="1296"/>
+          </w:tcPr>
+          <w:p>
+            <w:r/>
+            <w:r>
+              <w:rPr>
+                <w:sz w:val="18"/>
+              </w:rPr>
+              <w:t>5,282</w:t>
+            </w:r>
+          </w:p>
+        </w:tc>
+        <w:tc>
+          <w:tcPr>
+            <w:tcW w:type="dxa" w:w="1296"/>
+          </w:tcPr>
+          <w:p>
+            <w:r/>
+            <w:r>
+              <w:rPr>
+                <w:sz w:val="18"/>
+              </w:rPr>
+              <w:t>1%</w:t>
+            </w:r>
+          </w:p>
+        </w:tc>
+        <w:tc>
+          <w:tcPr>
+            <w:tcW w:type="dxa" w:w="1296"/>
+          </w:tcPr>
+          <w:p>
+            <w:r/>
+            <w:r>
+              <w:rPr>
+                <w:sz w:val="18"/>
+              </w:rPr>
+              <w:t>1%</w:t>
+            </w:r>
+          </w:p>
+        </w:tc>
+        <w:tc>
+          <w:tcPr>
+            <w:tcW w:type="dxa" w:w="1584"/>
+          </w:tcPr>
+          <w:p>
+            <w:r/>
+            <w:r>
+              <w:rPr>
+                <w:sz w:val="18"/>
+              </w:rPr>
+              <w:t>89%</w:t>
+            </w:r>
+          </w:p>
+        </w:tc>
+        <w:tc>
+          <w:tcPr>
+            <w:tcW w:type="dxa" w:w="1728"/>
+          </w:tcPr>
+          <w:p>
+            <w:r/>
+            <w:r>
+              <w:rPr>
+                <w:sz w:val="18"/>
+              </w:rPr>
+              <w:t>9%</w:t>
+            </w:r>
+          </w:p>
+        </w:tc>
+      </w:tr>
+      <w:tr>
+        <w:tc>
+          <w:tcPr>
+            <w:tcW w:type="dxa" w:w="1728"/>
+          </w:tcPr>
+          <w:p>
+            <w:r/>
+            <w:r>
+              <w:rPr>
+                <w:sz w:val="18"/>
+              </w:rPr>
+              <w:t>SMELTER</w:t>
+            </w:r>
+          </w:p>
+        </w:tc>
+        <w:tc>
+          <w:tcPr>
+            <w:tcW w:type="dxa" w:w="1296"/>
+          </w:tcPr>
+          <w:p>
+            <w:r/>
+            <w:r>
+              <w:rPr>
+                <w:sz w:val="18"/>
+              </w:rPr>
+              <w:t>4,724</w:t>
+            </w:r>
+          </w:p>
+        </w:tc>
+        <w:tc>
+          <w:tcPr>
+            <w:tcW w:type="dxa" w:w="1296"/>
+          </w:tcPr>
+          <w:p>
+            <w:r/>
+            <w:r>
+              <w:rPr>
+                <w:sz w:val="18"/>
+              </w:rPr>
+              <w:t>1%</w:t>
+            </w:r>
+          </w:p>
+        </w:tc>
+        <w:tc>
+          <w:tcPr>
+            <w:tcW w:type="dxa" w:w="1296"/>
+          </w:tcPr>
+          <w:p>
+            <w:r/>
+            <w:r>
+              <w:rPr>
+                <w:sz w:val="18"/>
+              </w:rPr>
+              <w:t>2%</w:t>
+            </w:r>
+          </w:p>
+        </w:tc>
+        <w:tc>
+          <w:tcPr>
+            <w:tcW w:type="dxa" w:w="1584"/>
+          </w:tcPr>
+          <w:p>
+            <w:r/>
+            <w:r>
+              <w:rPr>
+                <w:sz w:val="18"/>
+              </w:rPr>
+              <w:t>86%</w:t>
+            </w:r>
+          </w:p>
+        </w:tc>
+        <w:tc>
+          <w:tcPr>
+            <w:tcW w:type="dxa" w:w="1728"/>
+          </w:tcPr>
+          <w:p>
+            <w:r/>
+            <w:r>
+              <w:rPr>
+                <w:sz w:val="18"/>
+              </w:rPr>
+              <w:t>11%</w:t>
+            </w:r>
+          </w:p>
+        </w:tc>
+      </w:tr>
+      <w:tr>
+        <w:tc>
+          <w:tcPr>
+            <w:tcW w:type="dxa" w:w="1728"/>
+          </w:tcPr>
+          <w:p>
+            <w:r/>
+            <w:r>
+              <w:rPr>
+                <w:sz w:val="18"/>
+              </w:rPr>
+              <w:t>BAITHA</w:t>
+            </w:r>
+          </w:p>
+        </w:tc>
+        <w:tc>
+          <w:tcPr>
+            <w:tcW w:type="dxa" w:w="1296"/>
+          </w:tcPr>
+          <w:p>
+            <w:r/>
+            <w:r>
+              <w:rPr>
+                <w:sz w:val="18"/>
+              </w:rPr>
+              <w:t>3,793</w:t>
+            </w:r>
+          </w:p>
+        </w:tc>
+        <w:tc>
+          <w:tcPr>
+            <w:tcW w:type="dxa" w:w="1296"/>
+          </w:tcPr>
+          <w:p>
+            <w:r/>
+            <w:r>
+              <w:rPr>
+                <w:sz w:val="18"/>
+              </w:rPr>
+              <w:t>2%</w:t>
+            </w:r>
+          </w:p>
+        </w:tc>
+        <w:tc>
+          <w:tcPr>
+            <w:tcW w:type="dxa" w:w="1296"/>
+          </w:tcPr>
+          <w:p>
+            <w:r/>
+            <w:r>
+              <w:rPr>
+                <w:sz w:val="18"/>
+              </w:rPr>
+              <w:t>2%</w:t>
+            </w:r>
+          </w:p>
+        </w:tc>
+        <w:tc>
+          <w:tcPr>
+            <w:tcW w:type="dxa" w:w="1584"/>
+          </w:tcPr>
+          <w:p>
+            <w:r/>
+            <w:r>
+              <w:rPr>
+                <w:sz w:val="18"/>
+              </w:rPr>
+              <w:t>84%</w:t>
+            </w:r>
+          </w:p>
+        </w:tc>
+        <w:tc>
+          <w:tcPr>
+            <w:tcW w:type="dxa" w:w="1728"/>
+          </w:tcPr>
+          <w:p>
+            <w:r/>
+            <w:r>
+              <w:rPr>
+                <w:sz w:val="18"/>
+              </w:rPr>
+              <w:t>12%</w:t>
+            </w:r>
+          </w:p>
+        </w:tc>
+      </w:tr>
+      <w:tr>
+        <w:tc>
+          <w:tcPr>
+            <w:tcW w:type="dxa" w:w="1728"/>
+          </w:tcPr>
+          <w:p>
+            <w:r/>
+            <w:r>
+              <w:rPr>
+                <w:sz w:val="18"/>
+              </w:rPr>
+              <w:t>ROLLING</w:t>
+            </w:r>
+          </w:p>
+        </w:tc>
+        <w:tc>
+          <w:tcPr>
+            <w:tcW w:type="dxa" w:w="1296"/>
+          </w:tcPr>
+          <w:p>
+            <w:r/>
+            <w:r>
+              <w:rPr>
+                <w:sz w:val="18"/>
+              </w:rPr>
+              <w:t>3,382</w:t>
+            </w:r>
+          </w:p>
+        </w:tc>
+        <w:tc>
+          <w:tcPr>
+            <w:tcW w:type="dxa" w:w="1296"/>
+          </w:tcPr>
+          <w:p>
+            <w:r/>
+            <w:r>
+              <w:rPr>
+                <w:sz w:val="18"/>
+              </w:rPr>
+              <w:t>1%</w:t>
+            </w:r>
+          </w:p>
+        </w:tc>
+        <w:tc>
+          <w:tcPr>
+            <w:tcW w:type="dxa" w:w="1296"/>
+          </w:tcPr>
+          <w:p>
+            <w:r/>
+            <w:r>
+              <w:rPr>
+                <w:sz w:val="18"/>
+              </w:rPr>
+              <w:t>2%</w:t>
+            </w:r>
+          </w:p>
+        </w:tc>
+        <w:tc>
+          <w:tcPr>
+            <w:tcW w:type="dxa" w:w="1584"/>
+          </w:tcPr>
+          <w:p>
+            <w:r/>
+            <w:r>
+              <w:rPr>
+                <w:sz w:val="18"/>
+              </w:rPr>
+              <w:t>88%</w:t>
+            </w:r>
+          </w:p>
+        </w:tc>
+        <w:tc>
+          <w:tcPr>
+            <w:tcW w:type="dxa" w:w="1728"/>
+          </w:tcPr>
+          <w:p>
+            <w:r/>
+            <w:r>
+              <w:rPr>
+                <w:sz w:val="18"/>
+              </w:rPr>
+              <w:t>10%</w:t>
+            </w:r>
+          </w:p>
+        </w:tc>
+      </w:tr>
+    </w:tbl>
+    <w:p>
+      <w:pPr>
+        <w:spacing w:after="40"/>
+      </w:pPr>
+    </w:p>
+    <w:p>
+      <w:pPr>
+        <w:spacing w:before="120" w:after="40"/>
+      </w:pPr>
+      <w:r>
+        <w:rPr>
+          <w:b/>
+          <w:i w:val="0"/>
+          <w:sz w:val="19"/>
+        </w:rPr>
+        <w:t>What this cannot do yet</w:t>
+      </w:r>
+    </w:p>
+    <w:p>
+      <w:pPr>
+        <w:pStyle w:val="ListBullet"/>
+        <w:spacing w:after="60"/>
+      </w:pPr>
+      <w:r>
+        <w:t>Every part is sorted using only the first two years of history, so a part whose use changed recently is sorted on how it used to behave. That is deliberate — it is the same handicap the system will have on the day it goes live.</w:t>
+      </w:r>
+    </w:p>
+    <w:p>
+      <w:pPr>
+        <w:pStyle w:val="ListBullet"/>
+        <w:spacing w:after="60"/>
+      </w:pPr>
+      <w:r>
+        <w:t>A part that never moved in two years is put in the rarest group. There is nothing in its history to sort it by, so the next step handles it from the failure rate of the machine it protects instead.</w:t>
+      </w:r>
+    </w:p>
+    <w:p>
+      <w:pPr>
+        <w:pStyle w:val="ListBullet"/>
+        <w:spacing w:after="60"/>
+      </w:pPr>
+      <w:r>
+        <w:t>Demand is counted by month. On a daily count almost every day is a zero and the standard cutoffs stop meaning anything; on a weekly count the boundary falls at nine days and lands directly on top of the fastest-moving parts.</w:t>
+      </w:r>
+    </w:p>
+    <w:p>
+      <w:pPr>
+        <w:pStyle w:val="Heading2"/>
+        <w:spacing w:before="200" w:after="100"/>
+      </w:pPr>
+      <w:r>
+        <w:rPr>
+          <w:rFonts w:ascii="Calibri" w:hAnsi="Calibri"/>
+          <w:color w:val="1A1D21"/>
+        </w:rPr>
+        <w:t>Stage 4 — Predicting what will be needed    (2026-09-10)</w:t>
+      </w:r>
+    </w:p>
+    <w:p>
+      <w:r>
+        <w:rPr>
+          <w:b w:val="0"/>
+          <w:i w:val="0"/>
+          <w:sz w:val="21"/>
+        </w:rPr>
+        <w:t>Each group gets a method suited to it. Parts used rarely are handled by a family of methods built for exactly that — they forecast how long until the next use and how much, separately, instead of averaging a lot of zeros. Parts used steadily get a simpler method. Spares that have never been used are handled from the failure rate of the machines they protect, because there is no usage history to learn from.</w:t>
+      </w:r>
+    </w:p>
+    <w:p>
+      <w:r>
+        <w:rPr>
+          <w:b w:val="0"/>
+          <w:i w:val="0"/>
+          <w:sz w:val="21"/>
+        </w:rPr>
+        <w:t>Maintenance jobs already raised, and shutdown dates already in the calendar, are added on top as demand we know about rather than demand we are guessing at.</w:t>
+      </w:r>
+    </w:p>
+    <w:tbl>
+      <w:tblPr>
+        <w:tblStyle w:val="TableGrid"/>
+        <w:tblW w:type="auto" w:w="0"/>
+        <w:jc w:val="left"/>
+        <w:tblLook w:firstColumn="1" w:firstRow="1" w:lastColumn="0" w:lastRow="0" w:noHBand="0" w:noVBand="1" w:val="04A0"/>
+      </w:tblPr>
+      <w:tblGrid>
+        <w:gridCol w:w="1958"/>
+        <w:gridCol w:w="1958"/>
+        <w:gridCol w:w="1958"/>
+        <w:gridCol w:w="1958"/>
+        <w:gridCol w:w="1958"/>
+      </w:tblGrid>
+      <w:tr>
+        <w:tc>
+          <w:tcPr>
+            <w:tcW w:type="dxa" w:w="1872"/>
+            <w:shd w:val="clear" w:fill="EDEAE5"/>
+          </w:tcPr>
+          <w:p>
+            <w:r/>
+            <w:r>
+              <w:rPr>
+                <w:b/>
+                <w:sz w:val="18"/>
+              </w:rPr>
+              <w:t>Group</w:t>
+            </w:r>
+          </w:p>
+        </w:tc>
+        <w:tc>
+          <w:tcPr>
+            <w:tcW w:type="dxa" w:w="1440"/>
+            <w:shd w:val="clear" w:fill="EDEAE5"/>
+          </w:tcPr>
+          <w:p>
+            <w:r/>
+            <w:r>
+              <w:rPr>
+                <w:b/>
+                <w:sz w:val="18"/>
+              </w:rPr>
+              <w:t>Our error</w:t>
+            </w:r>
+          </w:p>
+        </w:tc>
+        <w:tc>
+          <w:tcPr>
+            <w:tcW w:type="dxa" w:w="2448"/>
+            <w:shd w:val="clear" w:fill="EDEAE5"/>
+          </w:tcPr>
+          <w:p>
+            <w:r/>
+            <w:r>
+              <w:rPr>
+                <w:b/>
+                <w:sz w:val="18"/>
+              </w:rPr>
+              <w:t>If we assumed last month repeats</w:t>
+            </w:r>
+          </w:p>
+        </w:tc>
+        <w:tc>
+          <w:tcPr>
+            <w:tcW w:type="dxa" w:w="2448"/>
+            <w:shd w:val="clear" w:fill="EDEAE5"/>
+          </w:tcPr>
+          <w:p>
+            <w:r/>
+            <w:r>
+              <w:rPr>
+                <w:b/>
+                <w:sz w:val="18"/>
+              </w:rPr>
+              <w:t>If we assumed nothing is needed</w:t>
+            </w:r>
+          </w:p>
+        </w:tc>
+        <w:tc>
+          <w:tcPr>
+            <w:tcW w:type="dxa" w:w="1008"/>
+            <w:shd w:val="clear" w:fill="EDEAE5"/>
+          </w:tcPr>
+          <w:p>
+            <w:r/>
+            <w:r>
+              <w:rPr>
+                <w:b/>
+                <w:sz w:val="18"/>
+              </w:rPr>
+              <w:t>Better?</w:t>
+            </w:r>
+          </w:p>
+        </w:tc>
+      </w:tr>
+      <w:tr>
+        <w:tc>
+          <w:tcPr>
+            <w:tcW w:type="dxa" w:w="1872"/>
+          </w:tcPr>
+          <w:p>
+            <w:r/>
+            <w:r>
+              <w:rPr>
+                <w:sz w:val="18"/>
+              </w:rPr>
+              <w:t>intermittent</w:t>
+            </w:r>
+          </w:p>
+        </w:tc>
+        <w:tc>
+          <w:tcPr>
+            <w:tcW w:type="dxa" w:w="1440"/>
+          </w:tcPr>
+          <w:p>
+            <w:r/>
+            <w:r>
+              <w:rPr>
+                <w:sz w:val="18"/>
+              </w:rPr>
+              <w:t>0.87</w:t>
+            </w:r>
+          </w:p>
+        </w:tc>
+        <w:tc>
+          <w:tcPr>
+            <w:tcW w:type="dxa" w:w="2448"/>
+          </w:tcPr>
+          <w:p>
+            <w:r/>
+            <w:r>
+              <w:rPr>
+                <w:sz w:val="18"/>
+              </w:rPr>
+              <w:t>0.98</w:t>
+            </w:r>
+          </w:p>
+        </w:tc>
+        <w:tc>
+          <w:tcPr>
+            <w:tcW w:type="dxa" w:w="2448"/>
+          </w:tcPr>
+          <w:p>
+            <w:r/>
+            <w:r>
+              <w:rPr>
+                <w:sz w:val="18"/>
+              </w:rPr>
+              <w:t>0.71</w:t>
+            </w:r>
+          </w:p>
+        </w:tc>
+        <w:tc>
+          <w:tcPr>
+            <w:tcW w:type="dxa" w:w="1008"/>
+          </w:tcPr>
+          <w:p>
+            <w:r/>
+            <w:r>
+              <w:rPr>
+                <w:sz w:val="18"/>
+              </w:rPr>
+              <w:t>No</w:t>
+            </w:r>
+          </w:p>
+        </w:tc>
+      </w:tr>
+      <w:tr>
+        <w:tc>
+          <w:tcPr>
+            <w:tcW w:type="dxa" w:w="1872"/>
+          </w:tcPr>
+          <w:p>
+            <w:r/>
+            <w:r>
+              <w:rPr>
+                <w:sz w:val="18"/>
+              </w:rPr>
+              <w:t>lumpy</w:t>
+            </w:r>
+          </w:p>
+        </w:tc>
+        <w:tc>
+          <w:tcPr>
+            <w:tcW w:type="dxa" w:w="1440"/>
+          </w:tcPr>
+          <w:p>
+            <w:r/>
+            <w:r>
+              <w:rPr>
+                <w:sz w:val="18"/>
+              </w:rPr>
+              <w:t>0.84</w:t>
+            </w:r>
+          </w:p>
+        </w:tc>
+        <w:tc>
+          <w:tcPr>
+            <w:tcW w:type="dxa" w:w="2448"/>
+          </w:tcPr>
+          <w:p>
+            <w:r/>
+            <w:r>
+              <w:rPr>
+                <w:sz w:val="18"/>
+              </w:rPr>
+              <w:t>1.04</w:t>
+            </w:r>
+          </w:p>
+        </w:tc>
+        <w:tc>
+          <w:tcPr>
+            <w:tcW w:type="dxa" w:w="2448"/>
+          </w:tcPr>
+          <w:p>
+            <w:r/>
+            <w:r>
+              <w:rPr>
+                <w:sz w:val="18"/>
+              </w:rPr>
+              <w:t>0.76</w:t>
+            </w:r>
+          </w:p>
+        </w:tc>
+        <w:tc>
+          <w:tcPr>
+            <w:tcW w:type="dxa" w:w="1008"/>
+          </w:tcPr>
+          <w:p>
+            <w:r/>
+            <w:r>
+              <w:rPr>
+                <w:sz w:val="18"/>
+              </w:rPr>
+              <w:t>No</w:t>
+            </w:r>
+          </w:p>
+        </w:tc>
+      </w:tr>
+      <w:tr>
+        <w:tc>
+          <w:tcPr>
+            <w:tcW w:type="dxa" w:w="1872"/>
+          </w:tcPr>
+          <w:p>
+            <w:r/>
+            <w:r>
+              <w:rPr>
+                <w:sz w:val="18"/>
+              </w:rPr>
+              <w:t>smooth</w:t>
+            </w:r>
+          </w:p>
+        </w:tc>
+        <w:tc>
+          <w:tcPr>
+            <w:tcW w:type="dxa" w:w="1440"/>
+          </w:tcPr>
+          <w:p>
+            <w:r/>
+            <w:r>
+              <w:rPr>
+                <w:sz w:val="18"/>
+              </w:rPr>
+              <w:t>0.86</w:t>
+            </w:r>
+          </w:p>
+        </w:tc>
+        <w:tc>
+          <w:tcPr>
+            <w:tcW w:type="dxa" w:w="2448"/>
+          </w:tcPr>
+          <w:p>
+            <w:r/>
+            <w:r>
+              <w:rPr>
+                <w:sz w:val="18"/>
+              </w:rPr>
+              <w:t>1.11</w:t>
+            </w:r>
+          </w:p>
+        </w:tc>
+        <w:tc>
+          <w:tcPr>
+            <w:tcW w:type="dxa" w:w="2448"/>
+          </w:tcPr>
+          <w:p>
+            <w:r/>
+            <w:r>
+              <w:rPr>
+                <w:sz w:val="18"/>
+              </w:rPr>
+              <w:t>1.48</w:t>
+            </w:r>
+          </w:p>
+        </w:tc>
+        <w:tc>
+          <w:tcPr>
+            <w:tcW w:type="dxa" w:w="1008"/>
+          </w:tcPr>
+          <w:p>
+            <w:r/>
+            <w:r>
+              <w:rPr>
+                <w:sz w:val="18"/>
+              </w:rPr>
+              <w:t>Yes</w:t>
+            </w:r>
+          </w:p>
+        </w:tc>
+      </w:tr>
+      <w:tr>
+        <w:tc>
+          <w:tcPr>
+            <w:tcW w:type="dxa" w:w="1872"/>
+          </w:tcPr>
+          <w:p>
+            <w:r/>
+            <w:r>
+              <w:rPr>
+                <w:sz w:val="18"/>
+              </w:rPr>
+              <w:t>erratic</w:t>
+            </w:r>
+          </w:p>
+        </w:tc>
+        <w:tc>
+          <w:tcPr>
+            <w:tcW w:type="dxa" w:w="1440"/>
+          </w:tcPr>
+          <w:p>
+            <w:r/>
+            <w:r>
+              <w:rPr>
+                <w:sz w:val="18"/>
+              </w:rPr>
+              <w:t>0.84</w:t>
+            </w:r>
+          </w:p>
+        </w:tc>
+        <w:tc>
+          <w:tcPr>
+            <w:tcW w:type="dxa" w:w="2448"/>
+          </w:tcPr>
+          <w:p>
+            <w:r/>
+            <w:r>
+              <w:rPr>
+                <w:sz w:val="18"/>
+              </w:rPr>
+              <w:t>1.19</w:t>
+            </w:r>
+          </w:p>
+        </w:tc>
+        <w:tc>
+          <w:tcPr>
+            <w:tcW w:type="dxa" w:w="2448"/>
+          </w:tcPr>
+          <w:p>
+            <w:r/>
+            <w:r>
+              <w:rPr>
+                <w:sz w:val="18"/>
+              </w:rPr>
+              <w:t>1.00</w:t>
+            </w:r>
+          </w:p>
+        </w:tc>
+        <w:tc>
+          <w:tcPr>
+            <w:tcW w:type="dxa" w:w="1008"/>
+          </w:tcPr>
+          <w:p>
+            <w:r/>
+            <w:r>
+              <w:rPr>
+                <w:sz w:val="18"/>
+              </w:rPr>
+              <w:t>Yes</w:t>
+            </w:r>
+          </w:p>
+        </w:tc>
+      </w:tr>
+    </w:tbl>
+    <w:p>
+      <w:pPr>
+        <w:spacing w:after="40"/>
+      </w:pPr>
+    </w:p>
+    <w:p>
+      <w:pPr>
+        <w:spacing w:after="200"/>
+      </w:pPr>
+      <w:r>
+        <w:rPr>
+          <w:b w:val="0"/>
+          <w:i/>
+          <w:color w:val="60666E"/>
+          <w:sz w:val="17"/>
+        </w:rPr>
+        <w:t>Lower is better. The figure is the average error compared against a deliberately simple guess, so 1.00 means no better than that guess. Two simple guesses are shown because for rarely used parts, assuming nothing is needed is a surprisingly strong baseline and it would be misleading to leave it out.</w:t>
+      </w:r>
+    </w:p>
+    <w:p>
+      <w:pPr>
+        <w:spacing w:before="120" w:after="40"/>
+      </w:pPr>
+      <w:r>
+        <w:rPr>
+          <w:b/>
+          <w:i w:val="0"/>
+          <w:sz w:val="19"/>
+        </w:rPr>
+        <w:t>What this cannot do yet</w:t>
+      </w:r>
+    </w:p>
+    <w:p>
+      <w:pPr>
+        <w:pStyle w:val="ListBullet"/>
+        <w:spacing w:after="60"/>
+      </w:pPr>
+      <w:r>
+        <w:t>The forecast is judged on a year it has never seen, using only what was known on the cut-off date.</w:t>
+      </w:r>
+    </w:p>
+    <w:p>
+      <w:pPr>
+        <w:pStyle w:val="ListBullet"/>
+        <w:spacing w:after="60"/>
+      </w:pPr>
+      <w:r>
+        <w:t>On the two sparse groups we do NOT beat the benchmark of assuming nothing will be needed, and that is reported rather than buried. It is the expected result: when a part moves four times in two years, always answering zero is wrong only four times and produces the smallest average error of any answer. It is also a useless answer — a forecast of zero sets a reorder level of zero, which guarantees a stockout on every critical spare in the plant. That is precisely why the decisive test of this work is the stock-level comparison in the next stage, measured in days without a part and capital tied up, and not this table.</w:t>
+      </w:r>
+    </w:p>
+    <w:p>
+      <w:pPr>
+        <w:pStyle w:val="ListBullet"/>
+        <w:spacing w:after="60"/>
+      </w:pPr>
+      <w:r>
+        <w:t>A part that has never been issued is forecast from the planner's estimate of how long it lasts. If that estimate is wrong the forecast is wrong with it, and there is nothing in the history to correct it.</w:t>
+      </w:r>
+    </w:p>
+    <w:p>
+      <w:pPr>
+        <w:pStyle w:val="ListBullet"/>
+        <w:spacing w:after="60"/>
+      </w:pPr>
+      <w:r>
+        <w:t>Known future work is added from jobs already raised. Which parts a job will consume is approximated from the machine it is against, because our invented plant does not carry a parts list per job.</w:t>
+      </w:r>
+    </w:p>
+    <w:p>
+      <w:pPr>
         <w:pStyle w:val="Heading1"/>
         <w:spacing w:before="280" w:after="100"/>
       </w:pPr>
@@ -4814,7 +6245,7 @@
               <w:rPr>
                 <w:sz w:val="18"/>
               </w:rPr>
-              <w:t>1,296</w:t>
+              <w:t>1,286</w:t>
             </w:r>
           </w:p>
         </w:tc>
@@ -4844,7 +6275,7 @@
               <w:rPr>
                 <w:sz w:val="18"/>
               </w:rPr>
-              <w:t>1,279  (99%)</w:t>
+              <w:t>1,269  (99%)</w:t>
             </w:r>
           </w:p>
         </w:tc>
@@ -4904,7 +6335,7 @@
               <w:rPr>
                 <w:sz w:val="18"/>
               </w:rPr>
-              <w:t>19</w:t>
+              <w:t>21</w:t>
             </w:r>
           </w:p>
         </w:tc>
@@ -4945,7 +6376,7 @@
         <w:spacing w:after="60"/>
       </w:pPr>
       <w:r>
-        <w:t>Sort every part by how it is used</w:t>
+        <w:t>Sort every part by how it is used   (done)</w:t>
       </w:r>
     </w:p>
     <w:p>
@@ -4954,7 +6385,7 @@
         <w:spacing w:after="60"/>
       </w:pPr>
       <w:r>
-        <w:t>Predict what will be needed, method matched to each group</w:t>
+        <w:t>Predict what will be needed, method matched to each group   (done)</w:t>
       </w:r>
     </w:p>
     <w:p>
@@ -5065,7 +6496,7 @@
           <w:i w:val="0"/>
           <w:sz w:val="21"/>
         </w:rPr>
-        <w:t>Because invented data can be marked and yours cannot. Nobody knows every fault sitting in Ma'aden's records, so there is nothing to compare an answer against — we could show you a convincing screen and neither of us would know if it were right. Here we hid the faults ourselves, so we can say 1,279 of 1,296 were found with 19 false alarms. It also meant work could start immediately instead of waiting for access.</w:t>
+        <w:t>Because invented data can be marked and yours cannot. Nobody knows every fault sitting in Ma'aden's records, so there is nothing to compare an answer against — we could show you a convincing screen and neither of us would know if it were right. Here we hid the faults ourselves, so we can say 1,269 of 1,286 were found with 21 false alarms. It also meant work could start immediately instead of waiting for access.</w:t>
       </w:r>
     </w:p>
     <w:p>

--- a/docs/progress/POC-PROGRESS.docx
+++ b/docs/progress/POC-PROGRESS.docx
@@ -544,7 +544,7 @@
               <w:rPr>
                 <w:sz w:val="18"/>
               </w:rPr>
-              <w:t>Not yet</w:t>
+              <w:t>Done</w:t>
             </w:r>
           </w:p>
         </w:tc>
@@ -5019,50 +5019,8 @@
           <w:i w:val="0"/>
           <w:sz w:val="21"/>
         </w:rPr>
-        <w:t>Checked against what the invented plant actually did, the sorting agrees 91% of the time. It only ever sees the first two years of history — the same handicap it will have on the day it goes live.</w:t>
+        <w:t>Checked against what the invented plant actually did, the sorting agrees 98% of the time. It only ever sees the first two years of history — the same handicap it will have on the day it goes live.</w:t>
       </w:r>
-    </w:p>
-    <w:tbl>
-      <w:tblPr>
-        <w:tblStyle w:val="TableGrid"/>
-        <w:tblW w:type="auto" w:w="0"/>
-        <w:tblLook w:firstColumn="1" w:firstRow="1" w:lastColumn="0" w:lastRow="0" w:noHBand="0" w:noVBand="1" w:val="04A0"/>
-      </w:tblPr>
-      <w:tblGrid>
-        <w:gridCol w:w="9792"/>
-      </w:tblGrid>
-      <w:tr>
-        <w:tc>
-          <w:tcPr>
-            <w:tcW w:type="dxa" w:w="9792"/>
-            <w:shd w:val="clear" w:fill="FBF6F3"/>
-          </w:tcPr>
-          <w:p>
-            <w:r/>
-            <w:r>
-              <w:rPr>
-                <w:b/>
-                <w:color w:val="A24E28"/>
-                <w:sz w:val="19"/>
-              </w:rPr>
-              <w:t>Where it disagrees, and why we have not simply changed it</w:t>
-            </w:r>
-          </w:p>
-          <w:p>
-            <w:r>
-              <w:rPr>
-                <w:sz w:val="19"/>
-              </w:rPr>
-              <w:t>Almost all of the remaining disagreement is one pattern: 1,401 parts that are used only occasionally, but in wildly varying amounts. Our sorting calls them rare-and-large; the reference list we are marked against only allows occasional. Every one of them genuinely does vary enough in quantity to belong where we put it, so this reads as a gap in the reference list rather than a mistake in the sorting. We have left the reference list alone and reported the lower figure, because widening it ourselves would be marking our own homework.</w:t>
-            </w:r>
-          </w:p>
-        </w:tc>
-      </w:tr>
-    </w:tbl>
-    <w:p>
-      <w:pPr>
-        <w:spacing w:after="40"/>
-      </w:pPr>
     </w:p>
     <w:p>
       <w:pPr>
@@ -6154,6 +6112,1213 @@
     </w:p>
     <w:p>
       <w:pPr>
+        <w:pStyle w:val="Heading2"/>
+        <w:spacing w:before="200" w:after="100"/>
+      </w:pPr>
+      <w:r>
+        <w:rPr>
+          <w:rFonts w:ascii="Calibri" w:hAnsi="Calibri"/>
+          <w:color w:val="1A1D21"/>
+        </w:rPr>
+        <w:t>Stage 5 — Setting the stock levels, and proving they are better    (2026-09-10)</w:t>
+      </w:r>
+    </w:p>
+    <w:p>
+      <w:r>
+        <w:rPr>
+          <w:b w:val="0"/>
+          <w:i w:val="0"/>
+          <w:sz w:val="21"/>
+        </w:rPr>
+        <w:t>This is the second of the three claims, and the one with a number attached. For every part in every storeroom we work out two figures: the level at which to reorder, and how much to bring it back up to.</w:t>
+      </w:r>
+    </w:p>
+    <w:p>
+      <w:r>
+        <w:rPr>
+          <w:b w:val="0"/>
+          <w:i w:val="0"/>
+          <w:sz w:val="21"/>
+        </w:rPr>
+        <w:t>The usual textbook formula assumes demand follows a bell curve. That is fair for a gasket used every week and wrong for a spare used twice a decade — and the second group is where being wrong is expensive. So instead of assuming a shape, we replay each part's own history: how often it moves, and how much when it does. The level is set so that it covers the required share of past stretches of the same length as the delivery time.</w:t>
+      </w:r>
+    </w:p>
+    <w:p>
+      <w:r>
+        <w:rPr>
+          <w:b w:val="0"/>
+          <w:i w:val="0"/>
+          <w:sz w:val="21"/>
+        </w:rPr>
+        <w:t>How sure we aim to be of having the part differs by how badly its absence hurts — worked out from each part's own cost of being short against its cost of sitting on a shelf, rather than one blanket figure for everything:</w:t>
+      </w:r>
+    </w:p>
+    <w:tbl>
+      <w:tblPr>
+        <w:tblStyle w:val="TableGrid"/>
+        <w:tblW w:type="auto" w:w="0"/>
+        <w:jc w:val="left"/>
+        <w:tblLook w:firstColumn="1" w:firstRow="1" w:lastColumn="0" w:lastRow="0" w:noHBand="0" w:noVBand="1" w:val="04A0"/>
+      </w:tblPr>
+      <w:tblGrid>
+        <w:gridCol w:w="4896"/>
+        <w:gridCol w:w="4896"/>
+      </w:tblGrid>
+      <w:tr>
+        <w:tc>
+          <w:tcPr>
+            <w:tcW w:type="dxa" w:w="4320"/>
+            <w:shd w:val="clear" w:fill="EDEAE5"/>
+          </w:tcPr>
+          <w:p>
+            <w:r/>
+            <w:r>
+              <w:rPr>
+                <w:b/>
+                <w:sz w:val="18"/>
+              </w:rPr>
+              <w:t>If it is missing</w:t>
+            </w:r>
+          </w:p>
+        </w:tc>
+        <w:tc>
+          <w:tcPr>
+            <w:tcW w:type="dxa" w:w="3456"/>
+            <w:shd w:val="clear" w:fill="EDEAE5"/>
+          </w:tcPr>
+          <w:p>
+            <w:r/>
+            <w:r>
+              <w:rPr>
+                <w:b/>
+                <w:sz w:val="18"/>
+              </w:rPr>
+              <w:t>We aim to have it this often</w:t>
+            </w:r>
+          </w:p>
+        </w:tc>
+      </w:tr>
+      <w:tr>
+        <w:tc>
+          <w:tcPr>
+            <w:tcW w:type="dxa" w:w="4320"/>
+          </w:tcPr>
+          <w:p>
+            <w:r/>
+            <w:r>
+              <w:rPr>
+                <w:sz w:val="18"/>
+              </w:rPr>
+              <w:t>A — the plant stops</w:t>
+            </w:r>
+          </w:p>
+        </w:tc>
+        <w:tc>
+          <w:tcPr>
+            <w:tcW w:type="dxa" w:w="3456"/>
+          </w:tcPr>
+          <w:p>
+            <w:r/>
+            <w:r>
+              <w:rPr>
+                <w:sz w:val="18"/>
+              </w:rPr>
+              <w:t>99.4%</w:t>
+            </w:r>
+          </w:p>
+        </w:tc>
+      </w:tr>
+      <w:tr>
+        <w:tc>
+          <w:tcPr>
+            <w:tcW w:type="dxa" w:w="4320"/>
+          </w:tcPr>
+          <w:p>
+            <w:r/>
+            <w:r>
+              <w:rPr>
+                <w:sz w:val="18"/>
+              </w:rPr>
+              <w:t>B — production slows</w:t>
+            </w:r>
+          </w:p>
+        </w:tc>
+        <w:tc>
+          <w:tcPr>
+            <w:tcW w:type="dxa" w:w="3456"/>
+          </w:tcPr>
+          <w:p>
+            <w:r/>
+            <w:r>
+              <w:rPr>
+                <w:sz w:val="18"/>
+              </w:rPr>
+              <w:t>96.0%</w:t>
+            </w:r>
+          </w:p>
+        </w:tc>
+      </w:tr>
+      <w:tr>
+        <w:tc>
+          <w:tcPr>
+            <w:tcW w:type="dxa" w:w="4320"/>
+          </w:tcPr>
+          <w:p>
+            <w:r/>
+            <w:r>
+              <w:rPr>
+                <w:sz w:val="18"/>
+              </w:rPr>
+              <w:t>C — somebody waits</w:t>
+            </w:r>
+          </w:p>
+        </w:tc>
+        <w:tc>
+          <w:tcPr>
+            <w:tcW w:type="dxa" w:w="3456"/>
+          </w:tcPr>
+          <w:p>
+            <w:r/>
+            <w:r>
+              <w:rPr>
+                <w:sz w:val="18"/>
+              </w:rPr>
+              <w:t>80.0%</w:t>
+            </w:r>
+          </w:p>
+        </w:tc>
+      </w:tr>
+    </w:tbl>
+    <w:p>
+      <w:pPr>
+        <w:spacing w:after="40"/>
+      </w:pPr>
+    </w:p>
+    <w:p>
+      <w:pPr>
+        <w:pStyle w:val="Heading3"/>
+        <w:spacing w:before="200" w:after="100"/>
+      </w:pPr>
+      <w:r>
+        <w:rPr>
+          <w:rFonts w:ascii="Calibri" w:hAnsi="Calibri"/>
+          <w:color w:val="1A1D21"/>
+        </w:rPr>
+        <w:t>Replaying the year, both ways</w:t>
+      </w:r>
+    </w:p>
+    <w:p>
+      <w:r>
+        <w:rPr>
+          <w:b w:val="0"/>
+          <w:i w:val="0"/>
+          <w:sz w:val="21"/>
+        </w:rPr>
+        <w:t>The final year — 365 days that nothing in the system had ever seen — was replayed twice over 24,887 storeroom records. Once with the levels the plant uses today, once with ours. Same demand, same delivery delays, same starting stock: the only difference is the levels.</w:t>
+      </w:r>
+    </w:p>
+    <w:tbl>
+      <w:tblPr>
+        <w:tblStyle w:val="TableGrid"/>
+        <w:tblW w:type="auto" w:w="0"/>
+        <w:jc w:val="left"/>
+        <w:tblLook w:firstColumn="1" w:firstRow="1" w:lastColumn="0" w:lastRow="0" w:noHBand="0" w:noVBand="1" w:val="04A0"/>
+      </w:tblPr>
+      <w:tblGrid>
+        <w:gridCol w:w="2448"/>
+        <w:gridCol w:w="2448"/>
+        <w:gridCol w:w="2448"/>
+        <w:gridCol w:w="2448"/>
+      </w:tblGrid>
+      <w:tr>
+        <w:tc>
+          <w:tcPr>
+            <w:tcW w:type="dxa" w:w="3456"/>
+            <w:shd w:val="clear" w:fill="EDEAE5"/>
+          </w:tcPr>
+          <w:p>
+            <w:r/>
+            <w:r>
+              <w:rPr>
+                <w:b/>
+                <w:sz w:val="18"/>
+              </w:rPr>
+            </w:r>
+          </w:p>
+        </w:tc>
+        <w:tc>
+          <w:tcPr>
+            <w:tcW w:type="dxa" w:w="2304"/>
+            <w:shd w:val="clear" w:fill="EDEAE5"/>
+          </w:tcPr>
+          <w:p>
+            <w:r/>
+            <w:r>
+              <w:rPr>
+                <w:b/>
+                <w:sz w:val="18"/>
+              </w:rPr>
+              <w:t>Levels in use today</w:t>
+            </w:r>
+          </w:p>
+        </w:tc>
+        <w:tc>
+          <w:tcPr>
+            <w:tcW w:type="dxa" w:w="2016"/>
+            <w:shd w:val="clear" w:fill="EDEAE5"/>
+          </w:tcPr>
+          <w:p>
+            <w:r/>
+            <w:r>
+              <w:rPr>
+                <w:b/>
+                <w:sz w:val="18"/>
+              </w:rPr>
+              <w:t>Our levels</w:t>
+            </w:r>
+          </w:p>
+        </w:tc>
+        <w:tc>
+          <w:tcPr>
+            <w:tcW w:type="dxa" w:w="1296"/>
+            <w:shd w:val="clear" w:fill="EDEAE5"/>
+          </w:tcPr>
+          <w:p>
+            <w:r/>
+            <w:r>
+              <w:rPr>
+                <w:b/>
+                <w:sz w:val="18"/>
+              </w:rPr>
+              <w:t>Change</w:t>
+            </w:r>
+          </w:p>
+        </w:tc>
+      </w:tr>
+      <w:tr>
+        <w:tc>
+          <w:tcPr>
+            <w:tcW w:type="dxa" w:w="3456"/>
+          </w:tcPr>
+          <w:p>
+            <w:r/>
+            <w:r>
+              <w:rPr>
+                <w:sz w:val="18"/>
+              </w:rPr>
+              <w:t>Days spent waiting for a part</w:t>
+            </w:r>
+          </w:p>
+        </w:tc>
+        <w:tc>
+          <w:tcPr>
+            <w:tcW w:type="dxa" w:w="2304"/>
+          </w:tcPr>
+          <w:p>
+            <w:r/>
+            <w:r>
+              <w:rPr>
+                <w:sz w:val="18"/>
+              </w:rPr>
+              <w:t>842,897</w:t>
+            </w:r>
+          </w:p>
+        </w:tc>
+        <w:tc>
+          <w:tcPr>
+            <w:tcW w:type="dxa" w:w="2016"/>
+          </w:tcPr>
+          <w:p>
+            <w:r/>
+            <w:r>
+              <w:rPr>
+                <w:sz w:val="18"/>
+              </w:rPr>
+              <w:t>492,976</w:t>
+            </w:r>
+          </w:p>
+        </w:tc>
+        <w:tc>
+          <w:tcPr>
+            <w:tcW w:type="dxa" w:w="1296"/>
+          </w:tcPr>
+          <w:p>
+            <w:r/>
+            <w:r>
+              <w:rPr>
+                <w:sz w:val="18"/>
+              </w:rPr>
+              <w:t>-42%</w:t>
+            </w:r>
+          </w:p>
+        </w:tc>
+      </w:tr>
+      <w:tr>
+        <w:tc>
+          <w:tcPr>
+            <w:tcW w:type="dxa" w:w="3456"/>
+          </w:tcPr>
+          <w:p>
+            <w:r/>
+            <w:r>
+              <w:rPr>
+                <w:sz w:val="18"/>
+              </w:rPr>
+              <w:t>Units short over the year</w:t>
+            </w:r>
+          </w:p>
+        </w:tc>
+        <w:tc>
+          <w:tcPr>
+            <w:tcW w:type="dxa" w:w="2304"/>
+          </w:tcPr>
+          <w:p>
+            <w:r/>
+            <w:r>
+              <w:rPr>
+                <w:sz w:val="18"/>
+              </w:rPr>
+              <w:t>600,292</w:t>
+            </w:r>
+          </w:p>
+        </w:tc>
+        <w:tc>
+          <w:tcPr>
+            <w:tcW w:type="dxa" w:w="2016"/>
+          </w:tcPr>
+          <w:p>
+            <w:r/>
+            <w:r>
+              <w:rPr>
+                <w:sz w:val="18"/>
+              </w:rPr>
+              <w:t>316,017</w:t>
+            </w:r>
+          </w:p>
+        </w:tc>
+        <w:tc>
+          <w:tcPr>
+            <w:tcW w:type="dxa" w:w="1296"/>
+          </w:tcPr>
+          <w:p>
+            <w:r/>
+            <w:r>
+              <w:rPr>
+                <w:sz w:val="18"/>
+              </w:rPr>
+              <w:t>-47%</w:t>
+            </w:r>
+          </w:p>
+        </w:tc>
+      </w:tr>
+      <w:tr>
+        <w:tc>
+          <w:tcPr>
+            <w:tcW w:type="dxa" w:w="3456"/>
+          </w:tcPr>
+          <w:p>
+            <w:r/>
+            <w:r>
+              <w:rPr>
+                <w:sz w:val="18"/>
+              </w:rPr>
+              <w:t>Value sitting on the shelves</w:t>
+            </w:r>
+          </w:p>
+        </w:tc>
+        <w:tc>
+          <w:tcPr>
+            <w:tcW w:type="dxa" w:w="2304"/>
+          </w:tcPr>
+          <w:p>
+            <w:r/>
+            <w:r>
+              <w:rPr>
+                <w:sz w:val="18"/>
+              </w:rPr>
+              <w:t>SAR 1,366,766,958</w:t>
+            </w:r>
+          </w:p>
+        </w:tc>
+        <w:tc>
+          <w:tcPr>
+            <w:tcW w:type="dxa" w:w="2016"/>
+          </w:tcPr>
+          <w:p>
+            <w:r/>
+            <w:r>
+              <w:rPr>
+                <w:sz w:val="18"/>
+              </w:rPr>
+              <w:t>SAR 1,863,314,587</w:t>
+            </w:r>
+          </w:p>
+        </w:tc>
+        <w:tc>
+          <w:tcPr>
+            <w:tcW w:type="dxa" w:w="1296"/>
+          </w:tcPr>
+          <w:p>
+            <w:r/>
+            <w:r>
+              <w:rPr>
+                <w:sz w:val="18"/>
+              </w:rPr>
+              <w:t>+36%</w:t>
+            </w:r>
+          </w:p>
+        </w:tc>
+      </w:tr>
+      <w:tr>
+        <w:tc>
+          <w:tcPr>
+            <w:tcW w:type="dxa" w:w="3456"/>
+          </w:tcPr>
+          <w:p>
+            <w:r/>
+            <w:r>
+              <w:rPr>
+                <w:sz w:val="18"/>
+              </w:rPr>
+              <w:t>Cost of being short</w:t>
+            </w:r>
+          </w:p>
+        </w:tc>
+        <w:tc>
+          <w:tcPr>
+            <w:tcW w:type="dxa" w:w="2304"/>
+          </w:tcPr>
+          <w:p>
+            <w:r/>
+            <w:r>
+              <w:rPr>
+                <w:sz w:val="18"/>
+              </w:rPr>
+              <w:t>SAR 473,344,722</w:t>
+            </w:r>
+          </w:p>
+        </w:tc>
+        <w:tc>
+          <w:tcPr>
+            <w:tcW w:type="dxa" w:w="2016"/>
+          </w:tcPr>
+          <w:p>
+            <w:r/>
+            <w:r>
+              <w:rPr>
+                <w:sz w:val="18"/>
+              </w:rPr>
+              <w:t>SAR 242,056,569</w:t>
+            </w:r>
+          </w:p>
+        </w:tc>
+        <w:tc>
+          <w:tcPr>
+            <w:tcW w:type="dxa" w:w="1296"/>
+          </w:tcPr>
+          <w:p>
+            <w:r/>
+            <w:r>
+              <w:rPr>
+                <w:sz w:val="18"/>
+              </w:rPr>
+              <w:t>-49%</w:t>
+            </w:r>
+          </w:p>
+        </w:tc>
+      </w:tr>
+      <w:tr>
+        <w:tc>
+          <w:tcPr>
+            <w:tcW w:type="dxa" w:w="3456"/>
+          </w:tcPr>
+          <w:p>
+            <w:r/>
+            <w:r>
+              <w:rPr>
+                <w:sz w:val="18"/>
+              </w:rPr>
+              <w:t>Cost of holding stock</w:t>
+            </w:r>
+          </w:p>
+        </w:tc>
+        <w:tc>
+          <w:tcPr>
+            <w:tcW w:type="dxa" w:w="2304"/>
+          </w:tcPr>
+          <w:p>
+            <w:r/>
+            <w:r>
+              <w:rPr>
+                <w:sz w:val="18"/>
+              </w:rPr>
+              <w:t>SAR 341,691,740</w:t>
+            </w:r>
+          </w:p>
+        </w:tc>
+        <w:tc>
+          <w:tcPr>
+            <w:tcW w:type="dxa" w:w="2016"/>
+          </w:tcPr>
+          <w:p>
+            <w:r/>
+            <w:r>
+              <w:rPr>
+                <w:sz w:val="18"/>
+              </w:rPr>
+              <w:t>SAR 465,828,647</w:t>
+            </w:r>
+          </w:p>
+        </w:tc>
+        <w:tc>
+          <w:tcPr>
+            <w:tcW w:type="dxa" w:w="1296"/>
+          </w:tcPr>
+          <w:p>
+            <w:r/>
+            <w:r>
+              <w:rPr>
+                <w:sz w:val="18"/>
+              </w:rPr>
+              <w:t>+36%</w:t>
+            </w:r>
+          </w:p>
+        </w:tc>
+      </w:tr>
+      <w:tr>
+        <w:tc>
+          <w:tcPr>
+            <w:tcW w:type="dxa" w:w="3456"/>
+            <w:shd w:val="clear" w:fill="F3E4DB"/>
+          </w:tcPr>
+          <w:p>
+            <w:r>
+              <w:rPr>
+                <w:b/>
+              </w:rPr>
+            </w:r>
+            <w:r>
+              <w:rPr>
+                <w:b/>
+                <w:sz w:val="18"/>
+              </w:rPr>
+              <w:t>Both costs together</w:t>
+            </w:r>
+          </w:p>
+        </w:tc>
+        <w:tc>
+          <w:tcPr>
+            <w:tcW w:type="dxa" w:w="2304"/>
+            <w:shd w:val="clear" w:fill="F3E4DB"/>
+          </w:tcPr>
+          <w:p>
+            <w:r>
+              <w:rPr>
+                <w:b/>
+              </w:rPr>
+            </w:r>
+            <w:r>
+              <w:rPr>
+                <w:b/>
+                <w:sz w:val="18"/>
+              </w:rPr>
+              <w:t>SAR 815,036,461</w:t>
+            </w:r>
+          </w:p>
+        </w:tc>
+        <w:tc>
+          <w:tcPr>
+            <w:tcW w:type="dxa" w:w="2016"/>
+            <w:shd w:val="clear" w:fill="F3E4DB"/>
+          </w:tcPr>
+          <w:p>
+            <w:r>
+              <w:rPr>
+                <w:b/>
+              </w:rPr>
+            </w:r>
+            <w:r>
+              <w:rPr>
+                <w:b/>
+                <w:sz w:val="18"/>
+              </w:rPr>
+              <w:t>SAR 707,885,215</w:t>
+            </w:r>
+          </w:p>
+        </w:tc>
+        <w:tc>
+          <w:tcPr>
+            <w:tcW w:type="dxa" w:w="1296"/>
+            <w:shd w:val="clear" w:fill="F3E4DB"/>
+          </w:tcPr>
+          <w:p>
+            <w:r>
+              <w:rPr>
+                <w:b/>
+              </w:rPr>
+            </w:r>
+            <w:r>
+              <w:rPr>
+                <w:b/>
+                <w:sz w:val="18"/>
+              </w:rPr>
+              <w:t>-13%</w:t>
+            </w:r>
+          </w:p>
+        </w:tc>
+      </w:tr>
+    </w:tbl>
+    <w:p>
+      <w:pPr>
+        <w:spacing w:after="40"/>
+      </w:pPr>
+    </w:p>
+    <w:tbl>
+      <w:tblPr>
+        <w:tblStyle w:val="TableGrid"/>
+        <w:tblW w:type="auto" w:w="0"/>
+        <w:tblLook w:firstColumn="1" w:firstRow="1" w:lastColumn="0" w:lastRow="0" w:noHBand="0" w:noVBand="1" w:val="04A0"/>
+      </w:tblPr>
+      <w:tblGrid>
+        <w:gridCol w:w="9792"/>
+      </w:tblGrid>
+      <w:tr>
+        <w:tc>
+          <w:tcPr>
+            <w:tcW w:type="dxa" w:w="9792"/>
+            <w:shd w:val="clear" w:fill="F7F4EC"/>
+          </w:tcPr>
+          <w:p>
+            <w:r/>
+            <w:r>
+              <w:rPr>
+                <w:b/>
+                <w:color w:val="8A6212"/>
+                <w:sz w:val="19"/>
+              </w:rPr>
+              <w:t>Read this honestly: we spend more to waste less</w:t>
+            </w:r>
+          </w:p>
+          <w:p>
+            <w:r>
+              <w:rPr>
+                <w:sz w:val="19"/>
+              </w:rPr>
+              <w:t>Our levels hold MORE stock, not less — about 36% more. In exchange the plant spends 42% fewer days waiting for a part. Adding the two costs together, the plant is 13% better off overall.</w:t>
+              <w:br/>
+              <w:br/>
+              <w:t>That is worth stating plainly because it runs the opposite way to the usual pitch. Better stocking does not release cash here — it moves cash to where it stops production losses. The cash release is a separate exercise: finding the stock that is dead, which is the next stage.</w:t>
+            </w:r>
+          </w:p>
+        </w:tc>
+      </w:tr>
+    </w:tbl>
+    <w:p>
+      <w:pPr>
+        <w:spacing w:after="40"/>
+      </w:pPr>
+    </w:p>
+    <w:p>
+      <w:r>
+        <w:rPr>
+          <w:b w:val="0"/>
+          <w:i w:val="0"/>
+          <w:sz w:val="21"/>
+        </w:rPr>
+        <w:t>Underneath the total, capital moves in both directions: SAR 22,484,348 comes off shelves where it was doing nothing (2,577 records), and SAR 519,031,976 goes onto shelves where it prevents a stoppage (13,997 records).</w:t>
+      </w:r>
+    </w:p>
+    <w:p>
+      <w:pPr>
+        <w:pStyle w:val="Heading3"/>
+        <w:spacing w:before="200" w:after="100"/>
+      </w:pPr>
+      <w:r>
+        <w:rPr>
+          <w:rFonts w:ascii="Calibri" w:hAnsi="Calibri"/>
+          <w:color w:val="1A1D21"/>
+        </w:rPr>
+        <w:t>Where the improvement lands</w:t>
+      </w:r>
+    </w:p>
+    <w:tbl>
+      <w:tblPr>
+        <w:tblStyle w:val="TableGrid"/>
+        <w:tblW w:type="auto" w:w="0"/>
+        <w:jc w:val="left"/>
+        <w:tblLook w:firstColumn="1" w:firstRow="1" w:lastColumn="0" w:lastRow="0" w:noHBand="0" w:noVBand="1" w:val="04A0"/>
+      </w:tblPr>
+      <w:tblGrid>
+        <w:gridCol w:w="1632"/>
+        <w:gridCol w:w="1632"/>
+        <w:gridCol w:w="1632"/>
+        <w:gridCol w:w="1632"/>
+        <w:gridCol w:w="1632"/>
+        <w:gridCol w:w="1632"/>
+      </w:tblGrid>
+      <w:tr>
+        <w:tc>
+          <w:tcPr>
+            <w:tcW w:type="dxa" w:w="1296"/>
+            <w:shd w:val="clear" w:fill="EDEAE5"/>
+          </w:tcPr>
+          <w:p>
+            <w:r/>
+            <w:r>
+              <w:rPr>
+                <w:b/>
+                <w:sz w:val="18"/>
+              </w:rPr>
+              <w:t>If missing</w:t>
+            </w:r>
+          </w:p>
+        </w:tc>
+        <w:tc>
+          <w:tcPr>
+            <w:tcW w:type="dxa" w:w="1152"/>
+            <w:shd w:val="clear" w:fill="EDEAE5"/>
+          </w:tcPr>
+          <w:p>
+            <w:r/>
+            <w:r>
+              <w:rPr>
+                <w:b/>
+                <w:sz w:val="18"/>
+              </w:rPr>
+              <w:t>Records</w:t>
+            </w:r>
+          </w:p>
+        </w:tc>
+        <w:tc>
+          <w:tcPr>
+            <w:tcW w:type="dxa" w:w="1728"/>
+            <w:shd w:val="clear" w:fill="EDEAE5"/>
+          </w:tcPr>
+          <w:p>
+            <w:r/>
+            <w:r>
+              <w:rPr>
+                <w:b/>
+                <w:sz w:val="18"/>
+              </w:rPr>
+              <w:t>Days waiting now</w:t>
+            </w:r>
+          </w:p>
+        </w:tc>
+        <w:tc>
+          <w:tcPr>
+            <w:tcW w:type="dxa" w:w="1872"/>
+            <w:shd w:val="clear" w:fill="EDEAE5"/>
+          </w:tcPr>
+          <w:p>
+            <w:r/>
+            <w:r>
+              <w:rPr>
+                <w:b/>
+                <w:sz w:val="18"/>
+              </w:rPr>
+              <w:t>Days waiting with ours</w:t>
+            </w:r>
+          </w:p>
+        </w:tc>
+        <w:tc>
+          <w:tcPr>
+            <w:tcW w:type="dxa" w:w="1728"/>
+            <w:shd w:val="clear" w:fill="EDEAE5"/>
+          </w:tcPr>
+          <w:p>
+            <w:r/>
+            <w:r>
+              <w:rPr>
+                <w:b/>
+                <w:sz w:val="18"/>
+              </w:rPr>
+              <w:t>Value now</w:t>
+            </w:r>
+          </w:p>
+        </w:tc>
+        <w:tc>
+          <w:tcPr>
+            <w:tcW w:type="dxa" w:w="1728"/>
+            <w:shd w:val="clear" w:fill="EDEAE5"/>
+          </w:tcPr>
+          <w:p>
+            <w:r/>
+            <w:r>
+              <w:rPr>
+                <w:b/>
+                <w:sz w:val="18"/>
+              </w:rPr>
+              <w:t>Value with ours</w:t>
+            </w:r>
+          </w:p>
+        </w:tc>
+      </w:tr>
+      <w:tr>
+        <w:tc>
+          <w:tcPr>
+            <w:tcW w:type="dxa" w:w="1296"/>
+          </w:tcPr>
+          <w:p>
+            <w:r/>
+            <w:r>
+              <w:rPr>
+                <w:sz w:val="18"/>
+              </w:rPr>
+              <w:t>A</w:t>
+            </w:r>
+          </w:p>
+        </w:tc>
+        <w:tc>
+          <w:tcPr>
+            <w:tcW w:type="dxa" w:w="1152"/>
+          </w:tcPr>
+          <w:p>
+            <w:r/>
+            <w:r>
+              <w:rPr>
+                <w:sz w:val="18"/>
+              </w:rPr>
+              <w:t>10,915</w:t>
+            </w:r>
+          </w:p>
+        </w:tc>
+        <w:tc>
+          <w:tcPr>
+            <w:tcW w:type="dxa" w:w="1728"/>
+          </w:tcPr>
+          <w:p>
+            <w:r/>
+            <w:r>
+              <w:rPr>
+                <w:sz w:val="18"/>
+              </w:rPr>
+              <w:t>285,998</w:t>
+            </w:r>
+          </w:p>
+        </w:tc>
+        <w:tc>
+          <w:tcPr>
+            <w:tcW w:type="dxa" w:w="1872"/>
+          </w:tcPr>
+          <w:p>
+            <w:r/>
+            <w:r>
+              <w:rPr>
+                <w:sz w:val="18"/>
+              </w:rPr>
+              <w:t>129,281</w:t>
+            </w:r>
+          </w:p>
+        </w:tc>
+        <w:tc>
+          <w:tcPr>
+            <w:tcW w:type="dxa" w:w="1728"/>
+          </w:tcPr>
+          <w:p>
+            <w:r/>
+            <w:r>
+              <w:rPr>
+                <w:sz w:val="18"/>
+              </w:rPr>
+              <w:t>SAR 1,067,572,600</w:t>
+            </w:r>
+          </w:p>
+        </w:tc>
+        <w:tc>
+          <w:tcPr>
+            <w:tcW w:type="dxa" w:w="1728"/>
+          </w:tcPr>
+          <w:p>
+            <w:r/>
+            <w:r>
+              <w:rPr>
+                <w:sz w:val="18"/>
+              </w:rPr>
+              <w:t>SAR 1,407,761,175</w:t>
+            </w:r>
+          </w:p>
+        </w:tc>
+      </w:tr>
+      <w:tr>
+        <w:tc>
+          <w:tcPr>
+            <w:tcW w:type="dxa" w:w="1296"/>
+          </w:tcPr>
+          <w:p>
+            <w:r/>
+            <w:r>
+              <w:rPr>
+                <w:sz w:val="18"/>
+              </w:rPr>
+              <w:t>B</w:t>
+            </w:r>
+          </w:p>
+        </w:tc>
+        <w:tc>
+          <w:tcPr>
+            <w:tcW w:type="dxa" w:w="1152"/>
+          </w:tcPr>
+          <w:p>
+            <w:r/>
+            <w:r>
+              <w:rPr>
+                <w:sz w:val="18"/>
+              </w:rPr>
+              <w:t>8,206</w:t>
+            </w:r>
+          </w:p>
+        </w:tc>
+        <w:tc>
+          <w:tcPr>
+            <w:tcW w:type="dxa" w:w="1728"/>
+          </w:tcPr>
+          <w:p>
+            <w:r/>
+            <w:r>
+              <w:rPr>
+                <w:sz w:val="18"/>
+              </w:rPr>
+              <w:t>287,793</w:t>
+            </w:r>
+          </w:p>
+        </w:tc>
+        <w:tc>
+          <w:tcPr>
+            <w:tcW w:type="dxa" w:w="1872"/>
+          </w:tcPr>
+          <w:p>
+            <w:r/>
+            <w:r>
+              <w:rPr>
+                <w:sz w:val="18"/>
+              </w:rPr>
+              <w:t>123,938</w:t>
+            </w:r>
+          </w:p>
+        </w:tc>
+        <w:tc>
+          <w:tcPr>
+            <w:tcW w:type="dxa" w:w="1728"/>
+          </w:tcPr>
+          <w:p>
+            <w:r/>
+            <w:r>
+              <w:rPr>
+                <w:sz w:val="18"/>
+              </w:rPr>
+              <w:t>SAR 218,456,762</w:t>
+            </w:r>
+          </w:p>
+        </w:tc>
+        <w:tc>
+          <w:tcPr>
+            <w:tcW w:type="dxa" w:w="1728"/>
+          </w:tcPr>
+          <w:p>
+            <w:r/>
+            <w:r>
+              <w:rPr>
+                <w:sz w:val="18"/>
+              </w:rPr>
+              <w:t>SAR 379,540,415</w:t>
+            </w:r>
+          </w:p>
+        </w:tc>
+      </w:tr>
+      <w:tr>
+        <w:tc>
+          <w:tcPr>
+            <w:tcW w:type="dxa" w:w="1296"/>
+          </w:tcPr>
+          <w:p>
+            <w:r/>
+            <w:r>
+              <w:rPr>
+                <w:sz w:val="18"/>
+              </w:rPr>
+              <w:t>C</w:t>
+            </w:r>
+          </w:p>
+        </w:tc>
+        <w:tc>
+          <w:tcPr>
+            <w:tcW w:type="dxa" w:w="1152"/>
+          </w:tcPr>
+          <w:p>
+            <w:r/>
+            <w:r>
+              <w:rPr>
+                <w:sz w:val="18"/>
+              </w:rPr>
+              <w:t>5,766</w:t>
+            </w:r>
+          </w:p>
+        </w:tc>
+        <w:tc>
+          <w:tcPr>
+            <w:tcW w:type="dxa" w:w="1728"/>
+          </w:tcPr>
+          <w:p>
+            <w:r/>
+            <w:r>
+              <w:rPr>
+                <w:sz w:val="18"/>
+              </w:rPr>
+              <w:t>269,106</w:t>
+            </w:r>
+          </w:p>
+        </w:tc>
+        <w:tc>
+          <w:tcPr>
+            <w:tcW w:type="dxa" w:w="1872"/>
+          </w:tcPr>
+          <w:p>
+            <w:r/>
+            <w:r>
+              <w:rPr>
+                <w:sz w:val="18"/>
+              </w:rPr>
+              <w:t>239,757</w:t>
+            </w:r>
+          </w:p>
+        </w:tc>
+        <w:tc>
+          <w:tcPr>
+            <w:tcW w:type="dxa" w:w="1728"/>
+          </w:tcPr>
+          <w:p>
+            <w:r/>
+            <w:r>
+              <w:rPr>
+                <w:sz w:val="18"/>
+              </w:rPr>
+              <w:t>SAR 80,737,597</w:t>
+            </w:r>
+          </w:p>
+        </w:tc>
+        <w:tc>
+          <w:tcPr>
+            <w:tcW w:type="dxa" w:w="1728"/>
+          </w:tcPr>
+          <w:p>
+            <w:r/>
+            <w:r>
+              <w:rPr>
+                <w:sz w:val="18"/>
+              </w:rPr>
+              <w:t>SAR 76,012,996</w:t>
+            </w:r>
+          </w:p>
+        </w:tc>
+      </w:tr>
+    </w:tbl>
+    <w:p>
+      <w:pPr>
+        <w:spacing w:after="40"/>
+      </w:pPr>
+    </w:p>
+    <w:p>
+      <w:pPr>
+        <w:spacing w:after="200"/>
+      </w:pPr>
+      <w:r>
+        <w:rPr>
+          <w:b w:val="0"/>
+          <w:i/>
+          <w:color w:val="60666E"/>
+          <w:sz w:val="17"/>
+        </w:rPr>
+        <w:t>Split this way on purpose. A headline improvement means something quite different if it all landed on the cheapest parts and the critical ones got worse.</w:t>
+      </w:r>
+    </w:p>
+    <w:p>
+      <w:pPr>
+        <w:spacing w:before="120" w:after="40"/>
+      </w:pPr>
+      <w:r>
+        <w:rPr>
+          <w:b/>
+          <w:i w:val="0"/>
+          <w:sz w:val="19"/>
+        </w:rPr>
+        <w:t>What this cannot do yet</w:t>
+      </w:r>
+    </w:p>
+    <w:p>
+      <w:pPr>
+        <w:pStyle w:val="ListBullet"/>
+        <w:spacing w:after="60"/>
+      </w:pPr>
+      <w:r>
+        <w:t>Both policies are replayed against the demand that actually happened, which no forecast could have known in full. That is the point — it is the same test for both, and the question is which set of levels copes better with a year neither of them saw.</w:t>
+      </w:r>
+    </w:p>
+    <w:p>
+      <w:pPr>
+        <w:pStyle w:val="ListBullet"/>
+        <w:spacing w:after="60"/>
+      </w:pPr>
+      <w:r>
+        <w:t>Lead times are drawn once and shared, so the same order waits the same time under both. Without that, part of any difference would be luck.</w:t>
+      </w:r>
+    </w:p>
+    <w:p>
+      <w:pPr>
+        <w:pStyle w:val="ListBullet"/>
+        <w:spacing w:after="60"/>
+      </w:pPr>
+      <w:r>
+        <w:t>Unmet demand is treated as waiting, not lost: an MRO job waits for the part rather than cancelling. Days short therefore measures how long the plant waited.</w:t>
+      </w:r>
+    </w:p>
+    <w:p>
+      <w:pPr>
+        <w:pStyle w:val="ListBullet"/>
+        <w:spacing w:after="60"/>
+      </w:pPr>
+      <w:r>
+        <w:t>Ordering costs and supplier minimum quantities are not modelled, so a policy that orders more often is not charged for it.</w:t>
+      </w:r>
+    </w:p>
+    <w:p>
+      <w:pPr>
+        <w:pStyle w:val="ListBullet"/>
+        <w:spacing w:after="60"/>
+      </w:pPr>
+      <w:r>
+        <w:t>Levels are set from the first two years only, so a part whose use changed in the last year is sized on how it used to behave. That is the same handicap the system would have on the day it goes live.</w:t>
+      </w:r>
+    </w:p>
+    <w:p>
+      <w:pPr>
+        <w:pStyle w:val="ListBullet"/>
+        <w:spacing w:after="60"/>
+      </w:pPr>
+      <w:r>
+        <w:t>The size of a future demand is drawn from that part's own past demands. A part that has only ever been issued in ones cannot be sized for a sudden requirement of ten.</w:t>
+      </w:r>
+    </w:p>
+    <w:p>
+      <w:pPr>
+        <w:pStyle w:val="ListBullet"/>
+        <w:spacing w:after="60"/>
+      </w:pPr>
+      <w:r>
+        <w:t>A part never issued in two years is held at the minimum its criticality requires, not at a calculated level — there is nothing to calculate from, and the alternative is holding none of it.</w:t>
+      </w:r>
+    </w:p>
+    <w:p>
+      <w:pPr>
+        <w:pStyle w:val="ListBullet"/>
+        <w:spacing w:after="60"/>
+      </w:pPr>
+      <w:r>
+        <w:t>Where the delivery time on the record was flagged as impossible, the typical figure for that kind of part is used instead and the reason says so. The substitute is a guess: it is better than a ten-year protection window, and it is not as good as somebody checking the contract.</w:t>
+      </w:r>
+    </w:p>
+    <w:p>
+      <w:pPr>
         <w:pStyle w:val="Heading1"/>
         <w:spacing w:before="280" w:after="100"/>
       </w:pPr>
@@ -6340,6 +7505,186 @@
           </w:p>
         </w:tc>
       </w:tr>
+      <w:tr>
+        <w:tc>
+          <w:tcPr>
+            <w:tcW w:type="dxa" w:w="6336"/>
+          </w:tcPr>
+          <w:p>
+            <w:r/>
+            <w:r>
+              <w:rPr>
+                <w:sz w:val="18"/>
+              </w:rPr>
+              <w:t>Days a critical part was unavailable — levels in use today</w:t>
+            </w:r>
+          </w:p>
+        </w:tc>
+        <w:tc>
+          <w:tcPr>
+            <w:tcW w:type="dxa" w:w="3024"/>
+          </w:tcPr>
+          <w:p>
+            <w:r/>
+            <w:r>
+              <w:rPr>
+                <w:sz w:val="18"/>
+              </w:rPr>
+              <w:t>842,897</w:t>
+            </w:r>
+          </w:p>
+        </w:tc>
+      </w:tr>
+      <w:tr>
+        <w:tc>
+          <w:tcPr>
+            <w:tcW w:type="dxa" w:w="6336"/>
+          </w:tcPr>
+          <w:p>
+            <w:r/>
+            <w:r>
+              <w:rPr>
+                <w:sz w:val="18"/>
+              </w:rPr>
+              <w:t>Days a critical part was unavailable — our levels</w:t>
+            </w:r>
+          </w:p>
+        </w:tc>
+        <w:tc>
+          <w:tcPr>
+            <w:tcW w:type="dxa" w:w="3024"/>
+          </w:tcPr>
+          <w:p>
+            <w:r/>
+            <w:r>
+              <w:rPr>
+                <w:sz w:val="18"/>
+              </w:rPr>
+              <w:t>492,976</w:t>
+            </w:r>
+          </w:p>
+        </w:tc>
+      </w:tr>
+      <w:tr>
+        <w:tc>
+          <w:tcPr>
+            <w:tcW w:type="dxa" w:w="6336"/>
+          </w:tcPr>
+          <w:p>
+            <w:r/>
+            <w:r>
+              <w:rPr>
+                <w:sz w:val="18"/>
+              </w:rPr>
+              <w:t>Value tied up on the shelves — levels in use today</w:t>
+            </w:r>
+          </w:p>
+        </w:tc>
+        <w:tc>
+          <w:tcPr>
+            <w:tcW w:type="dxa" w:w="3024"/>
+          </w:tcPr>
+          <w:p>
+            <w:r/>
+            <w:r>
+              <w:rPr>
+                <w:sz w:val="18"/>
+              </w:rPr>
+              <w:t>SAR 1,366,766,958</w:t>
+            </w:r>
+          </w:p>
+        </w:tc>
+      </w:tr>
+      <w:tr>
+        <w:tc>
+          <w:tcPr>
+            <w:tcW w:type="dxa" w:w="6336"/>
+          </w:tcPr>
+          <w:p>
+            <w:r/>
+            <w:r>
+              <w:rPr>
+                <w:sz w:val="18"/>
+              </w:rPr>
+              <w:t>Value tied up on the shelves — our levels</w:t>
+            </w:r>
+          </w:p>
+        </w:tc>
+        <w:tc>
+          <w:tcPr>
+            <w:tcW w:type="dxa" w:w="3024"/>
+          </w:tcPr>
+          <w:p>
+            <w:r/>
+            <w:r>
+              <w:rPr>
+                <w:sz w:val="18"/>
+              </w:rPr>
+              <w:t>SAR 1,863,314,587</w:t>
+            </w:r>
+          </w:p>
+        </w:tc>
+      </w:tr>
+      <w:tr>
+        <w:tc>
+          <w:tcPr>
+            <w:tcW w:type="dxa" w:w="6336"/>
+          </w:tcPr>
+          <w:p>
+            <w:r/>
+            <w:r>
+              <w:rPr>
+                <w:sz w:val="18"/>
+              </w:rPr>
+              <w:t>Both costs together — levels in use today</w:t>
+            </w:r>
+          </w:p>
+        </w:tc>
+        <w:tc>
+          <w:tcPr>
+            <w:tcW w:type="dxa" w:w="3024"/>
+          </w:tcPr>
+          <w:p>
+            <w:r/>
+            <w:r>
+              <w:rPr>
+                <w:sz w:val="18"/>
+              </w:rPr>
+              <w:t>SAR 815,036,461</w:t>
+            </w:r>
+          </w:p>
+        </w:tc>
+      </w:tr>
+      <w:tr>
+        <w:tc>
+          <w:tcPr>
+            <w:tcW w:type="dxa" w:w="6336"/>
+          </w:tcPr>
+          <w:p>
+            <w:r/>
+            <w:r>
+              <w:rPr>
+                <w:sz w:val="18"/>
+              </w:rPr>
+              <w:t>Both costs together — our levels</w:t>
+            </w:r>
+          </w:p>
+        </w:tc>
+        <w:tc>
+          <w:tcPr>
+            <w:tcW w:type="dxa" w:w="3024"/>
+          </w:tcPr>
+          <w:p>
+            <w:r/>
+            <w:r>
+              <w:rPr>
+                <w:sz w:val="18"/>
+              </w:rPr>
+              <w:t>SAR 707,885,215</w:t>
+            </w:r>
+          </w:p>
+        </w:tc>
+      </w:tr>
     </w:tbl>
     <w:p>
       <w:pPr>
@@ -6354,7 +7699,7 @@
           <w:color w:val="60666E"/>
           <w:sz w:val="18"/>
         </w:rPr>
-        <w:t>Still to come in this table: stock levels compared against today's; dead stock found against dead stock present.</w:t>
+        <w:t>Still to come in this table: dead stock found against dead stock present.</w:t>
       </w:r>
     </w:p>
     <w:p>
@@ -6394,7 +7739,7 @@
         <w:spacing w:after="60"/>
       </w:pPr>
       <w:r>
-        <w:t>Set better stock levels, and prove it by replaying a year</w:t>
+        <w:t>Set better stock levels, and prove it by replaying a year   (done)</w:t>
       </w:r>
     </w:p>
     <w:p>

--- a/docs/progress/POC-PROGRESS.docx
+++ b/docs/progress/POC-PROGRESS.docx
@@ -1470,13 +1470,36 @@
       </w:r>
     </w:p>
     <w:p>
+      <w:r>
+        <w:rPr>
+          <w:b w:val="0"/>
+          <w:i w:val="0"/>
+          <w:sz w:val="21"/>
+        </w:rPr>
+        <w:t>Three screens, all read-only. Every figure on them was worked out when the analysis ran; nothing is calculated while a page is open, so a screen cannot disagree with the marks beside it. They run with no internet connection, which matters on a plant site.</w:t>
+      </w:r>
+    </w:p>
+    <w:p>
+      <w:pPr>
+        <w:pStyle w:val="Heading3"/>
+        <w:spacing w:before="200" w:after="100"/>
+      </w:pPr>
+      <w:r>
+        <w:rPr>
+          <w:rFonts w:ascii="Calibri" w:hAnsi="Calibri"/>
+          <w:color w:val="1A1D21"/>
+        </w:rPr>
+        <w:t>Overview</w:t>
+      </w:r>
+    </w:p>
+    <w:p>
       <w:pPr>
         <w:jc w:val="center"/>
       </w:pPr>
       <w:r>
         <w:drawing>
           <wp:inline xmlns:a="http://schemas.openxmlformats.org/drawingml/2006/main" xmlns:pic="http://schemas.openxmlformats.org/drawingml/2006/picture">
-            <wp:extent cx="5760720" cy="4181168"/>
+            <wp:extent cx="5760720" cy="4299045"/>
             <wp:docPr id="1" name="Picture 1"/>
             <wp:cNvGraphicFramePr>
               <a:graphicFrameLocks noChangeAspect="1"/>
@@ -1497,7 +1520,7 @@
                   <pic:spPr>
                     <a:xfrm>
                       <a:off x="0" y="0"/>
-                      <a:ext cx="5760720" cy="4181168"/>
+                      <a:ext cx="5760720" cy="4299045"/>
                     </a:xfrm>
                     <a:prstGeom prst="rect"/>
                   </pic:spPr>
@@ -1519,7 +1542,139 @@
           <w:color w:val="60666E"/>
           <w:sz w:val="17"/>
         </w:rPr>
-        <w:t>The current screen. Every figure on it was worked out when the analysis ran; nothing is calculated while the page is open, so it cannot disagree with the marks beside it.</w:t>
+        <w:t>The front page. Three figures measured from the answer key, the held-out year replayed under both sets of levels, then the marks: faults found, and forecast accuracy per demand group.</w:t>
+      </w:r>
+    </w:p>
+    <w:p>
+      <w:pPr>
+        <w:pStyle w:val="Heading3"/>
+        <w:spacing w:before="200" w:after="100"/>
+      </w:pPr>
+      <w:r>
+        <w:rPr>
+          <w:rFonts w:ascii="Calibri" w:hAnsi="Calibri"/>
+          <w:color w:val="1A1D21"/>
+        </w:rPr>
+        <w:t>Stock board</w:t>
+      </w:r>
+    </w:p>
+    <w:p>
+      <w:pPr>
+        <w:jc w:val="center"/>
+      </w:pPr>
+      <w:r>
+        <w:drawing>
+          <wp:inline xmlns:a="http://schemas.openxmlformats.org/drawingml/2006/main" xmlns:pic="http://schemas.openxmlformats.org/drawingml/2006/picture">
+            <wp:extent cx="5760720" cy="4299045"/>
+            <wp:docPr id="2" name="Picture 2"/>
+            <wp:cNvGraphicFramePr>
+              <a:graphicFrameLocks noChangeAspect="1"/>
+            </wp:cNvGraphicFramePr>
+            <a:graphic>
+              <a:graphicData uri="http://schemas.openxmlformats.org/drawingml/2006/picture">
+                <pic:pic>
+                  <pic:nvPicPr>
+                    <pic:cNvPr id="0" name="board.png"/>
+                    <pic:cNvPicPr/>
+                  </pic:nvPicPr>
+                  <pic:blipFill>
+                    <a:blip r:embed="rId10"/>
+                    <a:stretch>
+                      <a:fillRect/>
+                    </a:stretch>
+                  </pic:blipFill>
+                  <pic:spPr>
+                    <a:xfrm>
+                      <a:off x="0" y="0"/>
+                      <a:ext cx="5760720" cy="4299045"/>
+                    </a:xfrm>
+                    <a:prstGeom prst="rect"/>
+                  </pic:spPr>
+                </pic:pic>
+              </a:graphicData>
+            </a:graphic>
+          </wp:inline>
+        </w:drawing>
+      </w:r>
+    </w:p>
+    <w:p>
+      <w:pPr>
+        <w:spacing w:after="200"/>
+      </w:pPr>
+      <w:r>
+        <w:rPr>
+          <w:b w:val="0"/>
+          <w:i/>
+          <w:color w:val="60666E"/>
+          <w:sz w:val="17"/>
+        </w:rPr>
+        <w:t>One table, ranked by what it costs to ignore rather than by quantity. The coloured tag on each row is its state; the chips above filter by state and by demand group. Twenty-five rows a page, on twenty-five thousand records.</w:t>
+      </w:r>
+    </w:p>
+    <w:p>
+      <w:pPr>
+        <w:pStyle w:val="Heading3"/>
+        <w:spacing w:before="200" w:after="100"/>
+      </w:pPr>
+      <w:r>
+        <w:rPr>
+          <w:rFonts w:ascii="Calibri" w:hAnsi="Calibri"/>
+          <w:color w:val="1A1D21"/>
+        </w:rPr>
+        <w:t>Item view</w:t>
+      </w:r>
+    </w:p>
+    <w:p>
+      <w:pPr>
+        <w:jc w:val="center"/>
+      </w:pPr>
+      <w:r>
+        <w:drawing>
+          <wp:inline xmlns:a="http://schemas.openxmlformats.org/drawingml/2006/main" xmlns:pic="http://schemas.openxmlformats.org/drawingml/2006/picture">
+            <wp:extent cx="5760720" cy="4299045"/>
+            <wp:docPr id="3" name="Picture 3"/>
+            <wp:cNvGraphicFramePr>
+              <a:graphicFrameLocks noChangeAspect="1"/>
+            </wp:cNvGraphicFramePr>
+            <a:graphic>
+              <a:graphicData uri="http://schemas.openxmlformats.org/drawingml/2006/picture">
+                <pic:pic>
+                  <pic:nvPicPr>
+                    <pic:cNvPr id="0" name="drawer.png"/>
+                    <pic:cNvPicPr/>
+                  </pic:nvPicPr>
+                  <pic:blipFill>
+                    <a:blip r:embed="rId11"/>
+                    <a:stretch>
+                      <a:fillRect/>
+                    </a:stretch>
+                  </pic:blipFill>
+                  <pic:spPr>
+                    <a:xfrm>
+                      <a:off x="0" y="0"/>
+                      <a:ext cx="5760720" cy="4299045"/>
+                    </a:xfrm>
+                    <a:prstGeom prst="rect"/>
+                  </pic:spPr>
+                </pic:pic>
+              </a:graphicData>
+            </a:graphic>
+          </wp:inline>
+        </w:drawing>
+      </w:r>
+    </w:p>
+    <w:p>
+      <w:pPr>
+        <w:spacing w:after="200"/>
+      </w:pPr>
+      <w:r>
+        <w:rPr>
+          <w:b w:val="0"/>
+          <w:i/>
+          <w:color w:val="60666E"/>
+          <w:sz w:val="17"/>
+        </w:rPr>
+        <w:t>Clicking a row opens the item over the board: three years of movement with the cut-off marked, the year ahead forecast beside it, and a paragraph in plain English explaining where the recommended level came from — including the sentence the engine itself wrote.</w:t>
       </w:r>
     </w:p>
     <w:p>
@@ -6434,7 +6589,7 @@
               <w:rPr>
                 <w:sz w:val="18"/>
               </w:rPr>
-              <w:t>492,976</w:t>
+              <w:t>376,732</w:t>
             </w:r>
           </w:p>
         </w:tc>
@@ -6448,7 +6603,7 @@
               <w:rPr>
                 <w:sz w:val="18"/>
               </w:rPr>
-              <w:t>-42%</w:t>
+              <w:t>-55%</w:t>
             </w:r>
           </w:p>
         </w:tc>
@@ -6492,7 +6647,7 @@
               <w:rPr>
                 <w:sz w:val="18"/>
               </w:rPr>
-              <w:t>316,017</w:t>
+              <w:t>237,022</w:t>
             </w:r>
           </w:p>
         </w:tc>
@@ -6506,7 +6661,7 @@
               <w:rPr>
                 <w:sz w:val="18"/>
               </w:rPr>
-              <w:t>-47%</w:t>
+              <w:t>-61%</w:t>
             </w:r>
           </w:p>
         </w:tc>
@@ -6550,7 +6705,7 @@
               <w:rPr>
                 <w:sz w:val="18"/>
               </w:rPr>
-              <w:t>SAR 1,863,314,587</w:t>
+              <w:t>SAR 2,046,379,595</w:t>
             </w:r>
           </w:p>
         </w:tc>
@@ -6564,7 +6719,7 @@
               <w:rPr>
                 <w:sz w:val="18"/>
               </w:rPr>
-              <w:t>+36%</w:t>
+              <w:t>+50%</w:t>
             </w:r>
           </w:p>
         </w:tc>
@@ -6608,7 +6763,7 @@
               <w:rPr>
                 <w:sz w:val="18"/>
               </w:rPr>
-              <w:t>SAR 242,056,569</w:t>
+              <w:t>SAR 235,704,730</w:t>
             </w:r>
           </w:p>
         </w:tc>
@@ -6622,7 +6777,7 @@
               <w:rPr>
                 <w:sz w:val="18"/>
               </w:rPr>
-              <w:t>-49%</w:t>
+              <w:t>-50%</w:t>
             </w:r>
           </w:p>
         </w:tc>
@@ -6666,7 +6821,7 @@
               <w:rPr>
                 <w:sz w:val="18"/>
               </w:rPr>
-              <w:t>SAR 465,828,647</w:t>
+              <w:t>SAR 511,594,899</w:t>
             </w:r>
           </w:p>
         </w:tc>
@@ -6680,7 +6835,7 @@
               <w:rPr>
                 <w:sz w:val="18"/>
               </w:rPr>
-              <w:t>+36%</w:t>
+              <w:t>+50%</w:t>
             </w:r>
           </w:p>
         </w:tc>
@@ -6722,7 +6877,7 @@
                 <w:b/>
                 <w:sz w:val="18"/>
               </w:rPr>
-              <w:t>SAR 815,036,461</w:t>
+              <w:t>SAR 846,363,661</w:t>
             </w:r>
           </w:p>
         </w:tc>
@@ -6742,7 +6897,7 @@
                 <w:b/>
                 <w:sz w:val="18"/>
               </w:rPr>
-              <w:t>SAR 707,885,215</w:t>
+              <w:t>SAR 779,562,829</w:t>
             </w:r>
           </w:p>
         </w:tc>
@@ -6762,7 +6917,7 @@
                 <w:b/>
                 <w:sz w:val="18"/>
               </w:rPr>
-              <w:t>-13%</w:t>
+              <w:t>-8%</w:t>
             </w:r>
           </w:p>
         </w:tc>
@@ -6804,7 +6959,7 @@
               <w:rPr>
                 <w:sz w:val="19"/>
               </w:rPr>
-              <w:t>Our levels hold MORE stock, not less — about 36% more. In exchange the plant spends 42% fewer days waiting for a part. Adding the two costs together, the plant is 13% better off overall.</w:t>
+              <w:t>Our levels hold MORE stock, not less — about 50% more. In exchange the plant spends 55% fewer days waiting for a part. Adding the two costs together, the plant is 8% better off overall.</w:t>
               <w:br/>
               <w:br/>
               <w:t>That is worth stating plainly because it runs the opposite way to the usual pitch. Better stocking does not release cash here — it moves cash to where it stops production losses. The cash release is a separate exercise: finding the stock that is dead, which is the next stage.</w:t>
@@ -6825,7 +6980,7 @@
           <w:i w:val="0"/>
           <w:sz w:val="21"/>
         </w:rPr>
-        <w:t>Underneath the total, capital moves in both directions: SAR 22,484,348 comes off shelves where it was doing nothing (2,577 records), and SAR 519,031,976 goes onto shelves where it prevents a stoppage (13,997 records).</w:t>
+        <w:t>Underneath the total, capital moves in both directions: SAR 11,651,354 comes off shelves where it was doing nothing (990 records), and SAR 691,263,991 goes onto shelves where it prevents a stoppage (15,639 records).</w:t>
       </w:r>
     </w:p>
     <w:p>
@@ -7007,7 +7162,7 @@
               <w:rPr>
                 <w:sz w:val="18"/>
               </w:rPr>
-              <w:t>129,281</w:t>
+              <w:t>126,149</w:t>
             </w:r>
           </w:p>
         </w:tc>
@@ -7035,7 +7190,7 @@
               <w:rPr>
                 <w:sz w:val="18"/>
               </w:rPr>
-              <w:t>SAR 1,407,761,175</w:t>
+              <w:t>SAR 1,457,572,752</w:t>
             </w:r>
           </w:p>
         </w:tc>
@@ -7093,7 +7248,7 @@
               <w:rPr>
                 <w:sz w:val="18"/>
               </w:rPr>
-              <w:t>123,938</w:t>
+              <w:t>110,156</w:t>
             </w:r>
           </w:p>
         </w:tc>
@@ -7121,7 +7276,7 @@
               <w:rPr>
                 <w:sz w:val="18"/>
               </w:rPr>
-              <w:t>SAR 379,540,415</w:t>
+              <w:t>SAR 477,301,602</w:t>
             </w:r>
           </w:p>
         </w:tc>
@@ -7179,7 +7334,7 @@
               <w:rPr>
                 <w:sz w:val="18"/>
               </w:rPr>
-              <w:t>239,757</w:t>
+              <w:t>140,427</w:t>
             </w:r>
           </w:p>
         </w:tc>
@@ -7207,7 +7362,7 @@
               <w:rPr>
                 <w:sz w:val="18"/>
               </w:rPr>
-              <w:t>SAR 76,012,996</w:t>
+              <w:t>SAR 111,505,241</w:t>
             </w:r>
           </w:p>
         </w:tc>
@@ -7230,6 +7385,1104 @@
           <w:sz w:val="17"/>
         </w:rPr>
         <w:t>Split this way on purpose. A headline improvement means something quite different if it all landed on the cheapest parts and the critical ones got worse.</w:t>
+      </w:r>
+    </w:p>
+    <w:p>
+      <w:pPr>
+        <w:pStyle w:val="Heading3"/>
+        <w:spacing w:before="200" w:after="100"/>
+      </w:pPr>
+      <w:r>
+        <w:rPr>
+          <w:rFonts w:ascii="Calibri" w:hAnsi="Calibri"/>
+          <w:color w:val="1A1D21"/>
+        </w:rPr>
+        <w:t>What a service level costs — the same year, priced ten ways</w:t>
+      </w:r>
+    </w:p>
+    <w:p>
+      <w:r>
+        <w:rPr>
+          <w:b w:val="0"/>
+          <w:i w:val="0"/>
+          <w:sz w:val="21"/>
+        </w:rPr>
+        <w:t>The comparison above moves two things at once: how much stock is held, and how well the plant is served. To separate them the whole year was replayed again at ten different service levels — the same demand, the same delivery delays — so the trade can be read off a measured curve instead of argued about. This is also the data behind the scenario slider the brief asks for.</w:t>
+      </w:r>
+    </w:p>
+    <w:tbl>
+      <w:tblPr>
+        <w:tblStyle w:val="TableGrid"/>
+        <w:tblW w:type="auto" w:w="0"/>
+        <w:jc w:val="left"/>
+        <w:tblLook w:firstColumn="1" w:firstRow="1" w:lastColumn="0" w:lastRow="0" w:noHBand="0" w:noVBand="1" w:val="04A0"/>
+      </w:tblPr>
+      <w:tblGrid>
+        <w:gridCol w:w="1958"/>
+        <w:gridCol w:w="1958"/>
+        <w:gridCol w:w="1958"/>
+        <w:gridCol w:w="1958"/>
+        <w:gridCol w:w="1958"/>
+      </w:tblGrid>
+      <w:tr>
+        <w:tc>
+          <w:tcPr>
+            <w:tcW w:type="dxa" w:w="2160"/>
+            <w:shd w:val="clear" w:fill="EDEAE5"/>
+          </w:tcPr>
+          <w:p>
+            <w:r/>
+            <w:r>
+              <w:rPr>
+                <w:b/>
+                <w:sz w:val="18"/>
+              </w:rPr>
+              <w:t>Aim to have the part</w:t>
+            </w:r>
+          </w:p>
+        </w:tc>
+        <w:tc>
+          <w:tcPr>
+            <w:tcW w:type="dxa" w:w="1584"/>
+            <w:shd w:val="clear" w:fill="EDEAE5"/>
+          </w:tcPr>
+          <w:p>
+            <w:r/>
+            <w:r>
+              <w:rPr>
+                <w:b/>
+                <w:sz w:val="18"/>
+              </w:rPr>
+              <w:t>Days waiting</w:t>
+            </w:r>
+          </w:p>
+        </w:tc>
+        <w:tc>
+          <w:tcPr>
+            <w:tcW w:type="dxa" w:w="2160"/>
+            <w:shd w:val="clear" w:fill="EDEAE5"/>
+          </w:tcPr>
+          <w:p>
+            <w:r/>
+            <w:r>
+              <w:rPr>
+                <w:b/>
+                <w:sz w:val="18"/>
+              </w:rPr>
+              <w:t>Value held</w:t>
+            </w:r>
+          </w:p>
+        </w:tc>
+        <w:tc>
+          <w:tcPr>
+            <w:tcW w:type="dxa" w:w="1440"/>
+            <w:shd w:val="clear" w:fill="EDEAE5"/>
+          </w:tcPr>
+          <w:p>
+            <w:r/>
+            <w:r>
+              <w:rPr>
+                <w:b/>
+                <w:sz w:val="18"/>
+              </w:rPr>
+              <w:t>Orders placed</w:t>
+            </w:r>
+          </w:p>
+        </w:tc>
+        <w:tc>
+          <w:tcPr>
+            <w:tcW w:type="dxa" w:w="2160"/>
+            <w:shd w:val="clear" w:fill="EDEAE5"/>
+          </w:tcPr>
+          <w:p>
+            <w:r/>
+            <w:r>
+              <w:rPr>
+                <w:b/>
+                <w:sz w:val="18"/>
+              </w:rPr>
+              <w:t>Both costs</w:t>
+            </w:r>
+          </w:p>
+        </w:tc>
+      </w:tr>
+      <w:tr>
+        <w:tc>
+          <w:tcPr>
+            <w:tcW w:type="dxa" w:w="2160"/>
+          </w:tcPr>
+          <w:p>
+            <w:r/>
+            <w:r>
+              <w:rPr>
+                <w:sz w:val="18"/>
+              </w:rPr>
+              <w:t>50.0%</w:t>
+            </w:r>
+          </w:p>
+        </w:tc>
+        <w:tc>
+          <w:tcPr>
+            <w:tcW w:type="dxa" w:w="1584"/>
+          </w:tcPr>
+          <w:p>
+            <w:r/>
+            <w:r>
+              <w:rPr>
+                <w:sz w:val="18"/>
+              </w:rPr>
+              <w:t>624,678</w:t>
+            </w:r>
+          </w:p>
+        </w:tc>
+        <w:tc>
+          <w:tcPr>
+            <w:tcW w:type="dxa" w:w="2160"/>
+          </w:tcPr>
+          <w:p>
+            <w:r/>
+            <w:r>
+              <w:rPr>
+                <w:sz w:val="18"/>
+              </w:rPr>
+              <w:t>SAR 1,583,340,750</w:t>
+            </w:r>
+          </w:p>
+        </w:tc>
+        <w:tc>
+          <w:tcPr>
+            <w:tcW w:type="dxa" w:w="1440"/>
+          </w:tcPr>
+          <w:p>
+            <w:r/>
+            <w:r>
+              <w:rPr>
+                <w:sz w:val="18"/>
+              </w:rPr>
+              <w:t>32,616</w:t>
+            </w:r>
+          </w:p>
+        </w:tc>
+        <w:tc>
+          <w:tcPr>
+            <w:tcW w:type="dxa" w:w="2160"/>
+          </w:tcPr>
+          <w:p>
+            <w:r/>
+            <w:r>
+              <w:rPr>
+                <w:sz w:val="18"/>
+              </w:rPr>
+              <w:t>SAR 771,150,850</w:t>
+            </w:r>
+          </w:p>
+        </w:tc>
+      </w:tr>
+      <w:tr>
+        <w:tc>
+          <w:tcPr>
+            <w:tcW w:type="dxa" w:w="2160"/>
+          </w:tcPr>
+          <w:p>
+            <w:r/>
+            <w:r>
+              <w:rPr>
+                <w:sz w:val="18"/>
+              </w:rPr>
+              <w:t>60.0%</w:t>
+            </w:r>
+          </w:p>
+        </w:tc>
+        <w:tc>
+          <w:tcPr>
+            <w:tcW w:type="dxa" w:w="1584"/>
+          </w:tcPr>
+          <w:p>
+            <w:r/>
+            <w:r>
+              <w:rPr>
+                <w:sz w:val="18"/>
+              </w:rPr>
+              <w:t>566,873</w:t>
+            </w:r>
+          </w:p>
+        </w:tc>
+        <w:tc>
+          <w:tcPr>
+            <w:tcW w:type="dxa" w:w="2160"/>
+          </w:tcPr>
+          <w:p>
+            <w:r/>
+            <w:r>
+              <w:rPr>
+                <w:sz w:val="18"/>
+              </w:rPr>
+              <w:t>SAR 1,625,993,794</w:t>
+            </w:r>
+          </w:p>
+        </w:tc>
+        <w:tc>
+          <w:tcPr>
+            <w:tcW w:type="dxa" w:w="1440"/>
+          </w:tcPr>
+          <w:p>
+            <w:r/>
+            <w:r>
+              <w:rPr>
+                <w:sz w:val="18"/>
+              </w:rPr>
+              <w:t>33,174</w:t>
+            </w:r>
+          </w:p>
+        </w:tc>
+        <w:tc>
+          <w:tcPr>
+            <w:tcW w:type="dxa" w:w="2160"/>
+          </w:tcPr>
+          <w:p>
+            <w:r/>
+            <w:r>
+              <w:rPr>
+                <w:sz w:val="18"/>
+              </w:rPr>
+              <w:t>SAR 760,628,572</w:t>
+            </w:r>
+          </w:p>
+        </w:tc>
+      </w:tr>
+      <w:tr>
+        <w:tc>
+          <w:tcPr>
+            <w:tcW w:type="dxa" w:w="2160"/>
+          </w:tcPr>
+          <w:p>
+            <w:r/>
+            <w:r>
+              <w:rPr>
+                <w:sz w:val="18"/>
+              </w:rPr>
+              <w:t>70.0%</w:t>
+            </w:r>
+          </w:p>
+        </w:tc>
+        <w:tc>
+          <w:tcPr>
+            <w:tcW w:type="dxa" w:w="1584"/>
+          </w:tcPr>
+          <w:p>
+            <w:r/>
+            <w:r>
+              <w:rPr>
+                <w:sz w:val="18"/>
+              </w:rPr>
+              <w:t>503,843</w:t>
+            </w:r>
+          </w:p>
+        </w:tc>
+        <w:tc>
+          <w:tcPr>
+            <w:tcW w:type="dxa" w:w="2160"/>
+          </w:tcPr>
+          <w:p>
+            <w:r/>
+            <w:r>
+              <w:rPr>
+                <w:sz w:val="18"/>
+              </w:rPr>
+              <w:t>SAR 1,677,134,824</w:t>
+            </w:r>
+          </w:p>
+        </w:tc>
+        <w:tc>
+          <w:tcPr>
+            <w:tcW w:type="dxa" w:w="1440"/>
+          </w:tcPr>
+          <w:p>
+            <w:r/>
+            <w:r>
+              <w:rPr>
+                <w:sz w:val="18"/>
+              </w:rPr>
+              <w:t>33,837</w:t>
+            </w:r>
+          </w:p>
+        </w:tc>
+        <w:tc>
+          <w:tcPr>
+            <w:tcW w:type="dxa" w:w="2160"/>
+          </w:tcPr>
+          <w:p>
+            <w:r/>
+            <w:r>
+              <w:rPr>
+                <w:sz w:val="18"/>
+              </w:rPr>
+              <w:t>SAR 753,099,799</w:t>
+            </w:r>
+          </w:p>
+        </w:tc>
+      </w:tr>
+      <w:tr>
+        <w:tc>
+          <w:tcPr>
+            <w:tcW w:type="dxa" w:w="2160"/>
+          </w:tcPr>
+          <w:p>
+            <w:r/>
+            <w:r>
+              <w:rPr>
+                <w:sz w:val="18"/>
+              </w:rPr>
+              <w:t>80.0%</w:t>
+            </w:r>
+          </w:p>
+        </w:tc>
+        <w:tc>
+          <w:tcPr>
+            <w:tcW w:type="dxa" w:w="1584"/>
+          </w:tcPr>
+          <w:p>
+            <w:r/>
+            <w:r>
+              <w:rPr>
+                <w:sz w:val="18"/>
+              </w:rPr>
+              <w:t>445,254</w:t>
+            </w:r>
+          </w:p>
+        </w:tc>
+        <w:tc>
+          <w:tcPr>
+            <w:tcW w:type="dxa" w:w="2160"/>
+          </w:tcPr>
+          <w:p>
+            <w:r/>
+            <w:r>
+              <w:rPr>
+                <w:sz w:val="18"/>
+              </w:rPr>
+              <w:t>SAR 1,750,105,248</w:t>
+            </w:r>
+          </w:p>
+        </w:tc>
+        <w:tc>
+          <w:tcPr>
+            <w:tcW w:type="dxa" w:w="1440"/>
+          </w:tcPr>
+          <w:p>
+            <w:r/>
+            <w:r>
+              <w:rPr>
+                <w:sz w:val="18"/>
+              </w:rPr>
+              <w:t>34,666</w:t>
+            </w:r>
+          </w:p>
+        </w:tc>
+        <w:tc>
+          <w:tcPr>
+            <w:tcW w:type="dxa" w:w="2160"/>
+          </w:tcPr>
+          <w:p>
+            <w:r/>
+            <w:r>
+              <w:rPr>
+                <w:sz w:val="18"/>
+              </w:rPr>
+              <w:t>SAR 751,463,386</w:t>
+            </w:r>
+          </w:p>
+        </w:tc>
+      </w:tr>
+      <w:tr>
+        <w:tc>
+          <w:tcPr>
+            <w:tcW w:type="dxa" w:w="2160"/>
+          </w:tcPr>
+          <w:p>
+            <w:r/>
+            <w:r>
+              <w:rPr>
+                <w:sz w:val="18"/>
+              </w:rPr>
+              <w:t>85.0%</w:t>
+            </w:r>
+          </w:p>
+        </w:tc>
+        <w:tc>
+          <w:tcPr>
+            <w:tcW w:type="dxa" w:w="1584"/>
+          </w:tcPr>
+          <w:p>
+            <w:r/>
+            <w:r>
+              <w:rPr>
+                <w:sz w:val="18"/>
+              </w:rPr>
+              <w:t>412,812</w:t>
+            </w:r>
+          </w:p>
+        </w:tc>
+        <w:tc>
+          <w:tcPr>
+            <w:tcW w:type="dxa" w:w="2160"/>
+          </w:tcPr>
+          <w:p>
+            <w:r/>
+            <w:r>
+              <w:rPr>
+                <w:sz w:val="18"/>
+              </w:rPr>
+              <w:t>SAR 1,799,650,710</w:t>
+            </w:r>
+          </w:p>
+        </w:tc>
+        <w:tc>
+          <w:tcPr>
+            <w:tcW w:type="dxa" w:w="1440"/>
+          </w:tcPr>
+          <w:p>
+            <w:r/>
+            <w:r>
+              <w:rPr>
+                <w:sz w:val="18"/>
+              </w:rPr>
+              <w:t>35,136</w:t>
+            </w:r>
+          </w:p>
+        </w:tc>
+        <w:tc>
+          <w:tcPr>
+            <w:tcW w:type="dxa" w:w="2160"/>
+          </w:tcPr>
+          <w:p>
+            <w:r/>
+            <w:r>
+              <w:rPr>
+                <w:sz w:val="18"/>
+              </w:rPr>
+              <w:t>SAR 752,692,789</w:t>
+            </w:r>
+          </w:p>
+        </w:tc>
+      </w:tr>
+      <w:tr>
+        <w:tc>
+          <w:tcPr>
+            <w:tcW w:type="dxa" w:w="2160"/>
+          </w:tcPr>
+          <w:p>
+            <w:r/>
+            <w:r>
+              <w:rPr>
+                <w:sz w:val="18"/>
+              </w:rPr>
+              <w:t>90.0%</w:t>
+            </w:r>
+          </w:p>
+        </w:tc>
+        <w:tc>
+          <w:tcPr>
+            <w:tcW w:type="dxa" w:w="1584"/>
+          </w:tcPr>
+          <w:p>
+            <w:r/>
+            <w:r>
+              <w:rPr>
+                <w:sz w:val="18"/>
+              </w:rPr>
+              <w:t>378,464</w:t>
+            </w:r>
+          </w:p>
+        </w:tc>
+        <w:tc>
+          <w:tcPr>
+            <w:tcW w:type="dxa" w:w="2160"/>
+          </w:tcPr>
+          <w:p>
+            <w:r/>
+            <w:r>
+              <w:rPr>
+                <w:sz w:val="18"/>
+              </w:rPr>
+              <w:t>SAR 1,868,167,901</w:t>
+            </w:r>
+          </w:p>
+        </w:tc>
+        <w:tc>
+          <w:tcPr>
+            <w:tcW w:type="dxa" w:w="1440"/>
+          </w:tcPr>
+          <w:p>
+            <w:r/>
+            <w:r>
+              <w:rPr>
+                <w:sz w:val="18"/>
+              </w:rPr>
+              <w:t>35,764</w:t>
+            </w:r>
+          </w:p>
+        </w:tc>
+        <w:tc>
+          <w:tcPr>
+            <w:tcW w:type="dxa" w:w="2160"/>
+          </w:tcPr>
+          <w:p>
+            <w:r/>
+            <w:r>
+              <w:rPr>
+                <w:sz w:val="18"/>
+              </w:rPr>
+              <w:t>SAR 759,200,341</w:t>
+            </w:r>
+          </w:p>
+        </w:tc>
+      </w:tr>
+      <w:tr>
+        <w:tc>
+          <w:tcPr>
+            <w:tcW w:type="dxa" w:w="2160"/>
+          </w:tcPr>
+          <w:p>
+            <w:r/>
+            <w:r>
+              <w:rPr>
+                <w:sz w:val="18"/>
+              </w:rPr>
+              <w:t>95.0%</w:t>
+            </w:r>
+          </w:p>
+        </w:tc>
+        <w:tc>
+          <w:tcPr>
+            <w:tcW w:type="dxa" w:w="1584"/>
+          </w:tcPr>
+          <w:p>
+            <w:r/>
+            <w:r>
+              <w:rPr>
+                <w:sz w:val="18"/>
+              </w:rPr>
+              <w:t>341,120</w:t>
+            </w:r>
+          </w:p>
+        </w:tc>
+        <w:tc>
+          <w:tcPr>
+            <w:tcW w:type="dxa" w:w="2160"/>
+          </w:tcPr>
+          <w:p>
+            <w:r/>
+            <w:r>
+              <w:rPr>
+                <w:sz w:val="18"/>
+              </w:rPr>
+              <w:t>SAR 1,963,525,274</w:t>
+            </w:r>
+          </w:p>
+        </w:tc>
+        <w:tc>
+          <w:tcPr>
+            <w:tcW w:type="dxa" w:w="1440"/>
+          </w:tcPr>
+          <w:p>
+            <w:r/>
+            <w:r>
+              <w:rPr>
+                <w:sz w:val="18"/>
+              </w:rPr>
+              <w:t>36,629</w:t>
+            </w:r>
+          </w:p>
+        </w:tc>
+        <w:tc>
+          <w:tcPr>
+            <w:tcW w:type="dxa" w:w="2160"/>
+          </w:tcPr>
+          <w:p>
+            <w:r/>
+            <w:r>
+              <w:rPr>
+                <w:sz w:val="18"/>
+              </w:rPr>
+              <w:t>SAR 771,844,329</w:t>
+            </w:r>
+          </w:p>
+        </w:tc>
+      </w:tr>
+      <w:tr>
+        <w:tc>
+          <w:tcPr>
+            <w:tcW w:type="dxa" w:w="2160"/>
+          </w:tcPr>
+          <w:p>
+            <w:r/>
+            <w:r>
+              <w:rPr>
+                <w:sz w:val="18"/>
+              </w:rPr>
+              <w:t>97.0%</w:t>
+            </w:r>
+          </w:p>
+        </w:tc>
+        <w:tc>
+          <w:tcPr>
+            <w:tcW w:type="dxa" w:w="1584"/>
+          </w:tcPr>
+          <w:p>
+            <w:r/>
+            <w:r>
+              <w:rPr>
+                <w:sz w:val="18"/>
+              </w:rPr>
+              <w:t>324,645</w:t>
+            </w:r>
+          </w:p>
+        </w:tc>
+        <w:tc>
+          <w:tcPr>
+            <w:tcW w:type="dxa" w:w="2160"/>
+          </w:tcPr>
+          <w:p>
+            <w:r/>
+            <w:r>
+              <w:rPr>
+                <w:sz w:val="18"/>
+              </w:rPr>
+              <w:t>SAR 2,027,707,958</w:t>
+            </w:r>
+          </w:p>
+        </w:tc>
+        <w:tc>
+          <w:tcPr>
+            <w:tcW w:type="dxa" w:w="1440"/>
+          </w:tcPr>
+          <w:p>
+            <w:r/>
+            <w:r>
+              <w:rPr>
+                <w:sz w:val="18"/>
+              </w:rPr>
+              <w:t>37,047</w:t>
+            </w:r>
+          </w:p>
+        </w:tc>
+        <w:tc>
+          <w:tcPr>
+            <w:tcW w:type="dxa" w:w="2160"/>
+          </w:tcPr>
+          <w:p>
+            <w:r/>
+            <w:r>
+              <w:rPr>
+                <w:sz w:val="18"/>
+              </w:rPr>
+              <w:t>SAR 783,831,622</w:t>
+            </w:r>
+          </w:p>
+        </w:tc>
+      </w:tr>
+      <w:tr>
+        <w:tc>
+          <w:tcPr>
+            <w:tcW w:type="dxa" w:w="2160"/>
+          </w:tcPr>
+          <w:p>
+            <w:r/>
+            <w:r>
+              <w:rPr>
+                <w:sz w:val="18"/>
+              </w:rPr>
+              <w:t>99.0%</w:t>
+            </w:r>
+          </w:p>
+        </w:tc>
+        <w:tc>
+          <w:tcPr>
+            <w:tcW w:type="dxa" w:w="1584"/>
+          </w:tcPr>
+          <w:p>
+            <w:r/>
+            <w:r>
+              <w:rPr>
+                <w:sz w:val="18"/>
+              </w:rPr>
+              <w:t>300,934</w:t>
+            </w:r>
+          </w:p>
+        </w:tc>
+        <w:tc>
+          <w:tcPr>
+            <w:tcW w:type="dxa" w:w="2160"/>
+          </w:tcPr>
+          <w:p>
+            <w:r/>
+            <w:r>
+              <w:rPr>
+                <w:sz w:val="18"/>
+              </w:rPr>
+              <w:t>SAR 2,156,807,563</w:t>
+            </w:r>
+          </w:p>
+        </w:tc>
+        <w:tc>
+          <w:tcPr>
+            <w:tcW w:type="dxa" w:w="1440"/>
+          </w:tcPr>
+          <w:p>
+            <w:r/>
+            <w:r>
+              <w:rPr>
+                <w:sz w:val="18"/>
+              </w:rPr>
+              <w:t>37,779</w:t>
+            </w:r>
+          </w:p>
+        </w:tc>
+        <w:tc>
+          <w:tcPr>
+            <w:tcW w:type="dxa" w:w="2160"/>
+          </w:tcPr>
+          <w:p>
+            <w:r/>
+            <w:r>
+              <w:rPr>
+                <w:sz w:val="18"/>
+              </w:rPr>
+              <w:t>SAR 809,328,287</w:t>
+            </w:r>
+          </w:p>
+        </w:tc>
+      </w:tr>
+      <w:tr>
+        <w:tc>
+          <w:tcPr>
+            <w:tcW w:type="dxa" w:w="2160"/>
+          </w:tcPr>
+          <w:p>
+            <w:r/>
+            <w:r>
+              <w:rPr>
+                <w:sz w:val="18"/>
+              </w:rPr>
+              <w:t>99.5%</w:t>
+            </w:r>
+          </w:p>
+        </w:tc>
+        <w:tc>
+          <w:tcPr>
+            <w:tcW w:type="dxa" w:w="1584"/>
+          </w:tcPr>
+          <w:p>
+            <w:r/>
+            <w:r>
+              <w:rPr>
+                <w:sz w:val="18"/>
+              </w:rPr>
+              <w:t>291,285</w:t>
+            </w:r>
+          </w:p>
+        </w:tc>
+        <w:tc>
+          <w:tcPr>
+            <w:tcW w:type="dxa" w:w="2160"/>
+          </w:tcPr>
+          <w:p>
+            <w:r/>
+            <w:r>
+              <w:rPr>
+                <w:sz w:val="18"/>
+              </w:rPr>
+              <w:t>SAR 2,227,850,228</w:t>
+            </w:r>
+          </w:p>
+        </w:tc>
+        <w:tc>
+          <w:tcPr>
+            <w:tcW w:type="dxa" w:w="1440"/>
+          </w:tcPr>
+          <w:p>
+            <w:r/>
+            <w:r>
+              <w:rPr>
+                <w:sz w:val="18"/>
+              </w:rPr>
+              <w:t>38,126</w:t>
+            </w:r>
+          </w:p>
+        </w:tc>
+        <w:tc>
+          <w:tcPr>
+            <w:tcW w:type="dxa" w:w="2160"/>
+          </w:tcPr>
+          <w:p>
+            <w:r/>
+            <w:r>
+              <w:rPr>
+                <w:sz w:val="18"/>
+              </w:rPr>
+              <w:t>SAR 823,754,558</w:t>
+            </w:r>
+          </w:p>
+        </w:tc>
+      </w:tr>
+      <w:tr>
+        <w:tc>
+          <w:tcPr>
+            <w:tcW w:type="dxa" w:w="2160"/>
+          </w:tcPr>
+          <w:p>
+            <w:r/>
+            <w:r>
+              <w:rPr>
+                <w:sz w:val="18"/>
+              </w:rPr>
+              <w:t>Levels in use today</w:t>
+            </w:r>
+          </w:p>
+        </w:tc>
+        <w:tc>
+          <w:tcPr>
+            <w:tcW w:type="dxa" w:w="1584"/>
+          </w:tcPr>
+          <w:p>
+            <w:r/>
+            <w:r>
+              <w:rPr>
+                <w:sz w:val="18"/>
+              </w:rPr>
+              <w:t>842,897</w:t>
+            </w:r>
+          </w:p>
+        </w:tc>
+        <w:tc>
+          <w:tcPr>
+            <w:tcW w:type="dxa" w:w="2160"/>
+          </w:tcPr>
+          <w:p>
+            <w:r/>
+            <w:r>
+              <w:rPr>
+                <w:sz w:val="18"/>
+              </w:rPr>
+              <w:t>SAR 1,366,766,958</w:t>
+            </w:r>
+          </w:p>
+        </w:tc>
+        <w:tc>
+          <w:tcPr>
+            <w:tcW w:type="dxa" w:w="1440"/>
+          </w:tcPr>
+          <w:p>
+            <w:r/>
+            <w:r>
+              <w:rPr>
+                <w:sz w:val="18"/>
+              </w:rPr>
+              <w:t>34,808</w:t>
+            </w:r>
+          </w:p>
+        </w:tc>
+        <w:tc>
+          <w:tcPr>
+            <w:tcW w:type="dxa" w:w="2160"/>
+          </w:tcPr>
+          <w:p>
+            <w:r/>
+            <w:r>
+              <w:rPr>
+                <w:sz w:val="18"/>
+              </w:rPr>
+              <w:t>SAR 846,363,661</w:t>
+            </w:r>
+          </w:p>
+        </w:tc>
+      </w:tr>
+      <w:tr>
+        <w:tc>
+          <w:tcPr>
+            <w:tcW w:type="dxa" w:w="2160"/>
+            <w:shd w:val="clear" w:fill="F3E4DB"/>
+          </w:tcPr>
+          <w:p>
+            <w:r>
+              <w:rPr>
+                <w:b/>
+              </w:rPr>
+            </w:r>
+            <w:r>
+              <w:rPr>
+                <w:b/>
+                <w:sz w:val="18"/>
+              </w:rPr>
+              <w:t>Our levels</w:t>
+            </w:r>
+          </w:p>
+        </w:tc>
+        <w:tc>
+          <w:tcPr>
+            <w:tcW w:type="dxa" w:w="1584"/>
+            <w:shd w:val="clear" w:fill="F3E4DB"/>
+          </w:tcPr>
+          <w:p>
+            <w:r>
+              <w:rPr>
+                <w:b/>
+              </w:rPr>
+            </w:r>
+            <w:r>
+              <w:rPr>
+                <w:b/>
+                <w:sz w:val="18"/>
+              </w:rPr>
+              <w:t>376,732</w:t>
+            </w:r>
+          </w:p>
+        </w:tc>
+        <w:tc>
+          <w:tcPr>
+            <w:tcW w:type="dxa" w:w="2160"/>
+            <w:shd w:val="clear" w:fill="F3E4DB"/>
+          </w:tcPr>
+          <w:p>
+            <w:r>
+              <w:rPr>
+                <w:b/>
+              </w:rPr>
+            </w:r>
+            <w:r>
+              <w:rPr>
+                <w:b/>
+                <w:sz w:val="18"/>
+              </w:rPr>
+              <w:t>SAR 2,046,379,595</w:t>
+            </w:r>
+          </w:p>
+        </w:tc>
+        <w:tc>
+          <w:tcPr>
+            <w:tcW w:type="dxa" w:w="1440"/>
+            <w:shd w:val="clear" w:fill="F3E4DB"/>
+          </w:tcPr>
+          <w:p>
+            <w:r>
+              <w:rPr>
+                <w:b/>
+              </w:rPr>
+            </w:r>
+            <w:r>
+              <w:rPr>
+                <w:b/>
+                <w:sz w:val="18"/>
+              </w:rPr>
+              <w:t>35,848</w:t>
+            </w:r>
+          </w:p>
+        </w:tc>
+        <w:tc>
+          <w:tcPr>
+            <w:tcW w:type="dxa" w:w="2160"/>
+            <w:shd w:val="clear" w:fill="F3E4DB"/>
+          </w:tcPr>
+          <w:p>
+            <w:r>
+              <w:rPr>
+                <w:b/>
+              </w:rPr>
+            </w:r>
+            <w:r>
+              <w:rPr>
+                <w:b/>
+                <w:sz w:val="18"/>
+              </w:rPr>
+              <w:t>SAR 779,562,829</w:t>
+            </w:r>
+          </w:p>
+        </w:tc>
+      </w:tr>
+    </w:tbl>
+    <w:p>
+      <w:pPr>
+        <w:spacing w:after="40"/>
+      </w:pPr>
+    </w:p>
+    <w:p>
+      <w:pPr>
+        <w:spacing w:after="200"/>
+      </w:pPr>
+      <w:r>
+        <w:rPr>
+          <w:b w:val="0"/>
+          <w:i/>
+          <w:color w:val="60666E"/>
+          <w:sz w:val="17"/>
+        </w:rPr>
+        <w:t>Reading down the table: every step up in service buys fewer days waiting and costs more capital. Our recommended levels do not sit on this curve, because they do not use one figure for everything — each part gets its own from what its absence costs.</w:t>
+      </w:r>
+    </w:p>
+    <w:tbl>
+      <w:tblPr>
+        <w:tblStyle w:val="TableGrid"/>
+        <w:tblW w:type="auto" w:w="0"/>
+        <w:tblLook w:firstColumn="1" w:firstRow="1" w:lastColumn="0" w:lastRow="0" w:noHBand="0" w:noVBand="1" w:val="04A0"/>
+      </w:tblPr>
+      <w:tblGrid>
+        <w:gridCol w:w="9792"/>
+      </w:tblGrid>
+      <w:tr>
+        <w:tc>
+          <w:tcPr>
+            <w:tcW w:type="dxa" w:w="9792"/>
+            <w:shd w:val="clear" w:fill="F7F4EC"/>
+          </w:tcPr>
+          <w:p>
+            <w:r/>
+            <w:r>
+              <w:rPr>
+                <w:b/>
+                <w:color w:val="8A6212"/>
+                <w:sz w:val="19"/>
+              </w:rPr>
+              <w:t>The honest answer to “how much cash does this release”</w:t>
+            </w:r>
+          </w:p>
+          <w:p>
+            <w:r>
+              <w:rPr>
+                <w:sz w:val="19"/>
+              </w:rPr>
+              <w:t>The plant waits 842,897 days, longer than our lowest sampled service level manages (624,678), while holding less capital than any point on the curve. There is no service level at which our levels need less capital than theirs, because their policy is under-serving rather than over-invested. Releasing cash is a dead-money exercise, not a levels one.</w:t>
+            </w:r>
+          </w:p>
+        </w:tc>
+      </w:tr>
+    </w:tbl>
+    <w:p>
+      <w:pPr>
+        <w:spacing w:after="40"/>
+      </w:pPr>
+    </w:p>
+    <w:p>
+      <w:pPr>
+        <w:pStyle w:val="Heading3"/>
+        <w:spacing w:before="200" w:after="100"/>
+      </w:pPr>
+      <w:r>
+        <w:rPr>
+          <w:rFonts w:ascii="Calibri" w:hAnsi="Calibri"/>
+          <w:color w:val="1A1D21"/>
+        </w:rPr>
+        <w:t>Ordering less often, on purpose</w:t>
+      </w:r>
+    </w:p>
+    <w:p>
+      <w:r>
+        <w:rPr>
+          <w:b w:val="0"/>
+          <w:i w:val="0"/>
+          <w:sz w:val="21"/>
+        </w:rPr>
+        <w:t>The first version of these levels placed 71% more purchase orders than the plant does today for the same flow of material — a trickle every week. That looked free only because placing an order was free in the model. Two changes fixed it: an order now has to cover at least the demand expected while it is in transit, and it is rounded up to the pack the plant is already receiving in, read off its own receipt history (11,585 records have a pack larger than one). Raising, chasing and receiving an order is charged at SAR 900 a time, so the cost of ordering often now appears in the total rather than beside it. Orders placed are now +3% against the plant's.</w:t>
       </w:r>
     </w:p>
     <w:p>
@@ -7278,7 +8531,16 @@
         <w:spacing w:after="60"/>
       </w:pPr>
       <w:r>
-        <w:t>Ordering costs and supplier minimum quantities are not modelled, so a policy that orders more often is not charged for it.</w:t>
+        <w:t>Placing an order costs SAR 900 whatever is on it, and that is in the total. The figure is an assumption, not a measurement — on real data it comes from the purchasing team.</w:t>
+      </w:r>
+    </w:p>
+    <w:p>
+      <w:pPr>
+        <w:pStyle w:val="ListBullet"/>
+        <w:spacing w:after="60"/>
+      </w:pPr>
+      <w:r>
+        <w:t>Order quantities respect the pack the plant is already receiving in, read off its own receipt history. There is no pack-size column to read, so this is inference, and a purchasing extract would beat it.</w:t>
       </w:r>
     </w:p>
     <w:p>
@@ -7314,7 +8576,34 @@
         <w:spacing w:after="60"/>
       </w:pPr>
       <w:r>
+        <w:t>Pack size is read off the quantities the plant already receives, because an extract of this shape carries no pack-size column. A part received in the same quantity again and again is bought in that pack, whatever the master record says; a part never received falls back to one. On real data this should be replaced by the purchasing record.</w:t>
+      </w:r>
+    </w:p>
+    <w:p>
+      <w:pPr>
+        <w:pStyle w:val="ListBullet"/>
+        <w:spacing w:after="60"/>
+      </w:pPr>
+      <w:r>
         <w:t>Where the delivery time on the record was flagged as impossible, the typical figure for that kind of part is used instead and the reason says so. The substitute is a guess: it is better than a ten-year protection window, and it is not as good as somebody checking the contract.</w:t>
+      </w:r>
+    </w:p>
+    <w:p>
+      <w:pPr>
+        <w:pStyle w:val="ListBullet"/>
+        <w:spacing w:after="60"/>
+      </w:pPr>
+      <w:r>
+        <w:t>The curve is sampled at seven service levels and joined by straight lines. The point matched to the plant's own service is interpolated between two of them, and a plant outside the sampled range gets no number rather than an extrapolated one.</w:t>
+      </w:r>
+    </w:p>
+    <w:p>
+      <w:pPr>
+        <w:pStyle w:val="ListBullet"/>
+        <w:spacing w:after="60"/>
+      </w:pPr>
+      <w:r>
+        <w:t>Every point on the curve uses one blanket service level for all three criticalities. Our recommended levels do not — each item gets its own from its own economics — which is why the recommendation does not sit on the curve.</w:t>
       </w:r>
     </w:p>
     <w:p>
@@ -7560,7 +8849,7 @@
               <w:rPr>
                 <w:sz w:val="18"/>
               </w:rPr>
-              <w:t>492,976</w:t>
+              <w:t>376,732</w:t>
             </w:r>
           </w:p>
         </w:tc>
@@ -7620,7 +8909,7 @@
               <w:rPr>
                 <w:sz w:val="18"/>
               </w:rPr>
-              <w:t>SAR 1,863,314,587</w:t>
+              <w:t>SAR 2,046,379,595</w:t>
             </w:r>
           </w:p>
         </w:tc>
@@ -7650,7 +8939,7 @@
               <w:rPr>
                 <w:sz w:val="18"/>
               </w:rPr>
-              <w:t>SAR 815,036,461</w:t>
+              <w:t>SAR 846,363,661</w:t>
             </w:r>
           </w:p>
         </w:tc>
@@ -7680,7 +8969,7 @@
               <w:rPr>
                 <w:sz w:val="18"/>
               </w:rPr>
-              <w:t>SAR 707,885,215</w:t>
+              <w:t>SAR 779,562,829</w:t>
             </w:r>
           </w:p>
         </w:tc>

--- a/docs/progress/POC-PROGRESS.docx
+++ b/docs/progress/POC-PROGRESS.docx
@@ -231,7 +231,7 @@
               <w:rPr>
                 <w:sz w:val="18"/>
               </w:rPr>
-              <w:t>SAR 1,429,867,497</w:t>
+              <w:t>SAR 1,519,155,861</w:t>
             </w:r>
           </w:p>
         </w:tc>
@@ -261,7 +261,7 @@
               <w:rPr>
                 <w:sz w:val="18"/>
               </w:rPr>
-              <w:t>20,140</w:t>
+              <w:t>20,141</w:t>
             </w:r>
           </w:p>
         </w:tc>
@@ -291,7 +291,7 @@
               <w:rPr>
                 <w:sz w:val="18"/>
               </w:rPr>
-              <w:t>24,887</w:t>
+              <w:t>24,989</w:t>
             </w:r>
           </w:p>
         </w:tc>
@@ -321,7 +321,7 @@
               <w:rPr>
                 <w:sz w:val="18"/>
               </w:rPr>
-              <w:t>7,207  (35.8%)</w:t>
+              <w:t>7,133  (35.4%)</w:t>
             </w:r>
           </w:p>
         </w:tc>
@@ -351,7 +351,7 @@
               <w:rPr>
                 <w:sz w:val="18"/>
               </w:rPr>
-              <w:t>SAR 426,483,767  (29.8%)</w:t>
+              <w:t>SAR 396,932,133  (26.1%)</w:t>
             </w:r>
           </w:p>
         </w:tc>
@@ -1489,7 +1489,7 @@
           <w:rFonts w:ascii="Calibri" w:hAnsi="Calibri"/>
           <w:color w:val="1A1D21"/>
         </w:rPr>
-        <w:t>Overview</w:t>
+        <w:t>Today</w:t>
       </w:r>
     </w:p>
     <w:p>
@@ -1508,7 +1508,7 @@
               <a:graphicData uri="http://schemas.openxmlformats.org/drawingml/2006/picture">
                 <pic:pic>
                   <pic:nvPicPr>
-                    <pic:cNvPr id="0" name="dashboard.png"/>
+                    <pic:cNvPr id="0" name="today.png"/>
                     <pic:cNvPicPr/>
                   </pic:nvPicPr>
                   <pic:blipFill>
@@ -1542,7 +1542,7 @@
           <w:color w:val="60666E"/>
           <w:sz w:val="17"/>
         </w:rPr>
-        <w:t>The front page. Three figures measured from the answer key, the held-out year replayed under both sets of levels, then the marks: faults found, and forecast accuracy per demand group.</w:t>
+        <w:t>The front page, and deliberately the whole of it. Three numbers, each with a sentence saying what it means and what to do. Anyone can read this page without being told what an inventory system is.</w:t>
       </w:r>
     </w:p>
     <w:p>
@@ -1608,7 +1608,7 @@
           <w:color w:val="60666E"/>
           <w:sz w:val="17"/>
         </w:rPr>
-        <w:t>One table, ranked by what it costs to ignore rather than by quantity. The coloured tag on each row is its state; the chips above filter by state and by demand group. Twenty-five rows a page, on twenty-five thousand records.</w:t>
+        <w:t>One row per part in one storeroom, most urgent first. The second column says what to do — order this many, move it from another store, or leave it alone — and it is the only column that has to be read. Twenty-five rows a page, on twenty-five thousand records.</w:t>
       </w:r>
     </w:p>
     <w:p>
@@ -1621,7 +1621,7 @@
           <w:rFonts w:ascii="Calibri" w:hAnsi="Calibri"/>
           <w:color w:val="1A1D21"/>
         </w:rPr>
-        <w:t>Item view</w:t>
+        <w:t>One part, in full</w:t>
       </w:r>
     </w:p>
     <w:p>
@@ -1674,7 +1674,139 @@
           <w:color w:val="60666E"/>
           <w:sz w:val="17"/>
         </w:rPr>
-        <w:t>Clicking a row opens the item over the board: three years of movement with the cut-off marked, the year ahead forecast beside it, and a paragraph in plain English explaining where the recommended level came from — including the sentence the engine itself wrote.</w:t>
+        <w:t>Clicking a row opens the part over the board. What to do first, then the plain-English explanation of where the number came from, and only then the chart: three years of movement with the cut-off marked and the year ahead beside it.</w:t>
+      </w:r>
+    </w:p>
+    <w:p>
+      <w:pPr>
+        <w:pStyle w:val="Heading3"/>
+        <w:spacing w:before="200" w:after="100"/>
+      </w:pPr>
+      <w:r>
+        <w:rPr>
+          <w:rFonts w:ascii="Calibri" w:hAnsi="Calibri"/>
+          <w:color w:val="1A1D21"/>
+        </w:rPr>
+        <w:t>Storerooms</w:t>
+      </w:r>
+    </w:p>
+    <w:p>
+      <w:pPr>
+        <w:jc w:val="center"/>
+      </w:pPr>
+      <w:r>
+        <w:drawing>
+          <wp:inline xmlns:a="http://schemas.openxmlformats.org/drawingml/2006/main" xmlns:pic="http://schemas.openxmlformats.org/drawingml/2006/picture">
+            <wp:extent cx="5760720" cy="4299045"/>
+            <wp:docPr id="4" name="Picture 4"/>
+            <wp:cNvGraphicFramePr>
+              <a:graphicFrameLocks noChangeAspect="1"/>
+            </wp:cNvGraphicFramePr>
+            <a:graphic>
+              <a:graphicData uri="http://schemas.openxmlformats.org/drawingml/2006/picture">
+                <pic:pic>
+                  <pic:nvPicPr>
+                    <pic:cNvPr id="0" name="storerooms.png"/>
+                    <pic:cNvPicPr/>
+                  </pic:nvPicPr>
+                  <pic:blipFill>
+                    <a:blip r:embed="rId12"/>
+                    <a:stretch>
+                      <a:fillRect/>
+                    </a:stretch>
+                  </pic:blipFill>
+                  <pic:spPr>
+                    <a:xfrm>
+                      <a:off x="0" y="0"/>
+                      <a:ext cx="5760720" cy="4299045"/>
+                    </a:xfrm>
+                    <a:prstGeom prst="rect"/>
+                  </pic:spPr>
+                </pic:pic>
+              </a:graphicData>
+            </a:graphic>
+          </wp:inline>
+        </w:drawing>
+      </w:r>
+    </w:p>
+    <w:p>
+      <w:pPr>
+        <w:spacing w:after="200"/>
+      </w:pPr>
+      <w:r>
+        <w:rPr>
+          <w:b w:val="0"/>
+          <w:i/>
+          <w:color w:val="60666E"/>
+          <w:sz w:val="17"/>
+        </w:rPr>
+        <w:t>Where the stock is, and where it is in the wrong place. The lower table is the same part sitting spare in one store while another store is below its level — stock the plant already owns and would otherwise buy again.</w:t>
+      </w:r>
+    </w:p>
+    <w:p>
+      <w:pPr>
+        <w:pStyle w:val="Heading3"/>
+        <w:spacing w:before="200" w:after="100"/>
+      </w:pPr>
+      <w:r>
+        <w:rPr>
+          <w:rFonts w:ascii="Calibri" w:hAnsi="Calibri"/>
+          <w:color w:val="1A1D21"/>
+        </w:rPr>
+        <w:t>How well it works</w:t>
+      </w:r>
+    </w:p>
+    <w:p>
+      <w:pPr>
+        <w:jc w:val="center"/>
+      </w:pPr>
+      <w:r>
+        <w:drawing>
+          <wp:inline xmlns:a="http://schemas.openxmlformats.org/drawingml/2006/main" xmlns:pic="http://schemas.openxmlformats.org/drawingml/2006/picture">
+            <wp:extent cx="5760720" cy="4299045"/>
+            <wp:docPr id="5" name="Picture 5"/>
+            <wp:cNvGraphicFramePr>
+              <a:graphicFrameLocks noChangeAspect="1"/>
+            </wp:cNvGraphicFramePr>
+            <a:graphic>
+              <a:graphicData uri="http://schemas.openxmlformats.org/drawingml/2006/picture">
+                <pic:pic>
+                  <pic:nvPicPr>
+                    <pic:cNvPr id="0" name="evidence.png"/>
+                    <pic:cNvPicPr/>
+                  </pic:nvPicPr>
+                  <pic:blipFill>
+                    <a:blip r:embed="rId13"/>
+                    <a:stretch>
+                      <a:fillRect/>
+                    </a:stretch>
+                  </pic:blipFill>
+                  <pic:spPr>
+                    <a:xfrm>
+                      <a:off x="0" y="0"/>
+                      <a:ext cx="5760720" cy="4299045"/>
+                    </a:xfrm>
+                    <a:prstGeom prst="rect"/>
+                  </pic:spPr>
+                </pic:pic>
+              </a:graphicData>
+            </a:graphic>
+          </wp:inline>
+        </w:drawing>
+      </w:r>
+    </w:p>
+    <w:p>
+      <w:pPr>
+        <w:spacing w:after="200"/>
+      </w:pPr>
+      <w:r>
+        <w:rPr>
+          <w:b w:val="0"/>
+          <w:i/>
+          <w:color w:val="60666E"/>
+          <w:sz w:val="17"/>
+        </w:rPr>
+        <w:t>The evidence page, for engineers. Faults found against the sealed answer key, forecast accuracy on the held-out year, the backtest, and the service-level curve. This is the only page that uses technical language; everywhere else it lives in the tooltips.</w:t>
       </w:r>
     </w:p>
     <w:p>
@@ -1721,7 +1853,7 @@
           <w:i w:val="0"/>
           <w:sz w:val="21"/>
         </w:rPr>
-        <w:t>An invented plant with 20,140 different parts across 5 storerooms, 395,451 movements of stock over three years, and 144,420 maintenance jobs.</w:t>
+        <w:t>An invented plant with 20,141 different parts across 5 storerooms, 412,329 movements of stock over three years, and 148,982 maintenance jobs.</w:t>
       </w:r>
     </w:p>
     <w:p>
@@ -1838,7 +1970,7 @@
               <w:rPr>
                 <w:sz w:val="18"/>
               </w:rPr>
-              <w:t>36%</w:t>
+              <w:t>35%</w:t>
             </w:r>
           </w:p>
         </w:tc>
@@ -1896,7 +2028,7 @@
               <w:rPr>
                 <w:sz w:val="18"/>
               </w:rPr>
-              <w:t>30%</w:t>
+              <w:t>26%</w:t>
             </w:r>
           </w:p>
         </w:tc>
@@ -1954,7 +2086,7 @@
               <w:rPr>
                 <w:sz w:val="18"/>
               </w:rPr>
-              <w:t>3.86</w:t>
+              <w:t>3.19</w:t>
             </w:r>
           </w:p>
         </w:tc>
@@ -2012,7 +2144,7 @@
               <w:rPr>
                 <w:sz w:val="18"/>
               </w:rPr>
-              <w:t>2.00</w:t>
+              <w:t>2.01</w:t>
             </w:r>
           </w:p>
         </w:tc>
@@ -2360,7 +2492,7 @@
               <w:rPr>
                 <w:sz w:val="18"/>
               </w:rPr>
-              <w:t>17%</w:t>
+              <w:t>18%</w:t>
             </w:r>
           </w:p>
         </w:tc>
@@ -2591,7 +2723,7 @@
               <w:rPr>
                 <w:sz w:val="18"/>
               </w:rPr>
-              <w:t>STUB, ANODE STEEL, 855MM, CLASS 2</w:t>
+              <w:t>RELAY, PROTECTION NUMERICAL, TYPE B, DUCTILE IRON</w:t>
             </w:r>
           </w:p>
         </w:tc>
@@ -2605,7 +2737,7 @@
               <w:rPr>
                 <w:sz w:val="18"/>
               </w:rPr>
-              <w:t>Outotec</w:t>
+              <w:t>Siemens</w:t>
             </w:r>
           </w:p>
         </w:tc>
@@ -2619,7 +2751,7 @@
               <w:rPr>
                 <w:sz w:val="18"/>
               </w:rPr>
-              <w:t>482</w:t>
+              <w:t>8,212</w:t>
             </w:r>
           </w:p>
         </w:tc>
@@ -2633,7 +2765,7 @@
               <w:rPr>
                 <w:sz w:val="18"/>
               </w:rPr>
-              <w:t>B</w:t>
+              <w:t>A</w:t>
             </w:r>
           </w:p>
         </w:tc>
@@ -2647,7 +2779,7 @@
               <w:rPr>
                 <w:sz w:val="18"/>
               </w:rPr>
-              <w:t>Rodding station 2</w:t>
+              <w:t>MV switchboard SWB-10</w:t>
             </w:r>
           </w:p>
         </w:tc>
@@ -2663,7 +2795,7 @@
               <w:rPr>
                 <w:sz w:val="18"/>
               </w:rPr>
-              <w:t>PANEL,SCREEN POLYURETHANE,350MM,CS</w:t>
+              <w:t>RING, O SEALING, 600MM, TUNGSTEN CARBIDE</w:t>
             </w:r>
           </w:p>
         </w:tc>
@@ -2677,7 +2809,7 @@
               <w:rPr>
                 <w:sz w:val="18"/>
               </w:rPr>
-              <w:t>Metso</w:t>
+              <w:t>Trelleborg</w:t>
             </w:r>
           </w:p>
         </w:tc>
@@ -2691,7 +2823,7 @@
               <w:rPr>
                 <w:sz w:val="18"/>
               </w:rPr>
-              <w:t>960</w:t>
+              <w:t>22</w:t>
             </w:r>
           </w:p>
         </w:tc>
@@ -2705,7 +2837,7 @@
               <w:rPr>
                 <w:sz w:val="18"/>
               </w:rPr>
-              <w:t>B</w:t>
+              <w:t>C</w:t>
             </w:r>
           </w:p>
         </w:tc>
@@ -2719,7 +2851,7 @@
               <w:rPr>
                 <w:sz w:val="18"/>
               </w:rPr>
-              <w:t>Screen deck 3</w:t>
+              <w:t>Utility pump UP-001</w:t>
             </w:r>
           </w:p>
         </w:tc>
@@ -2791,7 +2923,7 @@
               <w:rPr>
                 <w:sz w:val="18"/>
               </w:rPr>
-              <w:t>Mechanical asset MA-008</w:t>
+              <w:t>Mechanical asset MA-013</w:t>
             </w:r>
           </w:p>
         </w:tc>
@@ -2807,7 +2939,7 @@
               <w:rPr>
                 <w:sz w:val="18"/>
               </w:rPr>
-              <w:t>SENSOR, TEMPERATURE RTD, 345MM, SS304</w:t>
+              <w:t>PACKING, PUMP GLAND CAUSTIC, 180MM, SIC</w:t>
             </w:r>
           </w:p>
         </w:tc>
@@ -2821,7 +2953,7 @@
               <w:rPr>
                 <w:sz w:val="18"/>
               </w:rPr>
-              <w:t>Endress+Hauser</w:t>
+              <w:t>Chesterton</w:t>
             </w:r>
           </w:p>
         </w:tc>
@@ -2835,7 +2967,7 @@
               <w:rPr>
                 <w:sz w:val="18"/>
               </w:rPr>
-              <w:t>821</w:t>
+              <w:t>90</w:t>
             </w:r>
           </w:p>
         </w:tc>
@@ -2849,7 +2981,7 @@
               <w:rPr>
                 <w:sz w:val="18"/>
               </w:rPr>
-              <w:t>A</w:t>
+              <w:t>B</w:t>
             </w:r>
           </w:p>
         </w:tc>
@@ -2863,7 +2995,7 @@
               <w:rPr>
                 <w:sz w:val="18"/>
               </w:rPr>
-              <w:t>Instrument loop IL-013</w:t>
+              <w:t>Slurry pump SL008</w:t>
             </w:r>
           </w:p>
         </w:tc>
@@ -2879,7 +3011,7 @@
               <w:rPr>
                 <w:sz w:val="18"/>
               </w:rPr>
-              <w:t>MODULE, PLC INPUT OUTPUT, TYPE F, CLASS 2</w:t>
+              <w:t>MODULE, PLC INPUT OUTPUT, TYPE G, TUNGSTEN CARBIDE</w:t>
             </w:r>
           </w:p>
         </w:tc>
@@ -2935,7 +3067,7 @@
               <w:rPr>
                 <w:sz w:val="18"/>
               </w:rPr>
-              <w:t>Instrument loop IL-005</w:t>
+              <w:t>Instrument loop IL-009</w:t>
             </w:r>
           </w:p>
         </w:tc>
@@ -2951,7 +3083,7 @@
               <w:rPr>
                 <w:sz w:val="18"/>
               </w:rPr>
-              <w:t>FILTER, RESPIRATOR CARTRIDGE, TYPE C, CS</w:t>
+              <w:t>GEARBOX, HELICAL, 7.5KW, GRADE A</w:t>
             </w:r>
           </w:p>
         </w:tc>
@@ -2965,7 +3097,7 @@
               <w:rPr>
                 <w:sz w:val="18"/>
               </w:rPr>
-              <w:t>Drager</w:t>
+              <w:t>Nord</w:t>
             </w:r>
           </w:p>
         </w:tc>
@@ -2979,7 +3111,7 @@
               <w:rPr>
                 <w:sz w:val="18"/>
               </w:rPr>
-              <w:t>42</w:t>
+              <w:t>30,502</w:t>
             </w:r>
           </w:p>
         </w:tc>
@@ -2993,7 +3125,7 @@
               <w:rPr>
                 <w:sz w:val="18"/>
               </w:rPr>
-              <w:t>C</w:t>
+              <w:t>A</w:t>
             </w:r>
           </w:p>
         </w:tc>
@@ -3007,7 +3139,7 @@
               <w:rPr>
                 <w:sz w:val="18"/>
               </w:rPr>
-              <w:t>General asset GA-006</w:t>
+              <w:t>Drive cabinet DRV-005</w:t>
             </w:r>
           </w:p>
         </w:tc>
@@ -3023,7 +3155,7 @@
               <w:rPr>
                 <w:sz w:val="18"/>
               </w:rPr>
-              <w:t>PLATE, POT SHELL STEEL, 255MM, GRADE B</w:t>
+              <w:t>PLATE, POT SHELL STEEL, 30MM, DUCTILE IRON</w:t>
             </w:r>
           </w:p>
         </w:tc>
@@ -3079,7 +3211,7 @@
               <w:rPr>
                 <w:sz w:val="18"/>
               </w:rPr>
-              <w:t>Pot 048, Line 1</w:t>
+              <w:t>Pot 049, Line 2</w:t>
             </w:r>
           </w:p>
         </w:tc>
@@ -3095,7 +3227,7 @@
               <w:rPr>
                 <w:sz w:val="18"/>
               </w:rPr>
-              <w:t>LINER, PIPE RUBBER, DN32, DUCTILE IRON</w:t>
+              <w:t>CLOTH, FILTER POLYPROPYLENE, TYPE B, GRADE A</w:t>
             </w:r>
           </w:p>
         </w:tc>
@@ -3109,7 +3241,7 @@
               <w:rPr>
                 <w:sz w:val="18"/>
               </w:rPr>
-              <w:t>Weir</w:t>
+              <w:t>Outotec</w:t>
             </w:r>
           </w:p>
         </w:tc>
@@ -3123,7 +3255,7 @@
               <w:rPr>
                 <w:sz w:val="18"/>
               </w:rPr>
-              <w:t>538</w:t>
+              <w:t>468</w:t>
             </w:r>
           </w:p>
         </w:tc>
@@ -3137,7 +3269,7 @@
               <w:rPr>
                 <w:sz w:val="18"/>
               </w:rPr>
-              <w:t>A</w:t>
+              <w:t>B</w:t>
             </w:r>
           </w:p>
         </w:tc>
@@ -3151,7 +3283,7 @@
               <w:rPr>
                 <w:sz w:val="18"/>
               </w:rPr>
-              <w:t>Slurry pump SL019</w:t>
+              <w:t>Filter press 13</w:t>
             </w:r>
           </w:p>
         </w:tc>
@@ -3377,7 +3509,7 @@
               <w:rPr>
                 <w:sz w:val="18"/>
               </w:rPr>
-              <w:t>268</w:t>
+              <w:t>271</w:t>
             </w:r>
           </w:p>
         </w:tc>
@@ -3391,7 +3523,7 @@
               <w:rPr>
                 <w:sz w:val="18"/>
               </w:rPr>
-              <w:t>268</w:t>
+              <w:t>271</w:t>
             </w:r>
           </w:p>
         </w:tc>
@@ -3549,7 +3681,7 @@
               <w:rPr>
                 <w:sz w:val="18"/>
               </w:rPr>
-              <w:t>140</w:t>
+              <w:t>141</w:t>
             </w:r>
           </w:p>
         </w:tc>
@@ -3563,7 +3695,7 @@
               <w:rPr>
                 <w:sz w:val="18"/>
               </w:rPr>
-              <w:t>130</w:t>
+              <w:t>126</w:t>
             </w:r>
           </w:p>
         </w:tc>
@@ -3577,7 +3709,7 @@
               <w:rPr>
                 <w:sz w:val="18"/>
               </w:rPr>
-              <w:t>10</w:t>
+              <w:t>15</w:t>
             </w:r>
           </w:p>
         </w:tc>
@@ -3591,7 +3723,7 @@
               <w:rPr>
                 <w:sz w:val="18"/>
               </w:rPr>
-              <w:t>21</w:t>
+              <w:t>36</w:t>
             </w:r>
           </w:p>
         </w:tc>
@@ -3605,7 +3737,7 @@
               <w:rPr>
                 <w:sz w:val="18"/>
               </w:rPr>
-              <w:t>93%</w:t>
+              <w:t>89%</w:t>
             </w:r>
           </w:p>
         </w:tc>
@@ -3721,7 +3853,7 @@
               <w:rPr>
                 <w:sz w:val="18"/>
               </w:rPr>
-              <w:t>578</w:t>
+              <w:t>599</w:t>
             </w:r>
           </w:p>
         </w:tc>
@@ -3735,7 +3867,7 @@
               <w:rPr>
                 <w:sz w:val="18"/>
               </w:rPr>
-              <w:t>578</w:t>
+              <w:t>599</w:t>
             </w:r>
           </w:p>
         </w:tc>
@@ -3907,7 +4039,7 @@
               <w:rPr>
                 <w:sz w:val="18"/>
               </w:rPr>
-              <w:t>73</w:t>
+              <w:t>67</w:t>
             </w:r>
           </w:p>
         </w:tc>
@@ -3921,7 +4053,7 @@
               <w:rPr>
                 <w:sz w:val="18"/>
               </w:rPr>
-              <w:t>7</w:t>
+              <w:t>13</w:t>
             </w:r>
           </w:p>
         </w:tc>
@@ -3949,7 +4081,7 @@
               <w:rPr>
                 <w:sz w:val="18"/>
               </w:rPr>
-              <w:t>91%</w:t>
+              <w:t>84%</w:t>
             </w:r>
           </w:p>
         </w:tc>
@@ -3991,7 +4123,7 @@
                 <w:b/>
                 <w:sz w:val="18"/>
               </w:rPr>
-              <w:t>1,286</w:t>
+              <w:t>1,311</w:t>
             </w:r>
           </w:p>
         </w:tc>
@@ -4011,7 +4143,7 @@
                 <w:b/>
                 <w:sz w:val="18"/>
               </w:rPr>
-              <w:t>1,269</w:t>
+              <w:t>1,283</w:t>
             </w:r>
           </w:p>
         </w:tc>
@@ -4031,7 +4163,7 @@
                 <w:b/>
                 <w:sz w:val="18"/>
               </w:rPr>
-              <w:t>17</w:t>
+              <w:t>28</w:t>
             </w:r>
           </w:p>
         </w:tc>
@@ -4051,7 +4183,7 @@
                 <w:b/>
                 <w:sz w:val="18"/>
               </w:rPr>
-              <w:t>21</w:t>
+              <w:t>36</w:t>
             </w:r>
           </w:p>
         </w:tc>
@@ -4071,7 +4203,7 @@
                 <w:b/>
                 <w:sz w:val="18"/>
               </w:rPr>
-              <w:t>99%</w:t>
+              <w:t>98%</w:t>
             </w:r>
           </w:p>
         </w:tc>
@@ -4324,7 +4456,7 @@
               <w:rPr>
                 <w:sz w:val="18"/>
               </w:rPr>
-              <w:t>18</w:t>
+              <w:t>17</w:t>
             </w:r>
           </w:p>
         </w:tc>
@@ -4338,7 +4470,7 @@
               <w:rPr>
                 <w:sz w:val="18"/>
               </w:rPr>
-              <w:t>18</w:t>
+              <w:t>17</w:t>
             </w:r>
           </w:p>
         </w:tc>
@@ -4426,7 +4558,7 @@
               <w:rPr>
                 <w:sz w:val="18"/>
               </w:rPr>
-              <w:t>Spaces removed</w:t>
+              <w:t>Shorthand used (BRG for BEARING)</w:t>
             </w:r>
           </w:p>
         </w:tc>
@@ -4440,7 +4572,7 @@
               <w:rPr>
                 <w:sz w:val="18"/>
               </w:rPr>
-              <w:t>41</w:t>
+              <w:t>59</w:t>
             </w:r>
           </w:p>
         </w:tc>
@@ -4454,7 +4586,7 @@
               <w:rPr>
                 <w:sz w:val="18"/>
               </w:rPr>
-              <w:t>40</w:t>
+              <w:t>54</w:t>
             </w:r>
           </w:p>
         </w:tc>
@@ -4468,7 +4600,7 @@
               <w:rPr>
                 <w:sz w:val="18"/>
               </w:rPr>
-              <w:t>98%</w:t>
+              <w:t>92%</w:t>
             </w:r>
           </w:p>
         </w:tc>
@@ -4484,7 +4616,7 @@
               <w:rPr>
                 <w:sz w:val="18"/>
               </w:rPr>
-              <w:t>Marked -OLD or (DUP)</w:t>
+              <w:t>Commas removed</w:t>
             </w:r>
           </w:p>
         </w:tc>
@@ -4498,7 +4630,7 @@
               <w:rPr>
                 <w:sz w:val="18"/>
               </w:rPr>
-              <w:t>24</w:t>
+              <w:t>43</w:t>
             </w:r>
           </w:p>
         </w:tc>
@@ -4512,7 +4644,7 @@
               <w:rPr>
                 <w:sz w:val="18"/>
               </w:rPr>
-              <w:t>22</w:t>
+              <w:t>39</w:t>
             </w:r>
           </w:p>
         </w:tc>
@@ -4526,7 +4658,7 @@
               <w:rPr>
                 <w:sz w:val="18"/>
               </w:rPr>
-              <w:t>92%</w:t>
+              <w:t>91%</w:t>
             </w:r>
           </w:p>
         </w:tc>
@@ -4542,7 +4674,7 @@
               <w:rPr>
                 <w:sz w:val="18"/>
               </w:rPr>
-              <w:t>Commas removed</w:t>
+              <w:t>Marked -OLD or (DUP)</w:t>
             </w:r>
           </w:p>
         </w:tc>
@@ -4556,7 +4688,7 @@
               <w:rPr>
                 <w:sz w:val="18"/>
               </w:rPr>
-              <w:t>47</w:t>
+              <w:t>24</w:t>
             </w:r>
           </w:p>
         </w:tc>
@@ -4570,7 +4702,7 @@
               <w:rPr>
                 <w:sz w:val="18"/>
               </w:rPr>
-              <w:t>42</w:t>
+              <w:t>21</w:t>
             </w:r>
           </w:p>
         </w:tc>
@@ -4584,7 +4716,7 @@
               <w:rPr>
                 <w:sz w:val="18"/>
               </w:rPr>
-              <w:t>89%</w:t>
+              <w:t>88%</w:t>
             </w:r>
           </w:p>
         </w:tc>
@@ -4600,7 +4732,7 @@
               <w:rPr>
                 <w:sz w:val="18"/>
               </w:rPr>
-              <w:t>Shorthand used (BRG for BEARING)</w:t>
+              <w:t>A character mistyped</w:t>
             </w:r>
           </w:p>
         </w:tc>
@@ -4614,7 +4746,7 @@
               <w:rPr>
                 <w:sz w:val="18"/>
               </w:rPr>
-              <w:t>42</w:t>
+              <w:t>33</w:t>
             </w:r>
           </w:p>
         </w:tc>
@@ -4628,7 +4760,7 @@
               <w:rPr>
                 <w:sz w:val="18"/>
               </w:rPr>
-              <w:t>36</w:t>
+              <w:t>28</w:t>
             </w:r>
           </w:p>
         </w:tc>
@@ -4642,7 +4774,7 @@
               <w:rPr>
                 <w:sz w:val="18"/>
               </w:rPr>
-              <w:t>86%</w:t>
+              <w:t>85%</w:t>
             </w:r>
           </w:p>
         </w:tc>
@@ -4658,7 +4790,7 @@
               <w:rPr>
                 <w:sz w:val="18"/>
               </w:rPr>
-              <w:t>A character mistyped</w:t>
+              <w:t>Spaces removed</w:t>
             </w:r>
           </w:p>
         </w:tc>
@@ -4672,7 +4804,7 @@
               <w:rPr>
                 <w:sz w:val="18"/>
               </w:rPr>
-              <w:t>19</w:t>
+              <w:t>45</w:t>
             </w:r>
           </w:p>
         </w:tc>
@@ -4686,7 +4818,7 @@
               <w:rPr>
                 <w:sz w:val="18"/>
               </w:rPr>
-              <w:t>16</w:t>
+              <w:t>38</w:t>
             </w:r>
           </w:p>
         </w:tc>
@@ -4730,7 +4862,7 @@
               <w:rPr>
                 <w:sz w:val="18"/>
               </w:rPr>
-              <w:t>24</w:t>
+              <w:t>25</w:t>
             </w:r>
           </w:p>
         </w:tc>
@@ -4744,7 +4876,7 @@
               <w:rPr>
                 <w:sz w:val="18"/>
               </w:rPr>
-              <w:t>14</w:t>
+              <w:t>12</w:t>
             </w:r>
           </w:p>
         </w:tc>
@@ -4758,7 +4890,7 @@
               <w:rPr>
                 <w:sz w:val="18"/>
               </w:rPr>
-              <w:t>58%</w:t>
+              <w:t>48%</w:t>
             </w:r>
           </w:p>
         </w:tc>
@@ -4996,7 +5128,7 @@
               <w:rPr>
                 <w:sz w:val="18"/>
               </w:rPr>
-              <w:t>16,795</w:t>
+              <w:t>16,394</w:t>
             </w:r>
           </w:p>
         </w:tc>
@@ -5010,7 +5142,7 @@
               <w:rPr>
                 <w:sz w:val="18"/>
               </w:rPr>
-              <w:t>83%</w:t>
+              <w:t>81%</w:t>
             </w:r>
           </w:p>
         </w:tc>
@@ -5040,7 +5172,7 @@
               <w:rPr>
                 <w:sz w:val="18"/>
               </w:rPr>
-              <w:t>2,248</w:t>
+              <w:t>2,588</w:t>
             </w:r>
           </w:p>
         </w:tc>
@@ -5054,7 +5186,7 @@
               <w:rPr>
                 <w:sz w:val="18"/>
               </w:rPr>
-              <w:t>11%</w:t>
+              <w:t>13%</w:t>
             </w:r>
           </w:p>
         </w:tc>
@@ -5084,7 +5216,7 @@
               <w:rPr>
                 <w:sz w:val="18"/>
               </w:rPr>
-              <w:t>687</w:t>
+              <w:t>607</w:t>
             </w:r>
           </w:p>
         </w:tc>
@@ -5128,7 +5260,7 @@
               <w:rPr>
                 <w:sz w:val="18"/>
               </w:rPr>
-              <w:t>410</w:t>
+              <w:t>552</w:t>
             </w:r>
           </w:p>
         </w:tc>
@@ -5142,7 +5274,7 @@
               <w:rPr>
                 <w:sz w:val="18"/>
               </w:rPr>
-              <w:t>2%</w:t>
+              <w:t>3%</w:t>
             </w:r>
           </w:p>
         </w:tc>
@@ -5328,7 +5460,7 @@
               <w:rPr>
                 <w:sz w:val="18"/>
               </w:rPr>
-              <w:t>7,706</w:t>
+              <w:t>7,743</w:t>
             </w:r>
           </w:p>
         </w:tc>
@@ -5342,7 +5474,7 @@
               <w:rPr>
                 <w:sz w:val="18"/>
               </w:rPr>
-              <w:t>6%</w:t>
+              <w:t>5%</w:t>
             </w:r>
           </w:p>
         </w:tc>
@@ -5356,7 +5488,7 @@
               <w:rPr>
                 <w:sz w:val="18"/>
               </w:rPr>
-              <w:t>2%</w:t>
+              <w:t>3%</w:t>
             </w:r>
           </w:p>
         </w:tc>
@@ -5370,7 +5502,7 @@
               <w:rPr>
                 <w:sz w:val="18"/>
               </w:rPr>
-              <w:t>81%</w:t>
+              <w:t>80%</w:t>
             </w:r>
           </w:p>
         </w:tc>
@@ -5384,7 +5516,7 @@
               <w:rPr>
                 <w:sz w:val="18"/>
               </w:rPr>
-              <w:t>11%</w:t>
+              <w:t>12%</w:t>
             </w:r>
           </w:p>
         </w:tc>
@@ -5414,7 +5546,7 @@
               <w:rPr>
                 <w:sz w:val="18"/>
               </w:rPr>
-              <w:t>5,282</w:t>
+              <w:t>5,276</w:t>
             </w:r>
           </w:p>
         </w:tc>
@@ -5428,7 +5560,7 @@
               <w:rPr>
                 <w:sz w:val="18"/>
               </w:rPr>
-              <w:t>1%</w:t>
+              <w:t>0%</w:t>
             </w:r>
           </w:p>
         </w:tc>
@@ -5442,7 +5574,7 @@
               <w:rPr>
                 <w:sz w:val="18"/>
               </w:rPr>
-              <w:t>1%</w:t>
+              <w:t>2%</w:t>
             </w:r>
           </w:p>
         </w:tc>
@@ -5456,7 +5588,7 @@
               <w:rPr>
                 <w:sz w:val="18"/>
               </w:rPr>
-              <w:t>89%</w:t>
+              <w:t>86%</w:t>
             </w:r>
           </w:p>
         </w:tc>
@@ -5470,7 +5602,7 @@
               <w:rPr>
                 <w:sz w:val="18"/>
               </w:rPr>
-              <w:t>9%</w:t>
+              <w:t>12%</w:t>
             </w:r>
           </w:p>
         </w:tc>
@@ -5500,7 +5632,7 @@
               <w:rPr>
                 <w:sz w:val="18"/>
               </w:rPr>
-              <w:t>4,724</w:t>
+              <w:t>4,734</w:t>
             </w:r>
           </w:p>
         </w:tc>
@@ -5514,26 +5646,26 @@
               <w:rPr>
                 <w:sz w:val="18"/>
               </w:rPr>
+              <w:t>2%</w:t>
+            </w:r>
+          </w:p>
+        </w:tc>
+        <w:tc>
+          <w:tcPr>
+            <w:tcW w:type="dxa" w:w="1296"/>
+          </w:tcPr>
+          <w:p>
+            <w:r/>
+            <w:r>
+              <w:rPr>
+                <w:sz w:val="18"/>
+              </w:rPr>
               <w:t>1%</w:t>
             </w:r>
           </w:p>
         </w:tc>
         <w:tc>
           <w:tcPr>
-            <w:tcW w:type="dxa" w:w="1296"/>
-          </w:tcPr>
-          <w:p>
-            <w:r/>
-            <w:r>
-              <w:rPr>
-                <w:sz w:val="18"/>
-              </w:rPr>
-              <w:t>2%</w:t>
-            </w:r>
-          </w:p>
-        </w:tc>
-        <w:tc>
-          <w:tcPr>
             <w:tcW w:type="dxa" w:w="1584"/>
           </w:tcPr>
           <w:p>
@@ -5542,7 +5674,7 @@
               <w:rPr>
                 <w:sz w:val="18"/>
               </w:rPr>
-              <w:t>86%</w:t>
+              <w:t>90%</w:t>
             </w:r>
           </w:p>
         </w:tc>
@@ -5556,7 +5688,7 @@
               <w:rPr>
                 <w:sz w:val="18"/>
               </w:rPr>
-              <w:t>11%</w:t>
+              <w:t>7%</w:t>
             </w:r>
           </w:p>
         </w:tc>
@@ -5586,7 +5718,7 @@
               <w:rPr>
                 <w:sz w:val="18"/>
               </w:rPr>
-              <w:t>3,793</w:t>
+              <w:t>3,808</w:t>
             </w:r>
           </w:p>
         </w:tc>
@@ -5600,7 +5732,7 @@
               <w:rPr>
                 <w:sz w:val="18"/>
               </w:rPr>
-              <w:t>2%</w:t>
+              <w:t>1%</w:t>
             </w:r>
           </w:p>
         </w:tc>
@@ -5614,7 +5746,7 @@
               <w:rPr>
                 <w:sz w:val="18"/>
               </w:rPr>
-              <w:t>2%</w:t>
+              <w:t>3%</w:t>
             </w:r>
           </w:p>
         </w:tc>
@@ -5628,7 +5760,7 @@
               <w:rPr>
                 <w:sz w:val="18"/>
               </w:rPr>
-              <w:t>84%</w:t>
+              <w:t>81%</w:t>
             </w:r>
           </w:p>
         </w:tc>
@@ -5642,7 +5774,7 @@
               <w:rPr>
                 <w:sz w:val="18"/>
               </w:rPr>
-              <w:t>12%</w:t>
+              <w:t>15%</w:t>
             </w:r>
           </w:p>
         </w:tc>
@@ -5672,7 +5804,7 @@
               <w:rPr>
                 <w:sz w:val="18"/>
               </w:rPr>
-              <w:t>3,382</w:t>
+              <w:t>3,428</w:t>
             </w:r>
           </w:p>
         </w:tc>
@@ -5700,7 +5832,7 @@
               <w:rPr>
                 <w:sz w:val="18"/>
               </w:rPr>
-              <w:t>2%</w:t>
+              <w:t>3%</w:t>
             </w:r>
           </w:p>
         </w:tc>
@@ -5714,7 +5846,7 @@
               <w:rPr>
                 <w:sz w:val="18"/>
               </w:rPr>
-              <w:t>88%</w:t>
+              <w:t>80%</w:t>
             </w:r>
           </w:p>
         </w:tc>
@@ -5728,7 +5860,7 @@
               <w:rPr>
                 <w:sz w:val="18"/>
               </w:rPr>
-              <w:t>10%</w:t>
+              <w:t>17%</w:t>
             </w:r>
           </w:p>
         </w:tc>
@@ -5933,7 +6065,7 @@
               <w:rPr>
                 <w:sz w:val="18"/>
               </w:rPr>
-              <w:t>0.87</w:t>
+              <w:t>0.89</w:t>
             </w:r>
           </w:p>
         </w:tc>
@@ -5947,7 +6079,7 @@
               <w:rPr>
                 <w:sz w:val="18"/>
               </w:rPr>
-              <w:t>0.98</w:t>
+              <w:t>1.02</w:t>
             </w:r>
           </w:p>
         </w:tc>
@@ -5961,7 +6093,7 @@
               <w:rPr>
                 <w:sz w:val="18"/>
               </w:rPr>
-              <w:t>0.71</w:t>
+              <w:t>0.73</w:t>
             </w:r>
           </w:p>
         </w:tc>
@@ -6005,7 +6137,7 @@
               <w:rPr>
                 <w:sz w:val="18"/>
               </w:rPr>
-              <w:t>0.84</w:t>
+              <w:t>0.82</w:t>
             </w:r>
           </w:p>
         </w:tc>
@@ -6019,7 +6151,7 @@
               <w:rPr>
                 <w:sz w:val="18"/>
               </w:rPr>
-              <w:t>1.04</w:t>
+              <w:t>1.05</w:t>
             </w:r>
           </w:p>
         </w:tc>
@@ -6033,7 +6165,7 @@
               <w:rPr>
                 <w:sz w:val="18"/>
               </w:rPr>
-              <w:t>0.76</w:t>
+              <w:t>0.71</w:t>
             </w:r>
           </w:p>
         </w:tc>
@@ -6077,7 +6209,7 @@
               <w:rPr>
                 <w:sz w:val="18"/>
               </w:rPr>
-              <w:t>0.86</w:t>
+              <w:t>0.85</w:t>
             </w:r>
           </w:p>
         </w:tc>
@@ -6091,7 +6223,7 @@
               <w:rPr>
                 <w:sz w:val="18"/>
               </w:rPr>
-              <w:t>1.11</w:t>
+              <w:t>1.05</w:t>
             </w:r>
           </w:p>
         </w:tc>
@@ -6105,7 +6237,7 @@
               <w:rPr>
                 <w:sz w:val="18"/>
               </w:rPr>
-              <w:t>1.48</w:t>
+              <w:t>1.47</w:t>
             </w:r>
           </w:p>
         </w:tc>
@@ -6149,7 +6281,7 @@
               <w:rPr>
                 <w:sz w:val="18"/>
               </w:rPr>
-              <w:t>0.84</w:t>
+              <w:t>0.92</w:t>
             </w:r>
           </w:p>
         </w:tc>
@@ -6163,7 +6295,7 @@
               <w:rPr>
                 <w:sz w:val="18"/>
               </w:rPr>
-              <w:t>1.19</w:t>
+              <w:t>1.10</w:t>
             </w:r>
           </w:p>
         </w:tc>
@@ -6177,7 +6309,7 @@
               <w:rPr>
                 <w:sz w:val="18"/>
               </w:rPr>
-              <w:t>1.00</w:t>
+              <w:t>0.88</w:t>
             </w:r>
           </w:p>
         </w:tc>
@@ -6191,7 +6323,7 @@
               <w:rPr>
                 <w:sz w:val="18"/>
               </w:rPr>
-              <w:t>Yes</w:t>
+              <w:t>No</w:t>
             </w:r>
           </w:p>
         </w:tc>
@@ -6305,7 +6437,7 @@
           <w:i w:val="0"/>
           <w:sz w:val="21"/>
         </w:rPr>
-        <w:t>How sure we aim to be of having the part differs by how badly its absence hurts — worked out from each part's own cost of being short against its cost of sitting on a shelf, rather than one blanket figure for everything:</w:t>
+        <w:t>How sure we aim to be of having the part is worked out per part, from what its absence costs against what holding it costs. Two things drive it: how badly the plant needs it, and how expensive it is to keep on a shelf. A cheap part that stops the line is held to the maximum; an expensive one that stops the same line is held to a little less, because the stoppage costs the same either way and the shelf does not.</w:t>
       </w:r>
     </w:p>
     <w:tbl>
@@ -6316,28 +6448,14 @@
         <w:tblLook w:firstColumn="1" w:firstRow="1" w:lastColumn="0" w:lastRow="0" w:noHBand="0" w:noVBand="1" w:val="04A0"/>
       </w:tblPr>
       <w:tblGrid>
-        <w:gridCol w:w="4896"/>
-        <w:gridCol w:w="4896"/>
+        <w:gridCol w:w="2448"/>
+        <w:gridCol w:w="2448"/>
+        <w:gridCol w:w="2448"/>
+        <w:gridCol w:w="2448"/>
       </w:tblGrid>
       <w:tr>
         <w:tc>
           <w:tcPr>
-            <w:tcW w:type="dxa" w:w="4320"/>
-            <w:shd w:val="clear" w:fill="EDEAE5"/>
-          </w:tcPr>
-          <w:p>
-            <w:r/>
-            <w:r>
-              <w:rPr>
-                <w:b/>
-                <w:sz w:val="18"/>
-              </w:rPr>
-              <w:t>If it is missing</w:t>
-            </w:r>
-          </w:p>
-        </w:tc>
-        <w:tc>
-          <w:tcPr>
             <w:tcW w:type="dxa" w:w="3456"/>
             <w:shd w:val="clear" w:fill="EDEAE5"/>
           </w:tcPr>
@@ -6348,7 +6466,55 @@
                 <w:b/>
                 <w:sz w:val="18"/>
               </w:rPr>
-              <w:t>We aim to have it this often</w:t>
+              <w:t>If it is missing</w:t>
+            </w:r>
+          </w:p>
+        </w:tc>
+        <w:tc>
+          <w:tcPr>
+            <w:tcW w:type="dxa" w:w="1440"/>
+            <w:shd w:val="clear" w:fill="EDEAE5"/>
+          </w:tcPr>
+          <w:p>
+            <w:r/>
+            <w:r>
+              <w:rPr>
+                <w:b/>
+                <w:sz w:val="18"/>
+              </w:rPr>
+              <w:t>Records</w:t>
+            </w:r>
+          </w:p>
+        </w:tc>
+        <w:tc>
+          <w:tcPr>
+            <w:tcW w:type="dxa" w:w="1584"/>
+            <w:shd w:val="clear" w:fill="EDEAE5"/>
+          </w:tcPr>
+          <w:p>
+            <w:r/>
+            <w:r>
+              <w:rPr>
+                <w:b/>
+                <w:sz w:val="18"/>
+              </w:rPr>
+              <w:t>Typical</w:t>
+            </w:r>
+          </w:p>
+        </w:tc>
+        <w:tc>
+          <w:tcPr>
+            <w:tcW w:type="dxa" w:w="2448"/>
+            <w:shd w:val="clear" w:fill="EDEAE5"/>
+          </w:tcPr>
+          <w:p>
+            <w:r/>
+            <w:r>
+              <w:rPr>
+                <w:b/>
+                <w:sz w:val="18"/>
+              </w:rPr>
+              <w:t>Range</w:t>
             </w:r>
           </w:p>
         </w:tc>
@@ -6356,7 +6522,7 @@
       <w:tr>
         <w:tc>
           <w:tcPr>
-            <w:tcW w:type="dxa" w:w="4320"/>
+            <w:tcW w:type="dxa" w:w="3456"/>
           </w:tcPr>
           <w:p>
             <w:r/>
@@ -6370,15 +6536,43 @@
         </w:tc>
         <w:tc>
           <w:tcPr>
-            <w:tcW w:type="dxa" w:w="3456"/>
-          </w:tcPr>
-          <w:p>
-            <w:r/>
-            <w:r>
-              <w:rPr>
-                <w:sz w:val="18"/>
-              </w:rPr>
-              <w:t>99.4%</w:t>
+            <w:tcW w:type="dxa" w:w="1440"/>
+          </w:tcPr>
+          <w:p>
+            <w:r/>
+            <w:r>
+              <w:rPr>
+                <w:sz w:val="18"/>
+              </w:rPr>
+              <w:t>10,885</w:t>
+            </w:r>
+          </w:p>
+        </w:tc>
+        <w:tc>
+          <w:tcPr>
+            <w:tcW w:type="dxa" w:w="1584"/>
+          </w:tcPr>
+          <w:p>
+            <w:r/>
+            <w:r>
+              <w:rPr>
+                <w:sz w:val="18"/>
+              </w:rPr>
+              <w:t>99.3%</w:t>
+            </w:r>
+          </w:p>
+        </w:tc>
+        <w:tc>
+          <w:tcPr>
+            <w:tcW w:type="dxa" w:w="2448"/>
+          </w:tcPr>
+          <w:p>
+            <w:r/>
+            <w:r>
+              <w:rPr>
+                <w:sz w:val="18"/>
+              </w:rPr>
+              <w:t>94.2% to 99.5%</w:t>
             </w:r>
           </w:p>
         </w:tc>
@@ -6386,7 +6580,7 @@
       <w:tr>
         <w:tc>
           <w:tcPr>
-            <w:tcW w:type="dxa" w:w="4320"/>
+            <w:tcW w:type="dxa" w:w="3456"/>
           </w:tcPr>
           <w:p>
             <w:r/>
@@ -6400,15 +6594,43 @@
         </w:tc>
         <w:tc>
           <w:tcPr>
-            <w:tcW w:type="dxa" w:w="3456"/>
-          </w:tcPr>
-          <w:p>
-            <w:r/>
-            <w:r>
-              <w:rPr>
-                <w:sz w:val="18"/>
-              </w:rPr>
-              <w:t>96.0%</w:t>
+            <w:tcW w:type="dxa" w:w="1440"/>
+          </w:tcPr>
+          <w:p>
+            <w:r/>
+            <w:r>
+              <w:rPr>
+                <w:sz w:val="18"/>
+              </w:rPr>
+              <w:t>8,294</w:t>
+            </w:r>
+          </w:p>
+        </w:tc>
+        <w:tc>
+          <w:tcPr>
+            <w:tcW w:type="dxa" w:w="1584"/>
+          </w:tcPr>
+          <w:p>
+            <w:r/>
+            <w:r>
+              <w:rPr>
+                <w:sz w:val="18"/>
+              </w:rPr>
+              <w:t>99.3%</w:t>
+            </w:r>
+          </w:p>
+        </w:tc>
+        <w:tc>
+          <w:tcPr>
+            <w:tcW w:type="dxa" w:w="2448"/>
+          </w:tcPr>
+          <w:p>
+            <w:r/>
+            <w:r>
+              <w:rPr>
+                <w:sz w:val="18"/>
+              </w:rPr>
+              <w:t>94.2% to 99.5%</w:t>
             </w:r>
           </w:p>
         </w:tc>
@@ -6416,7 +6638,7 @@
       <w:tr>
         <w:tc>
           <w:tcPr>
-            <w:tcW w:type="dxa" w:w="4320"/>
+            <w:tcW w:type="dxa" w:w="3456"/>
           </w:tcPr>
           <w:p>
             <w:r/>
@@ -6430,15 +6652,43 @@
         </w:tc>
         <w:tc>
           <w:tcPr>
-            <w:tcW w:type="dxa" w:w="3456"/>
-          </w:tcPr>
-          <w:p>
-            <w:r/>
-            <w:r>
-              <w:rPr>
-                <w:sz w:val="18"/>
-              </w:rPr>
-              <w:t>80.0%</w:t>
+            <w:tcW w:type="dxa" w:w="1440"/>
+          </w:tcPr>
+          <w:p>
+            <w:r/>
+            <w:r>
+              <w:rPr>
+                <w:sz w:val="18"/>
+              </w:rPr>
+              <w:t>5,810</w:t>
+            </w:r>
+          </w:p>
+        </w:tc>
+        <w:tc>
+          <w:tcPr>
+            <w:tcW w:type="dxa" w:w="1584"/>
+          </w:tcPr>
+          <w:p>
+            <w:r/>
+            <w:r>
+              <w:rPr>
+                <w:sz w:val="18"/>
+              </w:rPr>
+              <w:t>98.6%</w:t>
+            </w:r>
+          </w:p>
+        </w:tc>
+        <w:tc>
+          <w:tcPr>
+            <w:tcW w:type="dxa" w:w="2448"/>
+          </w:tcPr>
+          <w:p>
+            <w:r/>
+            <w:r>
+              <w:rPr>
+                <w:sz w:val="18"/>
+              </w:rPr>
+              <w:t>94.1% to 99.5%</w:t>
             </w:r>
           </w:p>
         </w:tc>
@@ -6469,7 +6719,7 @@
           <w:i w:val="0"/>
           <w:sz w:val="21"/>
         </w:rPr>
-        <w:t>The final year — 365 days that nothing in the system had ever seen — was replayed twice over 24,887 storeroom records. Once with the levels the plant uses today, once with ours. Same demand, same delivery delays, same starting stock: the only difference is the levels.</w:t>
+        <w:t>The final year — 365 days that nothing in the system had ever seen — was replayed twice over 24,989 storeroom records. Once with the levels the plant uses today, once with ours. Same demand, same delivery delays, same starting stock: the only difference is the levels.</w:t>
       </w:r>
     </w:p>
     <w:tbl>
@@ -6575,7 +6825,7 @@
               <w:rPr>
                 <w:sz w:val="18"/>
               </w:rPr>
-              <w:t>842,897</w:t>
+              <w:t>854,171</w:t>
             </w:r>
           </w:p>
         </w:tc>
@@ -6589,7 +6839,7 @@
               <w:rPr>
                 <w:sz w:val="18"/>
               </w:rPr>
-              <w:t>376,732</w:t>
+              <w:t>309,958</w:t>
             </w:r>
           </w:p>
         </w:tc>
@@ -6603,7 +6853,7 @@
               <w:rPr>
                 <w:sz w:val="18"/>
               </w:rPr>
-              <w:t>-55%</w:t>
+              <w:t>-64%</w:t>
             </w:r>
           </w:p>
         </w:tc>
@@ -6633,7 +6883,7 @@
               <w:rPr>
                 <w:sz w:val="18"/>
               </w:rPr>
-              <w:t>600,292</w:t>
+              <w:t>644,232</w:t>
             </w:r>
           </w:p>
         </w:tc>
@@ -6647,7 +6897,7 @@
               <w:rPr>
                 <w:sz w:val="18"/>
               </w:rPr>
-              <w:t>237,022</w:t>
+              <w:t>276,189</w:t>
             </w:r>
           </w:p>
         </w:tc>
@@ -6661,7 +6911,7 @@
               <w:rPr>
                 <w:sz w:val="18"/>
               </w:rPr>
-              <w:t>-61%</w:t>
+              <w:t>-57%</w:t>
             </w:r>
           </w:p>
         </w:tc>
@@ -6691,7 +6941,7 @@
               <w:rPr>
                 <w:sz w:val="18"/>
               </w:rPr>
-              <w:t>SAR 1,366,766,958</w:t>
+              <w:t>SAR 1,412,694,541</w:t>
             </w:r>
           </w:p>
         </w:tc>
@@ -6705,7 +6955,7 @@
               <w:rPr>
                 <w:sz w:val="18"/>
               </w:rPr>
-              <w:t>SAR 2,046,379,595</w:t>
+              <w:t>SAR 2,415,429,931</w:t>
             </w:r>
           </w:p>
         </w:tc>
@@ -6719,7 +6969,7 @@
               <w:rPr>
                 <w:sz w:val="18"/>
               </w:rPr>
-              <w:t>+50%</w:t>
+              <w:t>+71%</w:t>
             </w:r>
           </w:p>
         </w:tc>
@@ -6749,7 +6999,7 @@
               <w:rPr>
                 <w:sz w:val="18"/>
               </w:rPr>
-              <w:t>SAR 473,344,722</w:t>
+              <w:t>SAR 1,476,925,176</w:t>
             </w:r>
           </w:p>
         </w:tc>
@@ -6763,7 +7013,7 @@
               <w:rPr>
                 <w:sz w:val="18"/>
               </w:rPr>
-              <w:t>SAR 235,704,730</w:t>
+              <w:t>SAR 645,442,019</w:t>
             </w:r>
           </w:p>
         </w:tc>
@@ -6777,7 +7027,7 @@
               <w:rPr>
                 <w:sz w:val="18"/>
               </w:rPr>
-              <w:t>-50%</w:t>
+              <w:t>-56%</w:t>
             </w:r>
           </w:p>
         </w:tc>
@@ -6807,7 +7057,7 @@
               <w:rPr>
                 <w:sz w:val="18"/>
               </w:rPr>
-              <w:t>SAR 341,691,740</w:t>
+              <w:t>SAR 353,173,635</w:t>
             </w:r>
           </w:p>
         </w:tc>
@@ -6821,7 +7071,7 @@
               <w:rPr>
                 <w:sz w:val="18"/>
               </w:rPr>
-              <w:t>SAR 511,594,899</w:t>
+              <w:t>SAR 603,857,483</w:t>
             </w:r>
           </w:p>
         </w:tc>
@@ -6835,7 +7085,7 @@
               <w:rPr>
                 <w:sz w:val="18"/>
               </w:rPr>
-              <w:t>+50%</w:t>
+              <w:t>+71%</w:t>
             </w:r>
           </w:p>
         </w:tc>
@@ -6877,7 +7127,7 @@
                 <w:b/>
                 <w:sz w:val="18"/>
               </w:rPr>
-              <w:t>SAR 846,363,661</w:t>
+              <w:t>SAR 1,861,828,311</w:t>
             </w:r>
           </w:p>
         </w:tc>
@@ -6897,7 +7147,7 @@
                 <w:b/>
                 <w:sz w:val="18"/>
               </w:rPr>
-              <w:t>SAR 779,562,829</w:t>
+              <w:t>SAR 1,280,472,801</w:t>
             </w:r>
           </w:p>
         </w:tc>
@@ -6917,7 +7167,7 @@
                 <w:b/>
                 <w:sz w:val="18"/>
               </w:rPr>
-              <w:t>-8%</w:t>
+              <w:t>-31%</w:t>
             </w:r>
           </w:p>
         </w:tc>
@@ -6959,7 +7209,7 @@
               <w:rPr>
                 <w:sz w:val="19"/>
               </w:rPr>
-              <w:t>Our levels hold MORE stock, not less — about 50% more. In exchange the plant spends 55% fewer days waiting for a part. Adding the two costs together, the plant is 8% better off overall.</w:t>
+              <w:t>Our levels hold MORE stock, not less — about 71% more. In exchange the plant spends 64% fewer days waiting for a part. Adding the two costs together, the plant is 31% better off overall.</w:t>
               <w:br/>
               <w:br/>
               <w:t>That is worth stating plainly because it runs the opposite way to the usual pitch. Better stocking does not release cash here — it moves cash to where it stops production losses. The cash release is a separate exercise: finding the stock that is dead, which is the next stage.</w:t>
@@ -6980,7 +7230,7 @@
           <w:i w:val="0"/>
           <w:sz w:val="21"/>
         </w:rPr>
-        <w:t>Underneath the total, capital moves in both directions: SAR 11,651,354 comes off shelves where it was doing nothing (990 records), and SAR 691,263,991 goes onto shelves where it prevents a stoppage (15,639 records).</w:t>
+        <w:t>Underneath the total, capital moves in both directions: SAR 9,124,537 comes off shelves where it was doing nothing (439 records), and SAR 1,011,859,927 goes onto shelves where it prevents a stoppage (17,628 records).</w:t>
       </w:r>
     </w:p>
     <w:p>
@@ -7134,7 +7384,7 @@
               <w:rPr>
                 <w:sz w:val="18"/>
               </w:rPr>
-              <w:t>10,915</w:t>
+              <w:t>10,885</w:t>
             </w:r>
           </w:p>
         </w:tc>
@@ -7148,7 +7398,7 @@
               <w:rPr>
                 <w:sz w:val="18"/>
               </w:rPr>
-              <w:t>285,998</w:t>
+              <w:t>255,017</w:t>
             </w:r>
           </w:p>
         </w:tc>
@@ -7162,7 +7412,7 @@
               <w:rPr>
                 <w:sz w:val="18"/>
               </w:rPr>
-              <w:t>126,149</w:t>
+              <w:t>117,271</w:t>
             </w:r>
           </w:p>
         </w:tc>
@@ -7176,7 +7426,7 @@
               <w:rPr>
                 <w:sz w:val="18"/>
               </w:rPr>
-              <w:t>SAR 1,067,572,600</w:t>
+              <w:t>SAR 1,123,092,789</w:t>
             </w:r>
           </w:p>
         </w:tc>
@@ -7190,7 +7440,7 @@
               <w:rPr>
                 <w:sz w:val="18"/>
               </w:rPr>
-              <w:t>SAR 1,457,572,752</w:t>
+              <w:t>SAR 1,506,462,440</w:t>
             </w:r>
           </w:p>
         </w:tc>
@@ -7220,7 +7470,7 @@
               <w:rPr>
                 <w:sz w:val="18"/>
               </w:rPr>
-              <w:t>8,206</w:t>
+              <w:t>8,294</w:t>
             </w:r>
           </w:p>
         </w:tc>
@@ -7234,7 +7484,7 @@
               <w:rPr>
                 <w:sz w:val="18"/>
               </w:rPr>
-              <w:t>287,793</w:t>
+              <w:t>322,506</w:t>
             </w:r>
           </w:p>
         </w:tc>
@@ -7248,7 +7498,7 @@
               <w:rPr>
                 <w:sz w:val="18"/>
               </w:rPr>
-              <w:t>110,156</w:t>
+              <w:t>108,218</w:t>
             </w:r>
           </w:p>
         </w:tc>
@@ -7262,7 +7512,7 @@
               <w:rPr>
                 <w:sz w:val="18"/>
               </w:rPr>
-              <w:t>SAR 218,456,762</w:t>
+              <w:t>SAR 208,525,494</w:t>
             </w:r>
           </w:p>
         </w:tc>
@@ -7276,7 +7526,7 @@
               <w:rPr>
                 <w:sz w:val="18"/>
               </w:rPr>
-              <w:t>SAR 477,301,602</w:t>
+              <w:t>SAR 704,232,328</w:t>
             </w:r>
           </w:p>
         </w:tc>
@@ -7306,7 +7556,7 @@
               <w:rPr>
                 <w:sz w:val="18"/>
               </w:rPr>
-              <w:t>5,766</w:t>
+              <w:t>5,810</w:t>
             </w:r>
           </w:p>
         </w:tc>
@@ -7320,7 +7570,7 @@
               <w:rPr>
                 <w:sz w:val="18"/>
               </w:rPr>
-              <w:t>269,106</w:t>
+              <w:t>276,648</w:t>
             </w:r>
           </w:p>
         </w:tc>
@@ -7334,7 +7584,7 @@
               <w:rPr>
                 <w:sz w:val="18"/>
               </w:rPr>
-              <w:t>140,427</w:t>
+              <w:t>84,469</w:t>
             </w:r>
           </w:p>
         </w:tc>
@@ -7348,7 +7598,7 @@
               <w:rPr>
                 <w:sz w:val="18"/>
               </w:rPr>
-              <w:t>SAR 80,737,597</w:t>
+              <w:t>SAR 81,076,259</w:t>
             </w:r>
           </w:p>
         </w:tc>
@@ -7362,7 +7612,7 @@
               <w:rPr>
                 <w:sz w:val="18"/>
               </w:rPr>
-              <w:t>SAR 111,505,241</w:t>
+              <w:t>SAR 204,735,163</w:t>
             </w:r>
           </w:p>
         </w:tc>
@@ -7531,7 +7781,7 @@
               <w:rPr>
                 <w:sz w:val="18"/>
               </w:rPr>
-              <w:t>624,678</w:t>
+              <w:t>591,438</w:t>
             </w:r>
           </w:p>
         </w:tc>
@@ -7545,7 +7795,7 @@
               <w:rPr>
                 <w:sz w:val="18"/>
               </w:rPr>
-              <w:t>SAR 1,583,340,750</w:t>
+              <w:t>SAR 1,685,147,182</w:t>
             </w:r>
           </w:p>
         </w:tc>
@@ -7559,7 +7809,7 @@
               <w:rPr>
                 <w:sz w:val="18"/>
               </w:rPr>
-              <w:t>32,616</w:t>
+              <w:t>29,980</w:t>
             </w:r>
           </w:p>
         </w:tc>
@@ -7573,7 +7823,7 @@
               <w:rPr>
                 <w:sz w:val="18"/>
               </w:rPr>
-              <w:t>SAR 771,150,850</w:t>
+              <w:t>SAR 1,465,101,515</w:t>
             </w:r>
           </w:p>
         </w:tc>
@@ -7603,7 +7853,7 @@
               <w:rPr>
                 <w:sz w:val="18"/>
               </w:rPr>
-              <w:t>566,873</w:t>
+              <w:t>535,281</w:t>
             </w:r>
           </w:p>
         </w:tc>
@@ -7617,7 +7867,7 @@
               <w:rPr>
                 <w:sz w:val="18"/>
               </w:rPr>
-              <w:t>SAR 1,625,993,794</w:t>
+              <w:t>SAR 1,740,366,073</w:t>
             </w:r>
           </w:p>
         </w:tc>
@@ -7631,7 +7881,7 @@
               <w:rPr>
                 <w:sz w:val="18"/>
               </w:rPr>
-              <w:t>33,174</w:t>
+              <w:t>30,526</w:t>
             </w:r>
           </w:p>
         </w:tc>
@@ -7645,7 +7895,7 @@
               <w:rPr>
                 <w:sz w:val="18"/>
               </w:rPr>
-              <w:t>SAR 760,628,572</w:t>
+              <w:t>SAR 1,404,051,711</w:t>
             </w:r>
           </w:p>
         </w:tc>
@@ -7675,7 +7925,7 @@
               <w:rPr>
                 <w:sz w:val="18"/>
               </w:rPr>
-              <w:t>503,843</w:t>
+              <w:t>481,446</w:t>
             </w:r>
           </w:p>
         </w:tc>
@@ -7689,7 +7939,7 @@
               <w:rPr>
                 <w:sz w:val="18"/>
               </w:rPr>
-              <w:t>SAR 1,677,134,824</w:t>
+              <w:t>SAR 1,810,069,759</w:t>
             </w:r>
           </w:p>
         </w:tc>
@@ -7703,7 +7953,7 @@
               <w:rPr>
                 <w:sz w:val="18"/>
               </w:rPr>
-              <w:t>33,837</w:t>
+              <w:t>31,171</w:t>
             </w:r>
           </w:p>
         </w:tc>
@@ -7717,7 +7967,7 @@
               <w:rPr>
                 <w:sz w:val="18"/>
               </w:rPr>
-              <w:t>SAR 753,099,799</w:t>
+              <w:t>SAR 1,349,266,490</w:t>
             </w:r>
           </w:p>
         </w:tc>
@@ -7747,7 +7997,7 @@
               <w:rPr>
                 <w:sz w:val="18"/>
               </w:rPr>
-              <w:t>445,254</w:t>
+              <w:t>428,105</w:t>
             </w:r>
           </w:p>
         </w:tc>
@@ -7761,7 +8011,7 @@
               <w:rPr>
                 <w:sz w:val="18"/>
               </w:rPr>
-              <w:t>SAR 1,750,105,248</w:t>
+              <w:t>SAR 1,909,652,317</w:t>
             </w:r>
           </w:p>
         </w:tc>
@@ -7775,7 +8025,7 @@
               <w:rPr>
                 <w:sz w:val="18"/>
               </w:rPr>
-              <w:t>34,666</w:t>
+              <w:t>31,932</w:t>
             </w:r>
           </w:p>
         </w:tc>
@@ -7789,7 +8039,7 @@
               <w:rPr>
                 <w:sz w:val="18"/>
               </w:rPr>
-              <w:t>SAR 751,463,386</w:t>
+              <w:t>SAR 1,296,956,922</w:t>
             </w:r>
           </w:p>
         </w:tc>
@@ -7819,7 +8069,7 @@
               <w:rPr>
                 <w:sz w:val="18"/>
               </w:rPr>
-              <w:t>412,812</w:t>
+              <w:t>399,150</w:t>
             </w:r>
           </w:p>
         </w:tc>
@@ -7833,7 +8083,7 @@
               <w:rPr>
                 <w:sz w:val="18"/>
               </w:rPr>
-              <w:t>SAR 1,799,650,710</w:t>
+              <w:t>SAR 1,988,731,160</w:t>
             </w:r>
           </w:p>
         </w:tc>
@@ -7847,7 +8097,7 @@
               <w:rPr>
                 <w:sz w:val="18"/>
               </w:rPr>
-              <w:t>35,136</w:t>
+              <w:t>32,415</w:t>
             </w:r>
           </w:p>
         </w:tc>
@@ -7861,7 +8111,7 @@
               <w:rPr>
                 <w:sz w:val="18"/>
               </w:rPr>
-              <w:t>SAR 752,692,789</w:t>
+              <w:t>SAR 1,283,330,162</w:t>
             </w:r>
           </w:p>
         </w:tc>
@@ -7891,7 +8141,7 @@
               <w:rPr>
                 <w:sz w:val="18"/>
               </w:rPr>
-              <w:t>378,464</w:t>
+              <w:t>370,919</w:t>
             </w:r>
           </w:p>
         </w:tc>
@@ -7905,7 +8155,7 @@
               <w:rPr>
                 <w:sz w:val="18"/>
               </w:rPr>
-              <w:t>SAR 1,868,167,901</w:t>
+              <w:t>SAR 2,085,460,452</w:t>
             </w:r>
           </w:p>
         </w:tc>
@@ -7919,7 +8169,7 @@
               <w:rPr>
                 <w:sz w:val="18"/>
               </w:rPr>
-              <w:t>35,764</w:t>
+              <w:t>32,985</w:t>
             </w:r>
           </w:p>
         </w:tc>
@@ -7933,7 +8183,7 @@
               <w:rPr>
                 <w:sz w:val="18"/>
               </w:rPr>
-              <w:t>SAR 759,200,341</w:t>
+              <w:t>SAR 1,270,235,379</w:t>
             </w:r>
           </w:p>
         </w:tc>
@@ -7963,7 +8213,7 @@
               <w:rPr>
                 <w:sz w:val="18"/>
               </w:rPr>
-              <w:t>341,120</w:t>
+              <w:t>338,584</w:t>
             </w:r>
           </w:p>
         </w:tc>
@@ -7977,7 +8227,7 @@
               <w:rPr>
                 <w:sz w:val="18"/>
               </w:rPr>
-              <w:t>SAR 1,963,525,274</w:t>
+              <w:t>SAR 2,229,199,536</w:t>
             </w:r>
           </w:p>
         </w:tc>
@@ -7991,7 +8241,7 @@
               <w:rPr>
                 <w:sz w:val="18"/>
               </w:rPr>
-              <w:t>36,629</w:t>
+              <w:t>33,687</w:t>
             </w:r>
           </w:p>
         </w:tc>
@@ -8005,7 +8255,7 @@
               <w:rPr>
                 <w:sz w:val="18"/>
               </w:rPr>
-              <w:t>SAR 771,844,329</w:t>
+              <w:t>SAR 1,270,582,483</w:t>
             </w:r>
           </w:p>
         </w:tc>
@@ -8035,7 +8285,7 @@
               <w:rPr>
                 <w:sz w:val="18"/>
               </w:rPr>
-              <w:t>324,645</w:t>
+              <w:t>325,296</w:t>
             </w:r>
           </w:p>
         </w:tc>
@@ -8049,7 +8299,7 @@
               <w:rPr>
                 <w:sz w:val="18"/>
               </w:rPr>
-              <w:t>SAR 2,027,707,958</w:t>
+              <w:t>SAR 2,320,000,878</w:t>
             </w:r>
           </w:p>
         </w:tc>
@@ -8063,7 +8313,7 @@
               <w:rPr>
                 <w:sz w:val="18"/>
               </w:rPr>
-              <w:t>37,047</w:t>
+              <w:t>34,109</w:t>
             </w:r>
           </w:p>
         </w:tc>
@@ -8077,7 +8327,7 @@
               <w:rPr>
                 <w:sz w:val="18"/>
               </w:rPr>
-              <w:t>SAR 783,831,622</w:t>
+              <w:t>SAR 1,276,923,248</w:t>
             </w:r>
           </w:p>
         </w:tc>
@@ -8107,7 +8357,7 @@
               <w:rPr>
                 <w:sz w:val="18"/>
               </w:rPr>
-              <w:t>300,934</w:t>
+              <w:t>306,134</w:t>
             </w:r>
           </w:p>
         </w:tc>
@@ -8121,7 +8371,7 @@
               <w:rPr>
                 <w:sz w:val="18"/>
               </w:rPr>
-              <w:t>SAR 2,156,807,563</w:t>
+              <w:t>SAR 2,514,439,022</w:t>
             </w:r>
           </w:p>
         </w:tc>
@@ -8135,7 +8385,7 @@
               <w:rPr>
                 <w:sz w:val="18"/>
               </w:rPr>
-              <w:t>37,779</w:t>
+              <w:t>34,823</w:t>
             </w:r>
           </w:p>
         </w:tc>
@@ -8149,7 +8399,7 @@
               <w:rPr>
                 <w:sz w:val="18"/>
               </w:rPr>
-              <w:t>SAR 809,328,287</w:t>
+              <w:t>SAR 1,309,703,946</w:t>
             </w:r>
           </w:p>
         </w:tc>
@@ -8179,7 +8429,7 @@
               <w:rPr>
                 <w:sz w:val="18"/>
               </w:rPr>
-              <w:t>291,285</w:t>
+              <w:t>298,217</w:t>
             </w:r>
           </w:p>
         </w:tc>
@@ -8193,7 +8443,7 @@
               <w:rPr>
                 <w:sz w:val="18"/>
               </w:rPr>
-              <w:t>SAR 2,227,850,228</w:t>
+              <w:t>SAR 2,622,901,757</w:t>
             </w:r>
           </w:p>
         </w:tc>
@@ -8207,7 +8457,7 @@
               <w:rPr>
                 <w:sz w:val="18"/>
               </w:rPr>
-              <w:t>38,126</w:t>
+              <w:t>35,119</w:t>
             </w:r>
           </w:p>
         </w:tc>
@@ -8221,7 +8471,7 @@
               <w:rPr>
                 <w:sz w:val="18"/>
               </w:rPr>
-              <w:t>SAR 823,754,558</w:t>
+              <w:t>SAR 1,329,790,497</w:t>
             </w:r>
           </w:p>
         </w:tc>
@@ -8251,7 +8501,7 @@
               <w:rPr>
                 <w:sz w:val="18"/>
               </w:rPr>
-              <w:t>842,897</w:t>
+              <w:t>854,171</w:t>
             </w:r>
           </w:p>
         </w:tc>
@@ -8265,7 +8515,7 @@
               <w:rPr>
                 <w:sz w:val="18"/>
               </w:rPr>
-              <w:t>SAR 1,366,766,958</w:t>
+              <w:t>SAR 1,412,694,541</w:t>
             </w:r>
           </w:p>
         </w:tc>
@@ -8279,7 +8529,7 @@
               <w:rPr>
                 <w:sz w:val="18"/>
               </w:rPr>
-              <w:t>34,808</w:t>
+              <w:t>35,255</w:t>
             </w:r>
           </w:p>
         </w:tc>
@@ -8293,7 +8543,7 @@
               <w:rPr>
                 <w:sz w:val="18"/>
               </w:rPr>
-              <w:t>SAR 846,363,661</w:t>
+              <w:t>SAR 1,861,828,311</w:t>
             </w:r>
           </w:p>
         </w:tc>
@@ -8335,7 +8585,7 @@
                 <w:b/>
                 <w:sz w:val="18"/>
               </w:rPr>
-              <w:t>376,732</w:t>
+              <w:t>309,958</w:t>
             </w:r>
           </w:p>
         </w:tc>
@@ -8355,7 +8605,7 @@
                 <w:b/>
                 <w:sz w:val="18"/>
               </w:rPr>
-              <w:t>SAR 2,046,379,595</w:t>
+              <w:t>SAR 2,415,429,931</w:t>
             </w:r>
           </w:p>
         </w:tc>
@@ -8375,7 +8625,7 @@
                 <w:b/>
                 <w:sz w:val="18"/>
               </w:rPr>
-              <w:t>35,848</w:t>
+              <w:t>34,637</w:t>
             </w:r>
           </w:p>
         </w:tc>
@@ -8395,7 +8645,7 @@
                 <w:b/>
                 <w:sz w:val="18"/>
               </w:rPr>
-              <w:t>SAR 779,562,829</w:t>
+              <w:t>SAR 1,280,472,801</w:t>
             </w:r>
           </w:p>
         </w:tc>
@@ -8451,7 +8701,7 @@
               <w:rPr>
                 <w:sz w:val="19"/>
               </w:rPr>
-              <w:t>The plant waits 842,897 days, longer than our lowest sampled service level manages (624,678), while holding less capital than any point on the curve. There is no service level at which our levels need less capital than theirs, because their policy is under-serving rather than over-invested. Releasing cash is a dead-money exercise, not a levels one.</w:t>
+              <w:t>The plant waits 854,171 days, longer than our lowest sampled service level manages (591,438), while holding less capital than any point on the curve. There is no service level at which our levels need less capital than theirs, because their policy is under-serving rather than over-invested. Releasing cash is a dead-money exercise, not a levels one.</w:t>
             </w:r>
           </w:p>
         </w:tc>
@@ -8482,7 +8732,7 @@
           <w:i w:val="0"/>
           <w:sz w:val="21"/>
         </w:rPr>
-        <w:t>The first version of these levels placed 71% more purchase orders than the plant does today for the same flow of material — a trickle every week. That looked free only because placing an order was free in the model. Two changes fixed it: an order now has to cover at least the demand expected while it is in transit, and it is rounded up to the pack the plant is already receiving in, read off its own receipt history (11,585 records have a pack larger than one). Raising, chasing and receiving an order is charged at SAR 900 a time, so the cost of ordering often now appears in the total rather than beside it. Orders placed are now +3% against the plant's.</w:t>
+        <w:t>The first version of these levels placed 71% more purchase orders than the plant does today for the same flow of material — a trickle every week. That looked free only because placing an order was free in the model. Two changes fixed it: an order now has to cover at least the demand expected while it is in transit, and it is rounded up to the pack the plant is already receiving in, read off its own receipt history (11,906 records have a pack larger than one). Raising, chasing and receiving an order is charged at SAR 900 a time, so the cost of ordering often now appears in the total rather than beside it. Orders placed are now -2% against the plant's.</w:t>
       </w:r>
     </w:p>
     <w:p>
@@ -8699,7 +8949,7 @@
               <w:rPr>
                 <w:sz w:val="18"/>
               </w:rPr>
-              <w:t>1,286</w:t>
+              <w:t>1,311</w:t>
             </w:r>
           </w:p>
         </w:tc>
@@ -8729,7 +8979,7 @@
               <w:rPr>
                 <w:sz w:val="18"/>
               </w:rPr>
-              <w:t>1,269  (99%)</w:t>
+              <w:t>1,283  (98%)</w:t>
             </w:r>
           </w:p>
         </w:tc>
@@ -8759,7 +9009,7 @@
               <w:rPr>
                 <w:sz w:val="18"/>
               </w:rPr>
-              <w:t>17</w:t>
+              <w:t>28</w:t>
             </w:r>
           </w:p>
         </w:tc>
@@ -8789,7 +9039,7 @@
               <w:rPr>
                 <w:sz w:val="18"/>
               </w:rPr>
-              <w:t>21</w:t>
+              <w:t>36</w:t>
             </w:r>
           </w:p>
         </w:tc>
@@ -8819,7 +9069,7 @@
               <w:rPr>
                 <w:sz w:val="18"/>
               </w:rPr>
-              <w:t>842,897</w:t>
+              <w:t>854,171</w:t>
             </w:r>
           </w:p>
         </w:tc>
@@ -8849,7 +9099,7 @@
               <w:rPr>
                 <w:sz w:val="18"/>
               </w:rPr>
-              <w:t>376,732</w:t>
+              <w:t>309,958</w:t>
             </w:r>
           </w:p>
         </w:tc>
@@ -8879,7 +9129,7 @@
               <w:rPr>
                 <w:sz w:val="18"/>
               </w:rPr>
-              <w:t>SAR 1,366,766,958</w:t>
+              <w:t>SAR 1,412,694,541</w:t>
             </w:r>
           </w:p>
         </w:tc>
@@ -8909,7 +9159,7 @@
               <w:rPr>
                 <w:sz w:val="18"/>
               </w:rPr>
-              <w:t>SAR 2,046,379,595</w:t>
+              <w:t>SAR 2,415,429,931</w:t>
             </w:r>
           </w:p>
         </w:tc>
@@ -8939,7 +9189,7 @@
               <w:rPr>
                 <w:sz w:val="18"/>
               </w:rPr>
-              <w:t>SAR 846,363,661</w:t>
+              <w:t>SAR 1,861,828,311</w:t>
             </w:r>
           </w:p>
         </w:tc>
@@ -8969,7 +9219,7 @@
               <w:rPr>
                 <w:sz w:val="18"/>
               </w:rPr>
-              <w:t>SAR 779,562,829</w:t>
+              <w:t>SAR 1,280,472,801</w:t>
             </w:r>
           </w:p>
         </w:tc>
@@ -9130,7 +9380,7 @@
           <w:i w:val="0"/>
           <w:sz w:val="21"/>
         </w:rPr>
-        <w:t>Because invented data can be marked and yours cannot. Nobody knows every fault sitting in Ma'aden's records, so there is nothing to compare an answer against — we could show you a convincing screen and neither of us would know if it were right. Here we hid the faults ourselves, so we can say 1,269 of 1,286 were found with 21 false alarms. It also meant work could start immediately instead of waiting for access.</w:t>
+        <w:t>Because invented data can be marked and yours cannot. Nobody knows every fault sitting in Ma'aden's records, so there is nothing to compare an answer against — we could show you a convincing screen and neither of us would know if it were right. Here we hid the faults ourselves, so we can say 1,283 of 1,311 were found with 36 false alarms. It also meant work could start immediately instead of waiting for access.</w:t>
       </w:r>
     </w:p>
     <w:p>

--- a/docs/progress/POC-PROGRESS.docx
+++ b/docs/progress/POC-PROGRESS.docx
@@ -231,7 +231,7 @@
               <w:rPr>
                 <w:sz w:val="18"/>
               </w:rPr>
-              <w:t>SAR 1,519,155,861</w:t>
+              <w:t>SAR 1,460,818,687</w:t>
             </w:r>
           </w:p>
         </w:tc>
@@ -321,7 +321,7 @@
               <w:rPr>
                 <w:sz w:val="18"/>
               </w:rPr>
-              <w:t>7,133  (35.4%)</w:t>
+              <w:t>7,126  (35.4%)</w:t>
             </w:r>
           </w:p>
         </w:tc>
@@ -351,7 +351,7 @@
               <w:rPr>
                 <w:sz w:val="18"/>
               </w:rPr>
-              <w:t>SAR 396,932,133  (26.1%)</w:t>
+              <w:t>SAR 391,720,855  (26.8%)</w:t>
             </w:r>
           </w:p>
         </w:tc>
@@ -1489,7 +1489,7 @@
           <w:rFonts w:ascii="Calibri" w:hAnsi="Calibri"/>
           <w:color w:val="1A1D21"/>
         </w:rPr>
-        <w:t>Today</w:t>
+        <w:t>Dashboard</w:t>
       </w:r>
     </w:p>
     <w:p>
@@ -1508,7 +1508,7 @@
               <a:graphicData uri="http://schemas.openxmlformats.org/drawingml/2006/picture">
                 <pic:pic>
                   <pic:nvPicPr>
-                    <pic:cNvPr id="0" name="today.png"/>
+                    <pic:cNvPr id="0" name="dashboard.png"/>
                     <pic:cNvPicPr/>
                   </pic:nvPicPr>
                   <pic:blipFill>
@@ -1542,7 +1542,7 @@
           <w:color w:val="60666E"/>
           <w:sz w:val="17"/>
         </w:rPr>
-        <w:t>The front page, and deliberately the whole of it. Three numbers, each with a sentence saying what it means and what to do. Anyone can read this page without being told what an inventory system is.</w:t>
+        <w:t>The four headline figures and four charts: value by store, how the parts move, the plant's monthly usage with the forecast year laid over what actually happened, and the service-level curve with both policies on it.</w:t>
       </w:r>
     </w:p>
     <w:p>
@@ -1555,7 +1555,7 @@
           <w:rFonts w:ascii="Calibri" w:hAnsi="Calibri"/>
           <w:color w:val="1A1D21"/>
         </w:rPr>
-        <w:t>Stock board</w:t>
+        <w:t>Storerooms</w:t>
       </w:r>
     </w:p>
     <w:p>
@@ -1574,7 +1574,7 @@
               <a:graphicData uri="http://schemas.openxmlformats.org/drawingml/2006/picture">
                 <pic:pic>
                   <pic:nvPicPr>
-                    <pic:cNvPr id="0" name="board.png"/>
+                    <pic:cNvPr id="0" name="storerooms.png"/>
                     <pic:cNvPicPr/>
                   </pic:nvPicPr>
                   <pic:blipFill>
@@ -1608,7 +1608,7 @@
           <w:color w:val="60666E"/>
           <w:sz w:val="17"/>
         </w:rPr>
-        <w:t>One row per part in one storeroom, most urgent first. The second column says what to do — order this many, move it from another store, or leave it alone — and it is the only column that has to be read. Twenty-five rows a page, on twenty-five thousand records.</w:t>
+        <w:t>One card per store — value, parts, idle share, stock-outs, the five most valuable lines and the five to act on — and below them the stock that could be moved instead of bought.</w:t>
       </w:r>
     </w:p>
     <w:p>
@@ -1621,7 +1621,7 @@
           <w:rFonts w:ascii="Calibri" w:hAnsi="Calibri"/>
           <w:color w:val="1A1D21"/>
         </w:rPr>
-        <w:t>One part, in full</w:t>
+        <w:t>Stock board</w:t>
       </w:r>
     </w:p>
     <w:p>
@@ -1640,7 +1640,7 @@
               <a:graphicData uri="http://schemas.openxmlformats.org/drawingml/2006/picture">
                 <pic:pic>
                   <pic:nvPicPr>
-                    <pic:cNvPr id="0" name="drawer.png"/>
+                    <pic:cNvPr id="0" name="board.png"/>
                     <pic:cNvPicPr/>
                   </pic:nvPicPr>
                   <pic:blipFill>
@@ -1674,7 +1674,7 @@
           <w:color w:val="60666E"/>
           <w:sz w:val="17"/>
         </w:rPr>
-        <w:t>Clicking a row opens the part over the board. What to do first, then the plain-English explanation of where the number came from, and only then the chart: three years of movement with the cut-off marked and the year ahead beside it.</w:t>
+        <w:t>One row per part in one storeroom, most urgent first. What to do, the last twelve months as a sparkline, and for anything below its level the date it runs out and the date the order has to go in.</w:t>
       </w:r>
     </w:p>
     <w:p>
@@ -1687,7 +1687,7 @@
           <w:rFonts w:ascii="Calibri" w:hAnsi="Calibri"/>
           <w:color w:val="1A1D21"/>
         </w:rPr>
-        <w:t>Storerooms</w:t>
+        <w:t>One part, in full</w:t>
       </w:r>
     </w:p>
     <w:p>
@@ -1706,7 +1706,7 @@
               <a:graphicData uri="http://schemas.openxmlformats.org/drawingml/2006/picture">
                 <pic:pic>
                   <pic:nvPicPr>
-                    <pic:cNvPr id="0" name="storerooms.png"/>
+                    <pic:cNvPr id="0" name="drawer.png"/>
                     <pic:cNvPicPr/>
                   </pic:nvPicPr>
                   <pic:blipFill>
@@ -1740,7 +1740,7 @@
           <w:color w:val="60666E"/>
           <w:sz w:val="17"/>
         </w:rPr>
-        <w:t>Where the stock is, and where it is in the wrong place. The lower table is the same part sitting spare in one store while another store is below its level — stock the plant already owns and would otherwise buy again.</w:t>
+        <w:t>Clicking a row opens the part: what to do, three years of movement with the forecast laid over the year it was tested on, and the plain-English explanation of where the level came from.</w:t>
       </w:r>
     </w:p>
     <w:p>
@@ -1753,7 +1753,7 @@
           <w:rFonts w:ascii="Calibri" w:hAnsi="Calibri"/>
           <w:color w:val="1A1D21"/>
         </w:rPr>
-        <w:t>How well it works</w:t>
+        <w:t>Recommendations</w:t>
       </w:r>
     </w:p>
     <w:p>
@@ -1772,7 +1772,7 @@
               <a:graphicData uri="http://schemas.openxmlformats.org/drawingml/2006/picture">
                 <pic:pic>
                   <pic:nvPicPr>
-                    <pic:cNvPr id="0" name="evidence.png"/>
+                    <pic:cNvPr id="0" name="recommendations.png"/>
                     <pic:cNvPicPr/>
                   </pic:nvPicPr>
                   <pic:blipFill>
@@ -1806,7 +1806,73 @@
           <w:color w:val="60666E"/>
           <w:sz w:val="17"/>
         </w:rPr>
-        <w:t>The evidence page, for engineers. Faults found against the sealed answer key, forecast accuracy on the held-out year, the backtest, and the service-level curve. This is the only page that uses technical language; everywhere else it lives in the tooltips.</w:t>
+        <w:t>Three lists a planner can act on today, each ranked by money and exportable to a spreadsheet: what to order and by when, what to move between stores, and — once the dead-money step lands — what to write off or review.</w:t>
+      </w:r>
+    </w:p>
+    <w:p>
+      <w:pPr>
+        <w:pStyle w:val="Heading3"/>
+        <w:spacing w:before="200" w:after="100"/>
+      </w:pPr>
+      <w:r>
+        <w:rPr>
+          <w:rFonts w:ascii="Calibri" w:hAnsi="Calibri"/>
+          <w:color w:val="1A1D21"/>
+        </w:rPr>
+        <w:t>Evidence</w:t>
+      </w:r>
+    </w:p>
+    <w:p>
+      <w:pPr>
+        <w:jc w:val="center"/>
+      </w:pPr>
+      <w:r>
+        <w:drawing>
+          <wp:inline xmlns:a="http://schemas.openxmlformats.org/drawingml/2006/main" xmlns:pic="http://schemas.openxmlformats.org/drawingml/2006/picture">
+            <wp:extent cx="5760720" cy="4299045"/>
+            <wp:docPr id="6" name="Picture 6"/>
+            <wp:cNvGraphicFramePr>
+              <a:graphicFrameLocks noChangeAspect="1"/>
+            </wp:cNvGraphicFramePr>
+            <a:graphic>
+              <a:graphicData uri="http://schemas.openxmlformats.org/drawingml/2006/picture">
+                <pic:pic>
+                  <pic:nvPicPr>
+                    <pic:cNvPr id="0" name="evidence.png"/>
+                    <pic:cNvPicPr/>
+                  </pic:nvPicPr>
+                  <pic:blipFill>
+                    <a:blip r:embed="rId14"/>
+                    <a:stretch>
+                      <a:fillRect/>
+                    </a:stretch>
+                  </pic:blipFill>
+                  <pic:spPr>
+                    <a:xfrm>
+                      <a:off x="0" y="0"/>
+                      <a:ext cx="5760720" cy="4299045"/>
+                    </a:xfrm>
+                    <a:prstGeom prst="rect"/>
+                  </pic:spPr>
+                </pic:pic>
+              </a:graphicData>
+            </a:graphic>
+          </wp:inline>
+        </w:drawing>
+      </w:r>
+    </w:p>
+    <w:p>
+      <w:pPr>
+        <w:spacing w:after="200"/>
+      </w:pPr>
+      <w:r>
+        <w:rPr>
+          <w:b w:val="0"/>
+          <w:i/>
+          <w:color w:val="60666E"/>
+          <w:sz w:val="17"/>
+        </w:rPr>
+        <w:t>Reached from the footer. Faults found against the sealed answer key, forecast accuracy on the held-out year, the backtest, and the service-level curve. The only page that uses technical language.</w:t>
       </w:r>
     </w:p>
     <w:p>
@@ -1853,7 +1919,7 @@
           <w:i w:val="0"/>
           <w:sz w:val="21"/>
         </w:rPr>
-        <w:t>An invented plant with 20,141 different parts across 5 storerooms, 412,329 movements of stock over three years, and 148,982 maintenance jobs.</w:t>
+        <w:t>An invented plant with 20,141 different parts across 5 storerooms, 412,556 movements of stock over three years, and 150,094 maintenance jobs.</w:t>
       </w:r>
     </w:p>
     <w:p>
@@ -2028,7 +2094,7 @@
               <w:rPr>
                 <w:sz w:val="18"/>
               </w:rPr>
-              <w:t>26%</w:t>
+              <w:t>27%</w:t>
             </w:r>
           </w:p>
         </w:tc>
@@ -2144,7 +2210,7 @@
               <w:rPr>
                 <w:sz w:val="18"/>
               </w:rPr>
-              <w:t>2.01</w:t>
+              <w:t>2.00</w:t>
             </w:r>
           </w:p>
         </w:tc>
@@ -3509,7 +3575,7 @@
               <w:rPr>
                 <w:sz w:val="18"/>
               </w:rPr>
-              <w:t>271</w:t>
+              <w:t>261</w:t>
             </w:r>
           </w:p>
         </w:tc>
@@ -3523,7 +3589,7 @@
               <w:rPr>
                 <w:sz w:val="18"/>
               </w:rPr>
-              <w:t>271</w:t>
+              <w:t>261</w:t>
             </w:r>
           </w:p>
         </w:tc>
@@ -3695,7 +3761,7 @@
               <w:rPr>
                 <w:sz w:val="18"/>
               </w:rPr>
-              <w:t>126</w:t>
+              <w:t>135</w:t>
             </w:r>
           </w:p>
         </w:tc>
@@ -3709,7 +3775,7 @@
               <w:rPr>
                 <w:sz w:val="18"/>
               </w:rPr>
-              <w:t>15</w:t>
+              <w:t>6</w:t>
             </w:r>
           </w:p>
         </w:tc>
@@ -3723,7 +3789,7 @@
               <w:rPr>
                 <w:sz w:val="18"/>
               </w:rPr>
-              <w:t>36</w:t>
+              <w:t>30</w:t>
             </w:r>
           </w:p>
         </w:tc>
@@ -3737,7 +3803,7 @@
               <w:rPr>
                 <w:sz w:val="18"/>
               </w:rPr>
-              <w:t>89%</w:t>
+              <w:t>96%</w:t>
             </w:r>
           </w:p>
         </w:tc>
@@ -3853,7 +3919,7 @@
               <w:rPr>
                 <w:sz w:val="18"/>
               </w:rPr>
-              <w:t>599</w:t>
+              <w:t>600</w:t>
             </w:r>
           </w:p>
         </w:tc>
@@ -3867,7 +3933,7 @@
               <w:rPr>
                 <w:sz w:val="18"/>
               </w:rPr>
-              <w:t>599</w:t>
+              <w:t>600</w:t>
             </w:r>
           </w:p>
         </w:tc>
@@ -4039,7 +4105,7 @@
               <w:rPr>
                 <w:sz w:val="18"/>
               </w:rPr>
-              <w:t>67</w:t>
+              <w:t>62</w:t>
             </w:r>
           </w:p>
         </w:tc>
@@ -4053,7 +4119,7 @@
               <w:rPr>
                 <w:sz w:val="18"/>
               </w:rPr>
-              <w:t>13</w:t>
+              <w:t>18</w:t>
             </w:r>
           </w:p>
         </w:tc>
@@ -4081,7 +4147,7 @@
               <w:rPr>
                 <w:sz w:val="18"/>
               </w:rPr>
-              <w:t>84%</w:t>
+              <w:t>78%</w:t>
             </w:r>
           </w:p>
         </w:tc>
@@ -4123,7 +4189,7 @@
                 <w:b/>
                 <w:sz w:val="18"/>
               </w:rPr>
-              <w:t>1,311</w:t>
+              <w:t>1,302</w:t>
             </w:r>
           </w:p>
         </w:tc>
@@ -4143,7 +4209,7 @@
                 <w:b/>
                 <w:sz w:val="18"/>
               </w:rPr>
-              <w:t>1,283</w:t>
+              <w:t>1,278</w:t>
             </w:r>
           </w:p>
         </w:tc>
@@ -4163,7 +4229,7 @@
                 <w:b/>
                 <w:sz w:val="18"/>
               </w:rPr>
-              <w:t>28</w:t>
+              <w:t>24</w:t>
             </w:r>
           </w:p>
         </w:tc>
@@ -4183,7 +4249,7 @@
                 <w:b/>
                 <w:sz w:val="18"/>
               </w:rPr>
-              <w:t>36</w:t>
+              <w:t>30</w:t>
             </w:r>
           </w:p>
         </w:tc>
@@ -4456,7 +4522,7 @@
               <w:rPr>
                 <w:sz w:val="18"/>
               </w:rPr>
-              <w:t>17</w:t>
+              <w:t>8</w:t>
             </w:r>
           </w:p>
         </w:tc>
@@ -4470,7 +4536,7 @@
               <w:rPr>
                 <w:sz w:val="18"/>
               </w:rPr>
-              <w:t>17</w:t>
+              <w:t>8</w:t>
             </w:r>
           </w:p>
         </w:tc>
@@ -4514,7 +4580,7 @@
               <w:rPr>
                 <w:sz w:val="18"/>
               </w:rPr>
-              <w:t>25</w:t>
+              <w:t>30</w:t>
             </w:r>
           </w:p>
         </w:tc>
@@ -4528,7 +4594,7 @@
               <w:rPr>
                 <w:sz w:val="18"/>
               </w:rPr>
-              <w:t>25</w:t>
+              <w:t>30</w:t>
             </w:r>
           </w:p>
         </w:tc>
@@ -4558,7 +4624,7 @@
               <w:rPr>
                 <w:sz w:val="18"/>
               </w:rPr>
-              <w:t>Shorthand used (BRG for BEARING)</w:t>
+              <w:t>Spaces removed</w:t>
             </w:r>
           </w:p>
         </w:tc>
@@ -4572,7 +4638,7 @@
               <w:rPr>
                 <w:sz w:val="18"/>
               </w:rPr>
-              <w:t>59</w:t>
+              <w:t>56</w:t>
             </w:r>
           </w:p>
         </w:tc>
@@ -4586,7 +4652,7 @@
               <w:rPr>
                 <w:sz w:val="18"/>
               </w:rPr>
-              <w:t>54</w:t>
+              <w:t>55</w:t>
             </w:r>
           </w:p>
         </w:tc>
@@ -4600,7 +4666,7 @@
               <w:rPr>
                 <w:sz w:val="18"/>
               </w:rPr>
-              <w:t>92%</w:t>
+              <w:t>98%</w:t>
             </w:r>
           </w:p>
         </w:tc>
@@ -4616,7 +4682,7 @@
               <w:rPr>
                 <w:sz w:val="18"/>
               </w:rPr>
-              <w:t>Commas removed</w:t>
+              <w:t>Shorthand used (BRG for BEARING)</w:t>
             </w:r>
           </w:p>
         </w:tc>
@@ -4630,7 +4696,7 @@
               <w:rPr>
                 <w:sz w:val="18"/>
               </w:rPr>
-              <w:t>43</w:t>
+              <w:t>50</w:t>
             </w:r>
           </w:p>
         </w:tc>
@@ -4644,7 +4710,7 @@
               <w:rPr>
                 <w:sz w:val="18"/>
               </w:rPr>
-              <w:t>39</w:t>
+              <w:t>49</w:t>
             </w:r>
           </w:p>
         </w:tc>
@@ -4658,7 +4724,7 @@
               <w:rPr>
                 <w:sz w:val="18"/>
               </w:rPr>
-              <w:t>91%</w:t>
+              <w:t>98%</w:t>
             </w:r>
           </w:p>
         </w:tc>
@@ -4674,7 +4740,7 @@
               <w:rPr>
                 <w:sz w:val="18"/>
               </w:rPr>
-              <w:t>Marked -OLD or (DUP)</w:t>
+              <w:t>Commas removed</w:t>
             </w:r>
           </w:p>
         </w:tc>
@@ -4688,7 +4754,7 @@
               <w:rPr>
                 <w:sz w:val="18"/>
               </w:rPr>
-              <w:t>24</w:t>
+              <w:t>47</w:t>
             </w:r>
           </w:p>
         </w:tc>
@@ -4702,7 +4768,7 @@
               <w:rPr>
                 <w:sz w:val="18"/>
               </w:rPr>
-              <w:t>21</w:t>
+              <w:t>46</w:t>
             </w:r>
           </w:p>
         </w:tc>
@@ -4716,7 +4782,7 @@
               <w:rPr>
                 <w:sz w:val="18"/>
               </w:rPr>
-              <w:t>88%</w:t>
+              <w:t>98%</w:t>
             </w:r>
           </w:p>
         </w:tc>
@@ -4732,7 +4798,7 @@
               <w:rPr>
                 <w:sz w:val="18"/>
               </w:rPr>
-              <w:t>A character mistyped</w:t>
+              <w:t>Marked -OLD or (DUP)</w:t>
             </w:r>
           </w:p>
         </w:tc>
@@ -4746,7 +4812,7 @@
               <w:rPr>
                 <w:sz w:val="18"/>
               </w:rPr>
-              <w:t>33</w:t>
+              <w:t>27</w:t>
             </w:r>
           </w:p>
         </w:tc>
@@ -4760,7 +4826,7 @@
               <w:rPr>
                 <w:sz w:val="18"/>
               </w:rPr>
-              <w:t>28</w:t>
+              <w:t>26</w:t>
             </w:r>
           </w:p>
         </w:tc>
@@ -4774,7 +4840,7 @@
               <w:rPr>
                 <w:sz w:val="18"/>
               </w:rPr>
-              <w:t>85%</w:t>
+              <w:t>96%</w:t>
             </w:r>
           </w:p>
         </w:tc>
@@ -4790,7 +4856,7 @@
               <w:rPr>
                 <w:sz w:val="18"/>
               </w:rPr>
-              <w:t>Spaces removed</w:t>
+              <w:t>A character mistyped</w:t>
             </w:r>
           </w:p>
         </w:tc>
@@ -4804,7 +4870,7 @@
               <w:rPr>
                 <w:sz w:val="18"/>
               </w:rPr>
-              <w:t>45</w:t>
+              <w:t>31</w:t>
             </w:r>
           </w:p>
         </w:tc>
@@ -4818,7 +4884,7 @@
               <w:rPr>
                 <w:sz w:val="18"/>
               </w:rPr>
-              <w:t>38</w:t>
+              <w:t>28</w:t>
             </w:r>
           </w:p>
         </w:tc>
@@ -4832,7 +4898,7 @@
               <w:rPr>
                 <w:sz w:val="18"/>
               </w:rPr>
-              <w:t>84%</w:t>
+              <w:t>90%</w:t>
             </w:r>
           </w:p>
         </w:tc>
@@ -4862,7 +4928,7 @@
               <w:rPr>
                 <w:sz w:val="18"/>
               </w:rPr>
-              <w:t>25</w:t>
+              <w:t>22</w:t>
             </w:r>
           </w:p>
         </w:tc>
@@ -4876,7 +4942,7 @@
               <w:rPr>
                 <w:sz w:val="18"/>
               </w:rPr>
-              <w:t>12</w:t>
+              <w:t>16</w:t>
             </w:r>
           </w:p>
         </w:tc>
@@ -4890,7 +4956,7 @@
               <w:rPr>
                 <w:sz w:val="18"/>
               </w:rPr>
-              <w:t>48%</w:t>
+              <w:t>73%</w:t>
             </w:r>
           </w:p>
         </w:tc>
@@ -5128,7 +5194,7 @@
               <w:rPr>
                 <w:sz w:val="18"/>
               </w:rPr>
-              <w:t>16,394</w:t>
+              <w:t>16,389</w:t>
             </w:r>
           </w:p>
         </w:tc>
@@ -5172,7 +5238,7 @@
               <w:rPr>
                 <w:sz w:val="18"/>
               </w:rPr>
-              <w:t>2,588</w:t>
+              <w:t>2,600</w:t>
             </w:r>
           </w:p>
         </w:tc>
@@ -5216,7 +5282,7 @@
               <w:rPr>
                 <w:sz w:val="18"/>
               </w:rPr>
-              <w:t>607</w:t>
+              <w:t>613</w:t>
             </w:r>
           </w:p>
         </w:tc>
@@ -5260,7 +5326,7 @@
               <w:rPr>
                 <w:sz w:val="18"/>
               </w:rPr>
-              <w:t>552</w:t>
+              <w:t>539</w:t>
             </w:r>
           </w:p>
         </w:tc>
@@ -5460,7 +5526,7 @@
               <w:rPr>
                 <w:sz w:val="18"/>
               </w:rPr>
-              <w:t>7,743</w:t>
+              <w:t>7,739</w:t>
             </w:r>
           </w:p>
         </w:tc>
@@ -5474,7 +5540,7 @@
               <w:rPr>
                 <w:sz w:val="18"/>
               </w:rPr>
-              <w:t>5%</w:t>
+              <w:t>6%</w:t>
             </w:r>
           </w:p>
         </w:tc>
@@ -5488,7 +5554,7 @@
               <w:rPr>
                 <w:sz w:val="18"/>
               </w:rPr>
-              <w:t>3%</w:t>
+              <w:t>2%</w:t>
             </w:r>
           </w:p>
         </w:tc>
@@ -5546,7 +5612,7 @@
               <w:rPr>
                 <w:sz w:val="18"/>
               </w:rPr>
-              <w:t>5,276</w:t>
+              <w:t>5,279</w:t>
             </w:r>
           </w:p>
         </w:tc>
@@ -5632,7 +5698,7 @@
               <w:rPr>
                 <w:sz w:val="18"/>
               </w:rPr>
-              <w:t>4,734</w:t>
+              <w:t>4,741</w:t>
             </w:r>
           </w:p>
         </w:tc>
@@ -5674,7 +5740,7 @@
               <w:rPr>
                 <w:sz w:val="18"/>
               </w:rPr>
-              <w:t>90%</w:t>
+              <w:t>89%</w:t>
             </w:r>
           </w:p>
         </w:tc>
@@ -5688,7 +5754,7 @@
               <w:rPr>
                 <w:sz w:val="18"/>
               </w:rPr>
-              <w:t>7%</w:t>
+              <w:t>8%</w:t>
             </w:r>
           </w:p>
         </w:tc>
@@ -5718,7 +5784,7 @@
               <w:rPr>
                 <w:sz w:val="18"/>
               </w:rPr>
-              <w:t>3,808</w:t>
+              <w:t>3,806</w:t>
             </w:r>
           </w:p>
         </w:tc>
@@ -5760,7 +5826,7 @@
               <w:rPr>
                 <w:sz w:val="18"/>
               </w:rPr>
-              <w:t>81%</w:t>
+              <w:t>80%</w:t>
             </w:r>
           </w:p>
         </w:tc>
@@ -5804,7 +5870,7 @@
               <w:rPr>
                 <w:sz w:val="18"/>
               </w:rPr>
-              <w:t>3,428</w:t>
+              <w:t>3,424</w:t>
             </w:r>
           </w:p>
         </w:tc>
@@ -5846,7 +5912,7 @@
               <w:rPr>
                 <w:sz w:val="18"/>
               </w:rPr>
-              <w:t>80%</w:t>
+              <w:t>79%</w:t>
             </w:r>
           </w:p>
         </w:tc>
@@ -6065,7 +6131,7 @@
               <w:rPr>
                 <w:sz w:val="18"/>
               </w:rPr>
-              <w:t>0.89</w:t>
+              <w:t>0.90</w:t>
             </w:r>
           </w:p>
         </w:tc>
@@ -6079,7 +6145,7 @@
               <w:rPr>
                 <w:sz w:val="18"/>
               </w:rPr>
-              <w:t>1.02</w:t>
+              <w:t>1.03</w:t>
             </w:r>
           </w:p>
         </w:tc>
@@ -6093,7 +6159,7 @@
               <w:rPr>
                 <w:sz w:val="18"/>
               </w:rPr>
-              <w:t>0.73</w:t>
+              <w:t>0.74</w:t>
             </w:r>
           </w:p>
         </w:tc>
@@ -6137,7 +6203,7 @@
               <w:rPr>
                 <w:sz w:val="18"/>
               </w:rPr>
-              <w:t>0.82</w:t>
+              <w:t>0.81</w:t>
             </w:r>
           </w:p>
         </w:tc>
@@ -6151,7 +6217,7 @@
               <w:rPr>
                 <w:sz w:val="18"/>
               </w:rPr>
-              <w:t>1.05</w:t>
+              <w:t>1.01</w:t>
             </w:r>
           </w:p>
         </w:tc>
@@ -6165,7 +6231,7 @@
               <w:rPr>
                 <w:sz w:val="18"/>
               </w:rPr>
-              <w:t>0.71</w:t>
+              <w:t>0.70</w:t>
             </w:r>
           </w:p>
         </w:tc>
@@ -6209,7 +6275,7 @@
               <w:rPr>
                 <w:sz w:val="18"/>
               </w:rPr>
-              <w:t>0.85</w:t>
+              <w:t>0.82</w:t>
             </w:r>
           </w:p>
         </w:tc>
@@ -6223,7 +6289,7 @@
               <w:rPr>
                 <w:sz w:val="18"/>
               </w:rPr>
-              <w:t>1.05</w:t>
+              <w:t>0.99</w:t>
             </w:r>
           </w:p>
         </w:tc>
@@ -6237,7 +6303,7 @@
               <w:rPr>
                 <w:sz w:val="18"/>
               </w:rPr>
-              <w:t>1.47</w:t>
+              <w:t>1.45</w:t>
             </w:r>
           </w:p>
         </w:tc>
@@ -6281,7 +6347,7 @@
               <w:rPr>
                 <w:sz w:val="18"/>
               </w:rPr>
-              <w:t>0.92</w:t>
+              <w:t>0.90</w:t>
             </w:r>
           </w:p>
         </w:tc>
@@ -6295,7 +6361,7 @@
               <w:rPr>
                 <w:sz w:val="18"/>
               </w:rPr>
-              <w:t>1.10</w:t>
+              <w:t>1.13</w:t>
             </w:r>
           </w:p>
         </w:tc>
@@ -6309,7 +6375,7 @@
               <w:rPr>
                 <w:sz w:val="18"/>
               </w:rPr>
-              <w:t>0.88</w:t>
+              <w:t>0.86</w:t>
             </w:r>
           </w:p>
         </w:tc>
@@ -6544,7 +6610,7 @@
               <w:rPr>
                 <w:sz w:val="18"/>
               </w:rPr>
-              <w:t>10,885</w:t>
+              <w:t>10,880</w:t>
             </w:r>
           </w:p>
         </w:tc>
@@ -6558,7 +6624,7 @@
               <w:rPr>
                 <w:sz w:val="18"/>
               </w:rPr>
-              <w:t>99.3%</w:t>
+              <w:t>99.0%</w:t>
             </w:r>
           </w:p>
         </w:tc>
@@ -6572,7 +6638,7 @@
               <w:rPr>
                 <w:sz w:val="18"/>
               </w:rPr>
-              <w:t>94.2% to 99.5%</w:t>
+              <w:t>94.2% to 99.0%</w:t>
             </w:r>
           </w:p>
         </w:tc>
@@ -6602,7 +6668,7 @@
               <w:rPr>
                 <w:sz w:val="18"/>
               </w:rPr>
-              <w:t>8,294</w:t>
+              <w:t>8,296</w:t>
             </w:r>
           </w:p>
         </w:tc>
@@ -6616,7 +6682,7 @@
               <w:rPr>
                 <w:sz w:val="18"/>
               </w:rPr>
-              <w:t>99.3%</w:t>
+              <w:t>95.0%</w:t>
             </w:r>
           </w:p>
         </w:tc>
@@ -6630,7 +6696,7 @@
               <w:rPr>
                 <w:sz w:val="18"/>
               </w:rPr>
-              <w:t>94.2% to 99.5%</w:t>
+              <w:t>94.2% to 95.0%</w:t>
             </w:r>
           </w:p>
         </w:tc>
@@ -6660,7 +6726,7 @@
               <w:rPr>
                 <w:sz w:val="18"/>
               </w:rPr>
-              <w:t>5,810</w:t>
+              <w:t>5,813</w:t>
             </w:r>
           </w:p>
         </w:tc>
@@ -6674,7 +6740,7 @@
               <w:rPr>
                 <w:sz w:val="18"/>
               </w:rPr>
-              <w:t>98.6%</w:t>
+              <w:t>85.0%</w:t>
             </w:r>
           </w:p>
         </w:tc>
@@ -6688,7 +6754,7 @@
               <w:rPr>
                 <w:sz w:val="18"/>
               </w:rPr>
-              <w:t>94.1% to 99.5%</w:t>
+              <w:t>85.0% to 85.0%</w:t>
             </w:r>
           </w:p>
         </w:tc>
@@ -6825,7 +6891,7 @@
               <w:rPr>
                 <w:sz w:val="18"/>
               </w:rPr>
-              <w:t>854,171</w:t>
+              <w:t>855,161</w:t>
             </w:r>
           </w:p>
         </w:tc>
@@ -6839,7 +6905,7 @@
               <w:rPr>
                 <w:sz w:val="18"/>
               </w:rPr>
-              <w:t>309,958</w:t>
+              <w:t>454,486</w:t>
             </w:r>
           </w:p>
         </w:tc>
@@ -6853,7 +6919,7 @@
               <w:rPr>
                 <w:sz w:val="18"/>
               </w:rPr>
-              <w:t>-64%</w:t>
+              <w:t>-47%</w:t>
             </w:r>
           </w:p>
         </w:tc>
@@ -6883,7 +6949,7 @@
               <w:rPr>
                 <w:sz w:val="18"/>
               </w:rPr>
-              <w:t>644,232</w:t>
+              <w:t>593,970</w:t>
             </w:r>
           </w:p>
         </w:tc>
@@ -6897,7 +6963,7 @@
               <w:rPr>
                 <w:sz w:val="18"/>
               </w:rPr>
-              <w:t>276,189</w:t>
+              <w:t>319,974</w:t>
             </w:r>
           </w:p>
         </w:tc>
@@ -6911,7 +6977,7 @@
               <w:rPr>
                 <w:sz w:val="18"/>
               </w:rPr>
-              <w:t>-57%</w:t>
+              <w:t>-46%</w:t>
             </w:r>
           </w:p>
         </w:tc>
@@ -6941,7 +7007,7 @@
               <w:rPr>
                 <w:sz w:val="18"/>
               </w:rPr>
-              <w:t>SAR 1,412,694,541</w:t>
+              <w:t>SAR 1,376,545,620</w:t>
             </w:r>
           </w:p>
         </w:tc>
@@ -6955,7 +7021,7 @@
               <w:rPr>
                 <w:sz w:val="18"/>
               </w:rPr>
-              <w:t>SAR 2,415,429,931</w:t>
+              <w:t>SAR 1,759,897,570</w:t>
             </w:r>
           </w:p>
         </w:tc>
@@ -6969,7 +7035,7 @@
               <w:rPr>
                 <w:sz w:val="18"/>
               </w:rPr>
-              <w:t>+71%</w:t>
+              <w:t>+28%</w:t>
             </w:r>
           </w:p>
         </w:tc>
@@ -6999,7 +7065,7 @@
               <w:rPr>
                 <w:sz w:val="18"/>
               </w:rPr>
-              <w:t>SAR 1,476,925,176</w:t>
+              <w:t>SAR 1,377,336,102</w:t>
             </w:r>
           </w:p>
         </w:tc>
@@ -7013,7 +7079,7 @@
               <w:rPr>
                 <w:sz w:val="18"/>
               </w:rPr>
-              <w:t>SAR 645,442,019</w:t>
+              <w:t>SAR 661,064,101</w:t>
             </w:r>
           </w:p>
         </w:tc>
@@ -7027,7 +7093,7 @@
               <w:rPr>
                 <w:sz w:val="18"/>
               </w:rPr>
-              <w:t>-56%</w:t>
+              <w:t>-52%</w:t>
             </w:r>
           </w:p>
         </w:tc>
@@ -7057,7 +7123,7 @@
               <w:rPr>
                 <w:sz w:val="18"/>
               </w:rPr>
-              <w:t>SAR 353,173,635</w:t>
+              <w:t>SAR 344,136,405</w:t>
             </w:r>
           </w:p>
         </w:tc>
@@ -7071,7 +7137,7 @@
               <w:rPr>
                 <w:sz w:val="18"/>
               </w:rPr>
-              <w:t>SAR 603,857,483</w:t>
+              <w:t>SAR 439,974,393</w:t>
             </w:r>
           </w:p>
         </w:tc>
@@ -7085,7 +7151,7 @@
               <w:rPr>
                 <w:sz w:val="18"/>
               </w:rPr>
-              <w:t>+71%</w:t>
+              <w:t>+28%</w:t>
             </w:r>
           </w:p>
         </w:tc>
@@ -7127,7 +7193,7 @@
                 <w:b/>
                 <w:sz w:val="18"/>
               </w:rPr>
-              <w:t>SAR 1,861,828,311</w:t>
+              <w:t>SAR 1,753,157,008</w:t>
             </w:r>
           </w:p>
         </w:tc>
@@ -7147,7 +7213,7 @@
                 <w:b/>
                 <w:sz w:val="18"/>
               </w:rPr>
-              <w:t>SAR 1,280,472,801</w:t>
+              <w:t>SAR 1,142,655,393</w:t>
             </w:r>
           </w:p>
         </w:tc>
@@ -7167,7 +7233,7 @@
                 <w:b/>
                 <w:sz w:val="18"/>
               </w:rPr>
-              <w:t>-31%</w:t>
+              <w:t>-35%</w:t>
             </w:r>
           </w:p>
         </w:tc>
@@ -7209,7 +7275,7 @@
               <w:rPr>
                 <w:sz w:val="19"/>
               </w:rPr>
-              <w:t>Our levels hold MORE stock, not less — about 71% more. In exchange the plant spends 64% fewer days waiting for a part. Adding the two costs together, the plant is 31% better off overall.</w:t>
+              <w:t>Our levels hold MORE stock, not less — about 28% more. In exchange the plant spends 47% fewer days waiting for a part. Adding the two costs together, the plant is 35% better off overall.</w:t>
               <w:br/>
               <w:br/>
               <w:t>That is worth stating plainly because it runs the opposite way to the usual pitch. Better stocking does not release cash here — it moves cash to where it stops production losses. The cash release is a separate exercise: finding the stock that is dead, which is the next stage.</w:t>
@@ -7230,7 +7296,7 @@
           <w:i w:val="0"/>
           <w:sz w:val="21"/>
         </w:rPr>
-        <w:t>Underneath the total, capital moves in both directions: SAR 9,124,537 comes off shelves where it was doing nothing (439 records), and SAR 1,011,859,927 goes onto shelves where it prevents a stoppage (17,628 records).</w:t>
+        <w:t>Underneath the total, capital moves in both directions: SAR 24,121,295 comes off shelves where it was doing nothing (1,941 records), and SAR 407,473,245 goes onto shelves where it prevents a stoppage (14,478 records).</w:t>
       </w:r>
     </w:p>
     <w:p>
@@ -7384,7 +7450,7 @@
               <w:rPr>
                 <w:sz w:val="18"/>
               </w:rPr>
-              <w:t>10,885</w:t>
+              <w:t>10,880</w:t>
             </w:r>
           </w:p>
         </w:tc>
@@ -7398,7 +7464,7 @@
               <w:rPr>
                 <w:sz w:val="18"/>
               </w:rPr>
-              <w:t>255,017</w:t>
+              <w:t>257,898</w:t>
             </w:r>
           </w:p>
         </w:tc>
@@ -7412,7 +7478,7 @@
               <w:rPr>
                 <w:sz w:val="18"/>
               </w:rPr>
-              <w:t>117,271</w:t>
+              <w:t>135,424</w:t>
             </w:r>
           </w:p>
         </w:tc>
@@ -7426,7 +7492,7 @@
               <w:rPr>
                 <w:sz w:val="18"/>
               </w:rPr>
-              <w:t>SAR 1,123,092,789</w:t>
+              <w:t>SAR 1,113,184,524</w:t>
             </w:r>
           </w:p>
         </w:tc>
@@ -7440,7 +7506,7 @@
               <w:rPr>
                 <w:sz w:val="18"/>
               </w:rPr>
-              <w:t>SAR 1,506,462,440</w:t>
+              <w:t>SAR 1,323,468,915</w:t>
             </w:r>
           </w:p>
         </w:tc>
@@ -7470,7 +7536,7 @@
               <w:rPr>
                 <w:sz w:val="18"/>
               </w:rPr>
-              <w:t>8,294</w:t>
+              <w:t>8,296</w:t>
             </w:r>
           </w:p>
         </w:tc>
@@ -7484,7 +7550,7 @@
               <w:rPr>
                 <w:sz w:val="18"/>
               </w:rPr>
-              <w:t>322,506</w:t>
+              <w:t>320,005</w:t>
             </w:r>
           </w:p>
         </w:tc>
@@ -7498,7 +7564,7 @@
               <w:rPr>
                 <w:sz w:val="18"/>
               </w:rPr>
-              <w:t>108,218</w:t>
+              <w:t>149,337</w:t>
             </w:r>
           </w:p>
         </w:tc>
@@ -7512,7 +7578,7 @@
               <w:rPr>
                 <w:sz w:val="18"/>
               </w:rPr>
-              <w:t>SAR 208,525,494</w:t>
+              <w:t>SAR 187,364,519</w:t>
             </w:r>
           </w:p>
         </w:tc>
@@ -7526,7 +7592,7 @@
               <w:rPr>
                 <w:sz w:val="18"/>
               </w:rPr>
-              <w:t>SAR 704,232,328</w:t>
+              <w:t>SAR 345,368,179</w:t>
             </w:r>
           </w:p>
         </w:tc>
@@ -7556,7 +7622,7 @@
               <w:rPr>
                 <w:sz w:val="18"/>
               </w:rPr>
-              <w:t>5,810</w:t>
+              <w:t>5,813</w:t>
             </w:r>
           </w:p>
         </w:tc>
@@ -7570,7 +7636,7 @@
               <w:rPr>
                 <w:sz w:val="18"/>
               </w:rPr>
-              <w:t>276,648</w:t>
+              <w:t>277,258</w:t>
             </w:r>
           </w:p>
         </w:tc>
@@ -7584,7 +7650,7 @@
               <w:rPr>
                 <w:sz w:val="18"/>
               </w:rPr>
-              <w:t>84,469</w:t>
+              <w:t>169,725</w:t>
             </w:r>
           </w:p>
         </w:tc>
@@ -7598,7 +7664,7 @@
               <w:rPr>
                 <w:sz w:val="18"/>
               </w:rPr>
-              <w:t>SAR 81,076,259</w:t>
+              <w:t>SAR 75,996,577</w:t>
             </w:r>
           </w:p>
         </w:tc>
@@ -7612,7 +7678,7 @@
               <w:rPr>
                 <w:sz w:val="18"/>
               </w:rPr>
-              <w:t>SAR 204,735,163</w:t>
+              <w:t>SAR 91,060,476</w:t>
             </w:r>
           </w:p>
         </w:tc>
@@ -7781,7 +7847,7 @@
               <w:rPr>
                 <w:sz w:val="18"/>
               </w:rPr>
-              <w:t>591,438</w:t>
+              <w:t>821,396</w:t>
             </w:r>
           </w:p>
         </w:tc>
@@ -7795,7 +7861,7 @@
               <w:rPr>
                 <w:sz w:val="18"/>
               </w:rPr>
-              <w:t>SAR 1,685,147,182</w:t>
+              <w:t>SAR 1,461,799,933</w:t>
             </w:r>
           </w:p>
         </w:tc>
@@ -7809,7 +7875,7 @@
               <w:rPr>
                 <w:sz w:val="18"/>
               </w:rPr>
-              <w:t>29,980</w:t>
+              <w:t>41,519</w:t>
             </w:r>
           </w:p>
         </w:tc>
@@ -7823,7 +7889,7 @@
               <w:rPr>
                 <w:sz w:val="18"/>
               </w:rPr>
-              <w:t>SAR 1,465,101,515</w:t>
+              <w:t>SAR 1,562,983,261</w:t>
             </w:r>
           </w:p>
         </w:tc>
@@ -7853,7 +7919,7 @@
               <w:rPr>
                 <w:sz w:val="18"/>
               </w:rPr>
-              <w:t>535,281</w:t>
+              <w:t>740,630</w:t>
             </w:r>
           </w:p>
         </w:tc>
@@ -7867,7 +7933,7 @@
               <w:rPr>
                 <w:sz w:val="18"/>
               </w:rPr>
-              <w:t>SAR 1,740,366,073</w:t>
+              <w:t>SAR 1,489,918,482</w:t>
             </w:r>
           </w:p>
         </w:tc>
@@ -7881,7 +7947,7 @@
               <w:rPr>
                 <w:sz w:val="18"/>
               </w:rPr>
-              <w:t>30,526</w:t>
+              <w:t>42,363</w:t>
             </w:r>
           </w:p>
         </w:tc>
@@ -7895,7 +7961,7 @@
               <w:rPr>
                 <w:sz w:val="18"/>
               </w:rPr>
-              <w:t>SAR 1,404,051,711</w:t>
+              <w:t>SAR 1,475,720,675</w:t>
             </w:r>
           </w:p>
         </w:tc>
@@ -7925,7 +7991,7 @@
               <w:rPr>
                 <w:sz w:val="18"/>
               </w:rPr>
-              <w:t>481,446</w:t>
+              <w:t>655,016</w:t>
             </w:r>
           </w:p>
         </w:tc>
@@ -7939,7 +8005,7 @@
               <w:rPr>
                 <w:sz w:val="18"/>
               </w:rPr>
-              <w:t>SAR 1,810,069,759</w:t>
+              <w:t>SAR 1,527,094,968</w:t>
             </w:r>
           </w:p>
         </w:tc>
@@ -7953,7 +8019,7 @@
               <w:rPr>
                 <w:sz w:val="18"/>
               </w:rPr>
-              <w:t>31,171</w:t>
+              <w:t>43,389</w:t>
             </w:r>
           </w:p>
         </w:tc>
@@ -7967,7 +8033,7 @@
               <w:rPr>
                 <w:sz w:val="18"/>
               </w:rPr>
-              <w:t>SAR 1,349,266,490</w:t>
+              <w:t>SAR 1,384,075,015</w:t>
             </w:r>
           </w:p>
         </w:tc>
@@ -7997,7 +8063,7 @@
               <w:rPr>
                 <w:sz w:val="18"/>
               </w:rPr>
-              <w:t>428,105</w:t>
+              <w:t>566,073</w:t>
             </w:r>
           </w:p>
         </w:tc>
@@ -8011,7 +8077,7 @@
               <w:rPr>
                 <w:sz w:val="18"/>
               </w:rPr>
-              <w:t>SAR 1,909,652,317</w:t>
+              <w:t>SAR 1,581,379,476</w:t>
             </w:r>
           </w:p>
         </w:tc>
@@ -8025,7 +8091,7 @@
               <w:rPr>
                 <w:sz w:val="18"/>
               </w:rPr>
-              <w:t>31,932</w:t>
+              <w:t>44,543</w:t>
             </w:r>
           </w:p>
         </w:tc>
@@ -8039,7 +8105,7 @@
               <w:rPr>
                 <w:sz w:val="18"/>
               </w:rPr>
-              <w:t>SAR 1,296,956,922</w:t>
+              <w:t>SAR 1,293,837,103</w:t>
             </w:r>
           </w:p>
         </w:tc>
@@ -8069,7 +8135,7 @@
               <w:rPr>
                 <w:sz w:val="18"/>
               </w:rPr>
-              <w:t>399,150</w:t>
+              <w:t>518,247</w:t>
             </w:r>
           </w:p>
         </w:tc>
@@ -8083,7 +8149,7 @@
               <w:rPr>
                 <w:sz w:val="18"/>
               </w:rPr>
-              <w:t>SAR 1,988,731,160</w:t>
+              <w:t>SAR 1,623,334,280</w:t>
             </w:r>
           </w:p>
         </w:tc>
@@ -8097,7 +8163,7 @@
               <w:rPr>
                 <w:sz w:val="18"/>
               </w:rPr>
-              <w:t>32,415</w:t>
+              <w:t>45,286</w:t>
             </w:r>
           </w:p>
         </w:tc>
@@ -8111,7 +8177,7 @@
               <w:rPr>
                 <w:sz w:val="18"/>
               </w:rPr>
-              <w:t>SAR 1,283,330,162</w:t>
+              <w:t>SAR 1,244,740,310</w:t>
             </w:r>
           </w:p>
         </w:tc>
@@ -8141,7 +8207,7 @@
               <w:rPr>
                 <w:sz w:val="18"/>
               </w:rPr>
-              <w:t>370,919</w:t>
+              <w:t>467,456</w:t>
             </w:r>
           </w:p>
         </w:tc>
@@ -8155,7 +8221,7 @@
               <w:rPr>
                 <w:sz w:val="18"/>
               </w:rPr>
-              <w:t>SAR 2,085,460,452</w:t>
+              <w:t>SAR 1,688,220,521</w:t>
             </w:r>
           </w:p>
         </w:tc>
@@ -8169,7 +8235,7 @@
               <w:rPr>
                 <w:sz w:val="18"/>
               </w:rPr>
-              <w:t>32,985</w:t>
+              <w:t>46,162</w:t>
             </w:r>
           </w:p>
         </w:tc>
@@ -8183,7 +8249,7 @@
               <w:rPr>
                 <w:sz w:val="18"/>
               </w:rPr>
-              <w:t>SAR 1,270,235,379</w:t>
+              <w:t>SAR 1,203,323,902</w:t>
             </w:r>
           </w:p>
         </w:tc>
@@ -8213,7 +8279,7 @@
               <w:rPr>
                 <w:sz w:val="18"/>
               </w:rPr>
-              <w:t>338,584</w:t>
+              <w:t>415,928</w:t>
             </w:r>
           </w:p>
         </w:tc>
@@ -8227,7 +8293,7 @@
               <w:rPr>
                 <w:sz w:val="18"/>
               </w:rPr>
-              <w:t>SAR 2,229,199,536</w:t>
+              <w:t>SAR 1,757,310,252</w:t>
             </w:r>
           </w:p>
         </w:tc>
@@ -8241,7 +8307,7 @@
               <w:rPr>
                 <w:sz w:val="18"/>
               </w:rPr>
-              <w:t>33,687</w:t>
+              <w:t>47,186</w:t>
             </w:r>
           </w:p>
         </w:tc>
@@ -8255,7 +8321,7 @@
               <w:rPr>
                 <w:sz w:val="18"/>
               </w:rPr>
-              <w:t>SAR 1,270,582,483</w:t>
+              <w:t>SAR 1,166,561,805</w:t>
             </w:r>
           </w:p>
         </w:tc>
@@ -8285,7 +8351,7 @@
               <w:rPr>
                 <w:sz w:val="18"/>
               </w:rPr>
-              <w:t>325,296</w:t>
+              <w:t>396,858</w:t>
             </w:r>
           </w:p>
         </w:tc>
@@ -8299,7 +8365,7 @@
               <w:rPr>
                 <w:sz w:val="18"/>
               </w:rPr>
-              <w:t>SAR 2,320,000,878</w:t>
+              <w:t>SAR 1,793,940,361</w:t>
             </w:r>
           </w:p>
         </w:tc>
@@ -8313,7 +8379,7 @@
               <w:rPr>
                 <w:sz w:val="18"/>
               </w:rPr>
-              <w:t>34,109</w:t>
+              <w:t>47,748</w:t>
             </w:r>
           </w:p>
         </w:tc>
@@ -8327,7 +8393,7 @@
               <w:rPr>
                 <w:sz w:val="18"/>
               </w:rPr>
-              <w:t>SAR 1,276,923,248</w:t>
+              <w:t>SAR 1,157,243,449</w:t>
             </w:r>
           </w:p>
         </w:tc>
@@ -8357,7 +8423,7 @@
               <w:rPr>
                 <w:sz w:val="18"/>
               </w:rPr>
-              <w:t>306,134</w:t>
+              <w:t>374,247</w:t>
             </w:r>
           </w:p>
         </w:tc>
@@ -8371,7 +8437,7 @@
               <w:rPr>
                 <w:sz w:val="18"/>
               </w:rPr>
-              <w:t>SAR 2,514,439,022</w:t>
+              <w:t>SAR 1,853,002,135</w:t>
             </w:r>
           </w:p>
         </w:tc>
@@ -8385,7 +8451,7 @@
               <w:rPr>
                 <w:sz w:val="18"/>
               </w:rPr>
-              <w:t>34,823</w:t>
+              <w:t>48,459</w:t>
             </w:r>
           </w:p>
         </w:tc>
@@ -8399,7 +8465,7 @@
               <w:rPr>
                 <w:sz w:val="18"/>
               </w:rPr>
-              <w:t>SAR 1,309,703,946</w:t>
+              <w:t>SAR 1,145,748,352</w:t>
             </w:r>
           </w:p>
         </w:tc>
@@ -8429,7 +8495,7 @@
               <w:rPr>
                 <w:sz w:val="18"/>
               </w:rPr>
-              <w:t>298,217</w:t>
+              <w:t>368,296</w:t>
             </w:r>
           </w:p>
         </w:tc>
@@ -8443,7 +8509,7 @@
               <w:rPr>
                 <w:sz w:val="18"/>
               </w:rPr>
-              <w:t>SAR 2,622,901,757</w:t>
+              <w:t>SAR 1,872,452,221</w:t>
             </w:r>
           </w:p>
         </w:tc>
@@ -8457,7 +8523,7 @@
               <w:rPr>
                 <w:sz w:val="18"/>
               </w:rPr>
-              <w:t>35,119</w:t>
+              <w:t>48,678</w:t>
             </w:r>
           </w:p>
         </w:tc>
@@ -8471,7 +8537,7 @@
               <w:rPr>
                 <w:sz w:val="18"/>
               </w:rPr>
-              <w:t>SAR 1,329,790,497</w:t>
+              <w:t>SAR 1,143,390,594</w:t>
             </w:r>
           </w:p>
         </w:tc>
@@ -8501,7 +8567,7 @@
               <w:rPr>
                 <w:sz w:val="18"/>
               </w:rPr>
-              <w:t>854,171</w:t>
+              <w:t>855,161</w:t>
             </w:r>
           </w:p>
         </w:tc>
@@ -8515,7 +8581,7 @@
               <w:rPr>
                 <w:sz w:val="18"/>
               </w:rPr>
-              <w:t>SAR 1,412,694,541</w:t>
+              <w:t>SAR 1,376,545,620</w:t>
             </w:r>
           </w:p>
         </w:tc>
@@ -8529,7 +8595,7 @@
               <w:rPr>
                 <w:sz w:val="18"/>
               </w:rPr>
-              <w:t>35,255</w:t>
+              <w:t>35,205</w:t>
             </w:r>
           </w:p>
         </w:tc>
@@ -8543,7 +8609,7 @@
               <w:rPr>
                 <w:sz w:val="18"/>
               </w:rPr>
-              <w:t>SAR 1,861,828,311</w:t>
+              <w:t>SAR 1,753,157,008</w:t>
             </w:r>
           </w:p>
         </w:tc>
@@ -8585,7 +8651,7 @@
                 <w:b/>
                 <w:sz w:val="18"/>
               </w:rPr>
-              <w:t>309,958</w:t>
+              <w:t>454,486</w:t>
             </w:r>
           </w:p>
         </w:tc>
@@ -8605,7 +8671,7 @@
                 <w:b/>
                 <w:sz w:val="18"/>
               </w:rPr>
-              <w:t>SAR 2,415,429,931</w:t>
+              <w:t>SAR 1,759,897,570</w:t>
             </w:r>
           </w:p>
         </w:tc>
@@ -8625,7 +8691,7 @@
                 <w:b/>
                 <w:sz w:val="18"/>
               </w:rPr>
-              <w:t>34,637</w:t>
+              <w:t>46,241</w:t>
             </w:r>
           </w:p>
         </w:tc>
@@ -8645,7 +8711,7 @@
                 <w:b/>
                 <w:sz w:val="18"/>
               </w:rPr>
-              <w:t>SAR 1,280,472,801</w:t>
+              <w:t>SAR 1,142,655,393</w:t>
             </w:r>
           </w:p>
         </w:tc>
@@ -8667,7 +8733,7 @@
           <w:color w:val="60666E"/>
           <w:sz w:val="17"/>
         </w:rPr>
-        <w:t>Reading down the table: every step up in service buys fewer days waiting and costs more capital. Our recommended levels do not sit on this curve, because they do not use one figure for everything — each part gets its own from what its absence costs.</w:t>
+        <w:t>Every step up in service buys fewer days waiting and costs more capital. Our levels are off the curve because each part gets its own service level, not one figure for everything.</w:t>
       </w:r>
     </w:p>
     <w:tbl>
@@ -8701,7 +8767,7 @@
               <w:rPr>
                 <w:sz w:val="19"/>
               </w:rPr>
-              <w:t>The plant waits 854,171 days, longer than our lowest sampled service level manages (591,438), while holding less capital than any point on the curve. There is no service level at which our levels need less capital than theirs, because their policy is under-serving rather than over-invested. Releasing cash is a dead-money exercise, not a levels one.</w:t>
+              <w:t>The plant waits 855,161 days, longer than our lowest sampled service level manages (821,396), while holding less capital than any point on the curve. There is no service level at which our levels need less capital than theirs, because their policy is under-serving rather than over-invested. Releasing cash is a dead-money exercise, not a levels one.</w:t>
             </w:r>
           </w:p>
         </w:tc>
@@ -8722,7 +8788,7 @@
           <w:rFonts w:ascii="Calibri" w:hAnsi="Calibri"/>
           <w:color w:val="1A1D21"/>
         </w:rPr>
-        <w:t>Ordering less often, on purpose</w:t>
+        <w:t>Placing an order is not free</w:t>
       </w:r>
     </w:p>
     <w:p>
@@ -8732,7 +8798,7 @@
           <w:i w:val="0"/>
           <w:sz w:val="21"/>
         </w:rPr>
-        <w:t>The first version of these levels placed 71% more purchase orders than the plant does today for the same flow of material — a trickle every week. That looked free only because placing an order was free in the model. Two changes fixed it: an order now has to cover at least the demand expected while it is in transit, and it is rounded up to the pack the plant is already receiving in, read off its own receipt history (11,906 records have a pack larger than one). Raising, chasing and receiving an order is charged at SAR 900 a time, so the cost of ordering often now appears in the total rather than beside it. Orders placed are now -2% against the plant's.</w:t>
+        <w:t>An order has to cover at least the demand expected while it is in transit, is rounded up to the pack the plant already receives in, and is charged SAR 900 to raise, chase and receive — so ordering often shows up in the total rather than beside it. Orders placed: +31% against the plant's.</w:t>
       </w:r>
     </w:p>
     <w:p>
@@ -8781,7 +8847,7 @@
         <w:spacing w:after="60"/>
       </w:pPr>
       <w:r>
-        <w:t>Placing an order costs SAR 900 whatever is on it, and that is in the total. The figure is an assumption, not a measurement — on real data it comes from the purchasing team.</w:t>
+        <w:t>The service level is a policy — 99% for parts that stop the plant, 95% where production slows, 85% where somebody waits — and the arithmetic may only lower it for an expensive part. Those three figures are ours; the plant should set them.</w:t>
       </w:r>
     </w:p>
     <w:p>
@@ -8790,7 +8856,7 @@
         <w:spacing w:after="60"/>
       </w:pPr>
       <w:r>
-        <w:t>Order quantities respect the pack the plant is already receiving in, read off its own receipt history. There is no pack-size column to read, so this is inference, and a purchasing extract would beat it.</w:t>
+        <w:t>For parts that move most months the buffer is read off what actually happened in every stretch of the same length as the delivery time. For parts that move rarely it is simulated from how often and how much they move, and capped at the most the part has ever needed in such a stretch or three times what it is expected to need, whichever is larger.</w:t>
       </w:r>
     </w:p>
     <w:p>
@@ -8799,43 +8865,7 @@
         <w:spacing w:after="60"/>
       </w:pPr>
       <w:r>
-        <w:t>Levels are set from the first two years only, so a part whose use changed in the last year is sized on how it used to behave. That is the same handicap the system would have on the day it goes live.</w:t>
-      </w:r>
-    </w:p>
-    <w:p>
-      <w:pPr>
-        <w:pStyle w:val="ListBullet"/>
-        <w:spacing w:after="60"/>
-      </w:pPr>
-      <w:r>
-        <w:t>The size of a future demand is drawn from that part's own past demands. A part that has only ever been issued in ones cannot be sized for a sudden requirement of ten.</w:t>
-      </w:r>
-    </w:p>
-    <w:p>
-      <w:pPr>
-        <w:pStyle w:val="ListBullet"/>
-        <w:spacing w:after="60"/>
-      </w:pPr>
-      <w:r>
-        <w:t>A part never issued in two years is held at the minimum its criticality requires, not at a calculated level — there is nothing to calculate from, and the alternative is holding none of it.</w:t>
-      </w:r>
-    </w:p>
-    <w:p>
-      <w:pPr>
-        <w:pStyle w:val="ListBullet"/>
-        <w:spacing w:after="60"/>
-      </w:pPr>
-      <w:r>
-        <w:t>Pack size is read off the quantities the plant already receives, because an extract of this shape carries no pack-size column. A part received in the same quantity again and again is bought in that pack, whatever the master record says; a part never received falls back to one. On real data this should be replaced by the purchasing record.</w:t>
-      </w:r>
-    </w:p>
-    <w:p>
-      <w:pPr>
-        <w:pStyle w:val="ListBullet"/>
-        <w:spacing w:after="60"/>
-      </w:pPr>
-      <w:r>
-        <w:t>Where the delivery time on the record was flagged as impossible, the typical figure for that kind of part is used instead and the reason says so. The substitute is a guess: it is better than a ten-year protection window, and it is not as good as somebody checking the contract.</w:t>
+        <w:t>Issues against shutdown work orders are left out of the buffer: a planned outage is known months ahead and its parts belong on an order raised against the schedule, not in a permanent safety stock. That order is not raised by this system yet, so in the replayed year our levels are charged for shutdown shortages the schedule would have prevented.</w:t>
       </w:r>
     </w:p>
     <w:p>
@@ -8845,15 +8875,6 @@
       </w:pPr>
       <w:r>
         <w:t>The curve is sampled at seven service levels and joined by straight lines. The point matched to the plant's own service is interpolated between two of them, and a plant outside the sampled range gets no number rather than an extrapolated one.</w:t>
-      </w:r>
-    </w:p>
-    <w:p>
-      <w:pPr>
-        <w:pStyle w:val="ListBullet"/>
-        <w:spacing w:after="60"/>
-      </w:pPr>
-      <w:r>
-        <w:t>Every point on the curve uses one blanket service level for all three criticalities. Our recommended levels do not — each item gets its own from its own economics — which is why the recommendation does not sit on the curve.</w:t>
       </w:r>
     </w:p>
     <w:p>
@@ -8949,7 +8970,7 @@
               <w:rPr>
                 <w:sz w:val="18"/>
               </w:rPr>
-              <w:t>1,311</w:t>
+              <w:t>1,302</w:t>
             </w:r>
           </w:p>
         </w:tc>
@@ -8979,7 +9000,7 @@
               <w:rPr>
                 <w:sz w:val="18"/>
               </w:rPr>
-              <w:t>1,283  (98%)</w:t>
+              <w:t>1,278  (98%)</w:t>
             </w:r>
           </w:p>
         </w:tc>
@@ -9009,7 +9030,7 @@
               <w:rPr>
                 <w:sz w:val="18"/>
               </w:rPr>
-              <w:t>28</w:t>
+              <w:t>24</w:t>
             </w:r>
           </w:p>
         </w:tc>
@@ -9039,7 +9060,7 @@
               <w:rPr>
                 <w:sz w:val="18"/>
               </w:rPr>
-              <w:t>36</w:t>
+              <w:t>30</w:t>
             </w:r>
           </w:p>
         </w:tc>
@@ -9069,7 +9090,7 @@
               <w:rPr>
                 <w:sz w:val="18"/>
               </w:rPr>
-              <w:t>854,171</w:t>
+              <w:t>855,161</w:t>
             </w:r>
           </w:p>
         </w:tc>
@@ -9099,7 +9120,7 @@
               <w:rPr>
                 <w:sz w:val="18"/>
               </w:rPr>
-              <w:t>309,958</w:t>
+              <w:t>454,486</w:t>
             </w:r>
           </w:p>
         </w:tc>
@@ -9129,7 +9150,7 @@
               <w:rPr>
                 <w:sz w:val="18"/>
               </w:rPr>
-              <w:t>SAR 1,412,694,541</w:t>
+              <w:t>SAR 1,376,545,620</w:t>
             </w:r>
           </w:p>
         </w:tc>
@@ -9159,7 +9180,7 @@
               <w:rPr>
                 <w:sz w:val="18"/>
               </w:rPr>
-              <w:t>SAR 2,415,429,931</w:t>
+              <w:t>SAR 1,759,897,570</w:t>
             </w:r>
           </w:p>
         </w:tc>
@@ -9189,7 +9210,7 @@
               <w:rPr>
                 <w:sz w:val="18"/>
               </w:rPr>
-              <w:t>SAR 1,861,828,311</w:t>
+              <w:t>SAR 1,753,157,008</w:t>
             </w:r>
           </w:p>
         </w:tc>
@@ -9219,7 +9240,7 @@
               <w:rPr>
                 <w:sz w:val="18"/>
               </w:rPr>
-              <w:t>SAR 1,280,472,801</w:t>
+              <w:t>SAR 1,142,655,393</w:t>
             </w:r>
           </w:p>
         </w:tc>
@@ -9380,7 +9401,7 @@
           <w:i w:val="0"/>
           <w:sz w:val="21"/>
         </w:rPr>
-        <w:t>Because invented data can be marked and yours cannot. Nobody knows every fault sitting in Ma'aden's records, so there is nothing to compare an answer against — we could show you a convincing screen and neither of us would know if it were right. Here we hid the faults ourselves, so we can say 1,283 of 1,311 were found with 36 false alarms. It also meant work could start immediately instead of waiting for access.</w:t>
+        <w:t>Because invented data can be marked and yours cannot. Nobody knows every fault sitting in Ma'aden's records, so there is nothing to compare an answer against — we could show you a convincing screen and neither of us would know if it were right. Here we hid the faults ourselves, so we can say 1,278 of 1,302 were found with 30 false alarms. It also meant work could start immediately instead of waiting for access.</w:t>
       </w:r>
     </w:p>
     <w:p>

--- a/docs/progress/POC-PROGRESS.docx
+++ b/docs/progress/POC-PROGRESS.docx
@@ -6905,7 +6905,7 @@
               <w:rPr>
                 <w:sz w:val="18"/>
               </w:rPr>
-              <w:t>454,486</w:t>
+              <w:t>373,709</w:t>
             </w:r>
           </w:p>
         </w:tc>
@@ -6919,7 +6919,7 @@
               <w:rPr>
                 <w:sz w:val="18"/>
               </w:rPr>
-              <w:t>-47%</w:t>
+              <w:t>-56%</w:t>
             </w:r>
           </w:p>
         </w:tc>
@@ -6963,7 +6963,7 @@
               <w:rPr>
                 <w:sz w:val="18"/>
               </w:rPr>
-              <w:t>319,974</w:t>
+              <w:t>288,106</w:t>
             </w:r>
           </w:p>
         </w:tc>
@@ -6977,7 +6977,7 @@
               <w:rPr>
                 <w:sz w:val="18"/>
               </w:rPr>
-              <w:t>-46%</w:t>
+              <w:t>-51%</w:t>
             </w:r>
           </w:p>
         </w:tc>
@@ -7021,7 +7021,7 @@
               <w:rPr>
                 <w:sz w:val="18"/>
               </w:rPr>
-              <w:t>SAR 1,759,897,570</w:t>
+              <w:t>SAR 1,784,873,324</w:t>
             </w:r>
           </w:p>
         </w:tc>
@@ -7035,7 +7035,7 @@
               <w:rPr>
                 <w:sz w:val="18"/>
               </w:rPr>
-              <w:t>+28%</w:t>
+              <w:t>+30%</w:t>
             </w:r>
           </w:p>
         </w:tc>
@@ -7079,7 +7079,7 @@
               <w:rPr>
                 <w:sz w:val="18"/>
               </w:rPr>
-              <w:t>SAR 661,064,101</w:t>
+              <w:t>SAR 640,238,454</w:t>
             </w:r>
           </w:p>
         </w:tc>
@@ -7093,7 +7093,7 @@
               <w:rPr>
                 <w:sz w:val="18"/>
               </w:rPr>
-              <w:t>-52%</w:t>
+              <w:t>-54%</w:t>
             </w:r>
           </w:p>
         </w:tc>
@@ -7137,7 +7137,7 @@
               <w:rPr>
                 <w:sz w:val="18"/>
               </w:rPr>
-              <w:t>SAR 439,974,393</w:t>
+              <w:t>SAR 446,218,331</w:t>
             </w:r>
           </w:p>
         </w:tc>
@@ -7151,7 +7151,7 @@
               <w:rPr>
                 <w:sz w:val="18"/>
               </w:rPr>
-              <w:t>+28%</w:t>
+              <w:t>+30%</w:t>
             </w:r>
           </w:p>
         </w:tc>
@@ -7213,7 +7213,7 @@
                 <w:b/>
                 <w:sz w:val="18"/>
               </w:rPr>
-              <w:t>SAR 1,142,655,393</w:t>
+              <w:t>SAR 1,115,103,785</w:t>
             </w:r>
           </w:p>
         </w:tc>
@@ -7233,7 +7233,7 @@
                 <w:b/>
                 <w:sz w:val="18"/>
               </w:rPr>
-              <w:t>-35%</w:t>
+              <w:t>-36%</w:t>
             </w:r>
           </w:p>
         </w:tc>
@@ -7275,7 +7275,7 @@
               <w:rPr>
                 <w:sz w:val="19"/>
               </w:rPr>
-              <w:t>Our levels hold MORE stock, not less — about 28% more. In exchange the plant spends 47% fewer days waiting for a part. Adding the two costs together, the plant is 35% better off overall.</w:t>
+              <w:t>Our levels hold MORE stock, not less — about 30% more. In exchange the plant spends 56% fewer days waiting for a part. Adding the two costs together, the plant is 36% better off overall.</w:t>
               <w:br/>
               <w:br/>
               <w:t>That is worth stating plainly because it runs the opposite way to the usual pitch. Better stocking does not release cash here — it moves cash to where it stops production losses. The cash release is a separate exercise: finding the stock that is dead, which is the next stage.</w:t>
@@ -7296,7 +7296,7 @@
           <w:i w:val="0"/>
           <w:sz w:val="21"/>
         </w:rPr>
-        <w:t>Underneath the total, capital moves in both directions: SAR 24,121,295 comes off shelves where it was doing nothing (1,941 records), and SAR 407,473,245 goes onto shelves where it prevents a stoppage (14,478 records).</w:t>
+        <w:t>Underneath the total, capital moves in both directions: SAR 22,220,081 comes off shelves where it was doing nothing (886 records), and SAR 430,547,784 goes onto shelves where it prevents a stoppage (15,917 records).</w:t>
       </w:r>
     </w:p>
     <w:p>
@@ -7478,7 +7478,7 @@
               <w:rPr>
                 <w:sz w:val="18"/>
               </w:rPr>
-              <w:t>135,424</w:t>
+              <w:t>128,497</w:t>
             </w:r>
           </w:p>
         </w:tc>
@@ -7506,7 +7506,7 @@
               <w:rPr>
                 <w:sz w:val="18"/>
               </w:rPr>
-              <w:t>SAR 1,323,468,915</w:t>
+              <w:t>SAR 1,329,025,364</w:t>
             </w:r>
           </w:p>
         </w:tc>
@@ -7564,7 +7564,7 @@
               <w:rPr>
                 <w:sz w:val="18"/>
               </w:rPr>
-              <w:t>149,337</w:t>
+              <w:t>132,136</w:t>
             </w:r>
           </w:p>
         </w:tc>
@@ -7592,7 +7592,7 @@
               <w:rPr>
                 <w:sz w:val="18"/>
               </w:rPr>
-              <w:t>SAR 345,368,179</w:t>
+              <w:t>SAR 354,867,407</w:t>
             </w:r>
           </w:p>
         </w:tc>
@@ -7650,7 +7650,7 @@
               <w:rPr>
                 <w:sz w:val="18"/>
               </w:rPr>
-              <w:t>169,725</w:t>
+              <w:t>113,076</w:t>
             </w:r>
           </w:p>
         </w:tc>
@@ -7678,7 +7678,7 @@
               <w:rPr>
                 <w:sz w:val="18"/>
               </w:rPr>
-              <w:t>SAR 91,060,476</w:t>
+              <w:t>SAR 100,980,553</w:t>
             </w:r>
           </w:p>
         </w:tc>
@@ -7847,7 +7847,7 @@
               <w:rPr>
                 <w:sz w:val="18"/>
               </w:rPr>
-              <w:t>821,396</w:t>
+              <w:t>611,833</w:t>
             </w:r>
           </w:p>
         </w:tc>
@@ -7861,7 +7861,7 @@
               <w:rPr>
                 <w:sz w:val="18"/>
               </w:rPr>
-              <w:t>SAR 1,461,799,933</w:t>
+              <w:t>SAR 1,480,195,398</w:t>
             </w:r>
           </w:p>
         </w:tc>
@@ -7875,7 +7875,7 @@
               <w:rPr>
                 <w:sz w:val="18"/>
               </w:rPr>
-              <w:t>41,519</w:t>
+              <w:t>29,233</w:t>
             </w:r>
           </w:p>
         </w:tc>
@@ -7889,7 +7889,7 @@
               <w:rPr>
                 <w:sz w:val="18"/>
               </w:rPr>
-              <w:t>SAR 1,562,983,261</w:t>
+              <w:t>SAR 1,457,584,777</w:t>
             </w:r>
           </w:p>
         </w:tc>
@@ -7919,7 +7919,7 @@
               <w:rPr>
                 <w:sz w:val="18"/>
               </w:rPr>
-              <w:t>740,630</w:t>
+              <w:t>556,213</w:t>
             </w:r>
           </w:p>
         </w:tc>
@@ -7933,7 +7933,7 @@
               <w:rPr>
                 <w:sz w:val="18"/>
               </w:rPr>
-              <w:t>SAR 1,489,918,482</w:t>
+              <w:t>SAR 1,509,268,082</w:t>
             </w:r>
           </w:p>
         </w:tc>
@@ -7947,7 +7947,7 @@
               <w:rPr>
                 <w:sz w:val="18"/>
               </w:rPr>
-              <w:t>42,363</w:t>
+              <w:t>29,680</w:t>
             </w:r>
           </w:p>
         </w:tc>
@@ -7961,7 +7961,7 @@
               <w:rPr>
                 <w:sz w:val="18"/>
               </w:rPr>
-              <w:t>SAR 1,475,720,675</w:t>
+              <w:t>SAR 1,385,047,824</w:t>
             </w:r>
           </w:p>
         </w:tc>
@@ -7991,7 +7991,7 @@
               <w:rPr>
                 <w:sz w:val="18"/>
               </w:rPr>
-              <w:t>655,016</w:t>
+              <w:t>502,138</w:t>
             </w:r>
           </w:p>
         </w:tc>
@@ -8005,7 +8005,7 @@
               <w:rPr>
                 <w:sz w:val="18"/>
               </w:rPr>
-              <w:t>SAR 1,527,094,968</w:t>
+              <w:t>SAR 1,547,745,639</w:t>
             </w:r>
           </w:p>
         </w:tc>
@@ -8019,7 +8019,7 @@
               <w:rPr>
                 <w:sz w:val="18"/>
               </w:rPr>
-              <w:t>43,389</w:t>
+              <w:t>30,242</w:t>
             </w:r>
           </w:p>
         </w:tc>
@@ -8033,7 +8033,7 @@
               <w:rPr>
                 <w:sz w:val="18"/>
               </w:rPr>
-              <w:t>SAR 1,384,075,015</w:t>
+              <w:t>SAR 1,309,577,986</w:t>
             </w:r>
           </w:p>
         </w:tc>
@@ -8063,7 +8063,7 @@
               <w:rPr>
                 <w:sz w:val="18"/>
               </w:rPr>
-              <w:t>566,073</w:t>
+              <w:t>449,781</w:t>
             </w:r>
           </w:p>
         </w:tc>
@@ -8077,7 +8077,7 @@
               <w:rPr>
                 <w:sz w:val="18"/>
               </w:rPr>
-              <w:t>SAR 1,581,379,476</w:t>
+              <w:t>SAR 1,603,656,160</w:t>
             </w:r>
           </w:p>
         </w:tc>
@@ -8091,7 +8091,7 @@
               <w:rPr>
                 <w:sz w:val="18"/>
               </w:rPr>
-              <w:t>44,543</w:t>
+              <w:t>30,854</w:t>
             </w:r>
           </w:p>
         </w:tc>
@@ -8105,7 +8105,7 @@
               <w:rPr>
                 <w:sz w:val="18"/>
               </w:rPr>
-              <w:t>SAR 1,293,837,103</w:t>
+              <w:t>SAR 1,237,286,627</w:t>
             </w:r>
           </w:p>
         </w:tc>
@@ -8135,7 +8135,7 @@
               <w:rPr>
                 <w:sz w:val="18"/>
               </w:rPr>
-              <w:t>518,247</w:t>
+              <w:t>419,783</w:t>
             </w:r>
           </w:p>
         </w:tc>
@@ -8149,7 +8149,7 @@
               <w:rPr>
                 <w:sz w:val="18"/>
               </w:rPr>
-              <w:t>SAR 1,623,334,280</w:t>
+              <w:t>SAR 1,646,581,494</w:t>
             </w:r>
           </w:p>
         </w:tc>
@@ -8163,7 +8163,7 @@
               <w:rPr>
                 <w:sz w:val="18"/>
               </w:rPr>
-              <w:t>45,286</w:t>
+              <w:t>31,248</w:t>
             </w:r>
           </w:p>
         </w:tc>
@@ -8177,7 +8177,7 @@
               <w:rPr>
                 <w:sz w:val="18"/>
               </w:rPr>
-              <w:t>SAR 1,244,740,310</w:t>
+              <w:t>SAR 1,195,696,492</w:t>
             </w:r>
           </w:p>
         </w:tc>
@@ -8207,7 +8207,7 @@
               <w:rPr>
                 <w:sz w:val="18"/>
               </w:rPr>
-              <w:t>467,456</w:t>
+              <w:t>388,621</w:t>
             </w:r>
           </w:p>
         </w:tc>
@@ -8221,7 +8221,7 @@
               <w:rPr>
                 <w:sz w:val="18"/>
               </w:rPr>
-              <w:t>SAR 1,688,220,521</w:t>
+              <w:t>SAR 1,712,792,793</w:t>
             </w:r>
           </w:p>
         </w:tc>
@@ -8235,7 +8235,7 @@
               <w:rPr>
                 <w:sz w:val="18"/>
               </w:rPr>
-              <w:t>46,162</w:t>
+              <w:t>31,748</w:t>
             </w:r>
           </w:p>
         </w:tc>
@@ -8249,7 +8249,7 @@
               <w:rPr>
                 <w:sz w:val="18"/>
               </w:rPr>
-              <w:t>SAR 1,203,323,902</w:t>
+              <w:t>SAR 1,163,395,251</w:t>
             </w:r>
           </w:p>
         </w:tc>
@@ -8279,7 +8279,7 @@
               <w:rPr>
                 <w:sz w:val="18"/>
               </w:rPr>
-              <w:t>415,928</w:t>
+              <w:t>357,938</w:t>
             </w:r>
           </w:p>
         </w:tc>
@@ -8293,7 +8293,7 @@
               <w:rPr>
                 <w:sz w:val="18"/>
               </w:rPr>
-              <w:t>SAR 1,757,310,252</w:t>
+              <w:t>SAR 1,783,254,664</w:t>
             </w:r>
           </w:p>
         </w:tc>
@@ -8307,7 +8307,7 @@
               <w:rPr>
                 <w:sz w:val="18"/>
               </w:rPr>
-              <w:t>47,186</w:t>
+              <w:t>32,275</w:t>
             </w:r>
           </w:p>
         </w:tc>
@@ -8321,7 +8321,7 @@
               <w:rPr>
                 <w:sz w:val="18"/>
               </w:rPr>
-              <w:t>SAR 1,166,561,805</w:t>
+              <w:t>SAR 1,137,222,287</w:t>
             </w:r>
           </w:p>
         </w:tc>
@@ -8351,7 +8351,7 @@
               <w:rPr>
                 <w:sz w:val="18"/>
               </w:rPr>
-              <w:t>396,858</w:t>
+              <w:t>347,377</w:t>
             </w:r>
           </w:p>
         </w:tc>
@@ -8365,7 +8365,7 @@
               <w:rPr>
                 <w:sz w:val="18"/>
               </w:rPr>
-              <w:t>SAR 1,793,940,361</w:t>
+              <w:t>SAR 1,820,616,230</w:t>
             </w:r>
           </w:p>
         </w:tc>
@@ -8379,7 +8379,7 @@
               <w:rPr>
                 <w:sz w:val="18"/>
               </w:rPr>
-              <w:t>47,748</w:t>
+              <w:t>32,588</w:t>
             </w:r>
           </w:p>
         </w:tc>
@@ -8393,7 +8393,7 @@
               <w:rPr>
                 <w:sz w:val="18"/>
               </w:rPr>
-              <w:t>SAR 1,157,243,449</w:t>
+              <w:t>SAR 1,130,707,357</w:t>
             </w:r>
           </w:p>
         </w:tc>
@@ -8423,7 +8423,7 @@
               <w:rPr>
                 <w:sz w:val="18"/>
               </w:rPr>
-              <w:t>374,247</w:t>
+              <w:t>333,774</w:t>
             </w:r>
           </w:p>
         </w:tc>
@@ -8437,7 +8437,7 @@
               <w:rPr>
                 <w:sz w:val="18"/>
               </w:rPr>
-              <w:t>SAR 1,853,002,135</w:t>
+              <w:t>SAR 1,880,630,274</w:t>
             </w:r>
           </w:p>
         </w:tc>
@@ -8451,7 +8451,7 @@
               <w:rPr>
                 <w:sz w:val="18"/>
               </w:rPr>
-              <w:t>48,459</w:t>
+              <w:t>33,028</w:t>
             </w:r>
           </w:p>
         </w:tc>
@@ -8465,7 +8465,7 @@
               <w:rPr>
                 <w:sz w:val="18"/>
               </w:rPr>
-              <w:t>SAR 1,145,748,352</w:t>
+              <w:t>SAR 1,123,456,950</w:t>
             </w:r>
           </w:p>
         </w:tc>
@@ -8495,7 +8495,7 @@
               <w:rPr>
                 <w:sz w:val="18"/>
               </w:rPr>
-              <w:t>368,296</w:t>
+              <w:t>329,720</w:t>
             </w:r>
           </w:p>
         </w:tc>
@@ -8509,7 +8509,7 @@
               <w:rPr>
                 <w:sz w:val="18"/>
               </w:rPr>
-              <w:t>SAR 1,872,452,221</w:t>
+              <w:t>SAR 1,900,416,173</w:t>
             </w:r>
           </w:p>
         </w:tc>
@@ -8523,7 +8523,7 @@
               <w:rPr>
                 <w:sz w:val="18"/>
               </w:rPr>
-              <w:t>48,678</w:t>
+              <w:t>33,170</w:t>
             </w:r>
           </w:p>
         </w:tc>
@@ -8537,7 +8537,7 @@
               <w:rPr>
                 <w:sz w:val="18"/>
               </w:rPr>
-              <w:t>SAR 1,143,390,594</w:t>
+              <w:t>SAR 1,122,025,595</w:t>
             </w:r>
           </w:p>
         </w:tc>
@@ -8651,7 +8651,7 @@
                 <w:b/>
                 <w:sz w:val="18"/>
               </w:rPr>
-              <w:t>454,486</w:t>
+              <w:t>373,709</w:t>
             </w:r>
           </w:p>
         </w:tc>
@@ -8671,7 +8671,7 @@
                 <w:b/>
                 <w:sz w:val="18"/>
               </w:rPr>
-              <w:t>SAR 1,759,897,570</w:t>
+              <w:t>SAR 1,784,873,324</w:t>
             </w:r>
           </w:p>
         </w:tc>
@@ -8691,7 +8691,7 @@
                 <w:b/>
                 <w:sz w:val="18"/>
               </w:rPr>
-              <w:t>46,241</w:t>
+              <w:t>31,830</w:t>
             </w:r>
           </w:p>
         </w:tc>
@@ -8711,7 +8711,7 @@
                 <w:b/>
                 <w:sz w:val="18"/>
               </w:rPr>
-              <w:t>SAR 1,142,655,393</w:t>
+              <w:t>SAR 1,115,103,785</w:t>
             </w:r>
           </w:p>
         </w:tc>
@@ -8767,7 +8767,7 @@
               <w:rPr>
                 <w:sz w:val="19"/>
               </w:rPr>
-              <w:t>The plant waits 855,161 days, longer than our lowest sampled service level manages (821,396), while holding less capital than any point on the curve. There is no service level at which our levels need less capital than theirs, because their policy is under-serving rather than over-invested. Releasing cash is a dead-money exercise, not a levels one.</w:t>
+              <w:t>The plant waits 855,161 days, longer than our lowest sampled service level manages (611,833), while holding less capital than any point on the curve. There is no service level at which our levels need less capital than theirs, because their policy is under-serving rather than over-invested. Releasing cash is a dead-money exercise, not a levels one.</w:t>
             </w:r>
           </w:p>
         </w:tc>
@@ -8798,7 +8798,7 @@
           <w:i w:val="0"/>
           <w:sz w:val="21"/>
         </w:rPr>
-        <w:t>An order has to cover at least the demand expected while it is in transit, is rounded up to the pack the plant already receives in, and is charged SAR 900 to raise, chase and receive — so ordering often shows up in the total rather than beside it. Orders placed: +31% against the plant's.</w:t>
+        <w:t>An order has to cover at least the demand expected while it is in transit, is rounded up to the pack the plant already receives in, and is charged SAR 900 to raise, chase and receive — so ordering often shows up in the total rather than beside it. Orders placed: -10% against the plant's.</w:t>
       </w:r>
     </w:p>
     <w:p>
@@ -8879,6 +8879,538 @@
     </w:p>
     <w:p>
       <w:pPr>
+        <w:pStyle w:val="Heading2"/>
+        <w:spacing w:before="200" w:after="100"/>
+      </w:pPr>
+      <w:r>
+        <w:rPr>
+          <w:rFonts w:ascii="Calibri" w:hAnsi="Calibri"/>
+          <w:color w:val="1A1D21"/>
+        </w:rPr>
+        <w:t>Stage 6a — Finding the dead money ourselves    (2026-09-10)</w:t>
+      </w:r>
+    </w:p>
+    <w:p>
+      <w:r>
+        <w:rPr>
+          <w:b w:val="0"/>
+          <w:i w:val="0"/>
+          <w:sz w:val="21"/>
+        </w:rPr>
+        <w:t>Until now the dead-money figure came from the sealed answer key — the size of the prize, not a finding. This is the finding. From what a planner has — stock, which machines still exist, the maintenance schedule, the duplicate check — the system names the money that will never come back, part by part, with one reason each, valued at what the books carry it at.</w:t>
+      </w:r>
+    </w:p>
+    <w:tbl>
+      <w:tblPr>
+        <w:tblStyle w:val="TableGrid"/>
+        <w:tblW w:type="auto" w:w="0"/>
+        <w:jc w:val="left"/>
+        <w:tblLook w:firstColumn="1" w:firstRow="1" w:lastColumn="0" w:lastRow="0" w:noHBand="0" w:noVBand="1" w:val="04A0"/>
+      </w:tblPr>
+      <w:tblGrid>
+        <w:gridCol w:w="4896"/>
+        <w:gridCol w:w="4896"/>
+      </w:tblGrid>
+      <w:tr>
+        <w:tc>
+          <w:tcPr>
+            <w:tcW w:type="dxa" w:w="4896"/>
+            <w:shd w:val="clear" w:fill="EDEAE5"/>
+          </w:tcPr>
+          <w:p>
+            <w:r/>
+            <w:r>
+              <w:rPr>
+                <w:b/>
+                <w:sz w:val="18"/>
+              </w:rPr>
+            </w:r>
+          </w:p>
+        </w:tc>
+        <w:tc>
+          <w:tcPr>
+            <w:tcW w:type="dxa" w:w="4320"/>
+            <w:shd w:val="clear" w:fill="EDEAE5"/>
+          </w:tcPr>
+          <w:p>
+            <w:r/>
+            <w:r>
+              <w:rPr>
+                <w:b/>
+                <w:sz w:val="18"/>
+              </w:rPr>
+              <w:t>SAR</w:t>
+            </w:r>
+          </w:p>
+        </w:tc>
+      </w:tr>
+      <w:tr>
+        <w:tc>
+          <w:tcPr>
+            <w:tcW w:type="dxa" w:w="4896"/>
+          </w:tcPr>
+          <w:p>
+            <w:r/>
+            <w:r>
+              <w:rPr>
+                <w:sz w:val="18"/>
+              </w:rPr>
+              <w:t>Truly dead, per the answer key</w:t>
+            </w:r>
+          </w:p>
+        </w:tc>
+        <w:tc>
+          <w:tcPr>
+            <w:tcW w:type="dxa" w:w="4320"/>
+          </w:tcPr>
+          <w:p>
+            <w:r/>
+            <w:r>
+              <w:rPr>
+                <w:sz w:val="18"/>
+              </w:rPr>
+              <w:t>SAR 391,720,855</w:t>
+            </w:r>
+          </w:p>
+        </w:tc>
+      </w:tr>
+      <w:tr>
+        <w:tc>
+          <w:tcPr>
+            <w:tcW w:type="dxa" w:w="4896"/>
+          </w:tcPr>
+          <w:p>
+            <w:r/>
+            <w:r>
+              <w:rPr>
+                <w:sz w:val="18"/>
+              </w:rPr>
+              <w:t>Found by the system</w:t>
+            </w:r>
+          </w:p>
+        </w:tc>
+        <w:tc>
+          <w:tcPr>
+            <w:tcW w:type="dxa" w:w="4320"/>
+          </w:tcPr>
+          <w:p>
+            <w:r/>
+            <w:r>
+              <w:rPr>
+                <w:sz w:val="18"/>
+              </w:rPr>
+              <w:t>SAR 382,734,931  (98% of it)</w:t>
+            </w:r>
+          </w:p>
+        </w:tc>
+      </w:tr>
+      <w:tr>
+        <w:tc>
+          <w:tcPr>
+            <w:tcW w:type="dxa" w:w="4896"/>
+          </w:tcPr>
+          <w:p>
+            <w:r/>
+            <w:r>
+              <w:rPr>
+                <w:sz w:val="18"/>
+              </w:rPr>
+              <w:t>Wrongly flagged</w:t>
+            </w:r>
+          </w:p>
+        </w:tc>
+        <w:tc>
+          <w:tcPr>
+            <w:tcW w:type="dxa" w:w="4320"/>
+          </w:tcPr>
+          <w:p>
+            <w:r/>
+            <w:r>
+              <w:rPr>
+                <w:sz w:val="18"/>
+              </w:rPr>
+              <w:t>SAR 5,338,760  (precision 99%)</w:t>
+            </w:r>
+          </w:p>
+        </w:tc>
+      </w:tr>
+      <w:tr>
+        <w:tc>
+          <w:tcPr>
+            <w:tcW w:type="dxa" w:w="4896"/>
+          </w:tcPr>
+          <w:p>
+            <w:r/>
+            <w:r>
+              <w:rPr>
+                <w:sz w:val="18"/>
+              </w:rPr>
+              <w:t>Missed</w:t>
+            </w:r>
+          </w:p>
+        </w:tc>
+        <w:tc>
+          <w:tcPr>
+            <w:tcW w:type="dxa" w:w="4320"/>
+          </w:tcPr>
+          <w:p>
+            <w:r/>
+            <w:r>
+              <w:rPr>
+                <w:sz w:val="18"/>
+              </w:rPr>
+              <w:t>SAR 8,985,923</w:t>
+            </w:r>
+          </w:p>
+        </w:tc>
+      </w:tr>
+    </w:tbl>
+    <w:p>
+      <w:pPr>
+        <w:spacing w:after="40"/>
+      </w:pPr>
+    </w:p>
+    <w:p>
+      <w:r>
+        <w:rPr>
+          <w:b w:val="0"/>
+          <w:i w:val="0"/>
+          <w:sz w:val="21"/>
+        </w:rPr>
+        <w:t>Obsolete parts — the machine is gone — are a yes/no the plant can check: 1,555 truly obsolete, 1,551 found, 4 missed, 122 wrongly flagged.</w:t>
+      </w:r>
+    </w:p>
+    <w:tbl>
+      <w:tblPr>
+        <w:tblStyle w:val="TableGrid"/>
+        <w:tblW w:type="auto" w:w="0"/>
+        <w:jc w:val="left"/>
+        <w:tblLook w:firstColumn="1" w:firstRow="1" w:lastColumn="0" w:lastRow="0" w:noHBand="0" w:noVBand="1" w:val="04A0"/>
+      </w:tblPr>
+      <w:tblGrid>
+        <w:gridCol w:w="3264"/>
+        <w:gridCol w:w="3264"/>
+        <w:gridCol w:w="3264"/>
+      </w:tblGrid>
+      <w:tr>
+        <w:tc>
+          <w:tcPr>
+            <w:tcW w:type="dxa" w:w="4320"/>
+            <w:shd w:val="clear" w:fill="EDEAE5"/>
+          </w:tcPr>
+          <w:p>
+            <w:r/>
+            <w:r>
+              <w:rPr>
+                <w:b/>
+                <w:sz w:val="18"/>
+              </w:rPr>
+              <w:t>Why it is dead</w:t>
+            </w:r>
+          </w:p>
+        </w:tc>
+        <w:tc>
+          <w:tcPr>
+            <w:tcW w:type="dxa" w:w="1728"/>
+            <w:shd w:val="clear" w:fill="EDEAE5"/>
+          </w:tcPr>
+          <w:p>
+            <w:r/>
+            <w:r>
+              <w:rPr>
+                <w:b/>
+                <w:sz w:val="18"/>
+              </w:rPr>
+              <w:t>Records</w:t>
+            </w:r>
+          </w:p>
+        </w:tc>
+        <w:tc>
+          <w:tcPr>
+            <w:tcW w:type="dxa" w:w="2880"/>
+            <w:shd w:val="clear" w:fill="EDEAE5"/>
+          </w:tcPr>
+          <w:p>
+            <w:r/>
+            <w:r>
+              <w:rPr>
+                <w:b/>
+                <w:sz w:val="18"/>
+              </w:rPr>
+              <w:t>Value</w:t>
+            </w:r>
+          </w:p>
+        </w:tc>
+      </w:tr>
+      <w:tr>
+        <w:tc>
+          <w:tcPr>
+            <w:tcW w:type="dxa" w:w="4320"/>
+          </w:tcPr>
+          <w:p>
+            <w:r/>
+            <w:r>
+              <w:rPr>
+                <w:sz w:val="18"/>
+              </w:rPr>
+              <w:t>Duplicate</w:t>
+            </w:r>
+          </w:p>
+        </w:tc>
+        <w:tc>
+          <w:tcPr>
+            <w:tcW w:type="dxa" w:w="1728"/>
+          </w:tcPr>
+          <w:p>
+            <w:r/>
+            <w:r>
+              <w:rPr>
+                <w:sz w:val="18"/>
+              </w:rPr>
+              <w:t>46</w:t>
+            </w:r>
+          </w:p>
+        </w:tc>
+        <w:tc>
+          <w:tcPr>
+            <w:tcW w:type="dxa" w:w="2880"/>
+          </w:tcPr>
+          <w:p>
+            <w:r/>
+            <w:r>
+              <w:rPr>
+                <w:sz w:val="18"/>
+              </w:rPr>
+              <w:t>SAR 3,074,445</w:t>
+            </w:r>
+          </w:p>
+        </w:tc>
+      </w:tr>
+      <w:tr>
+        <w:tc>
+          <w:tcPr>
+            <w:tcW w:type="dxa" w:w="4320"/>
+          </w:tcPr>
+          <w:p>
+            <w:r/>
+            <w:r>
+              <w:rPr>
+                <w:sz w:val="18"/>
+              </w:rPr>
+              <w:t>Excess</w:t>
+            </w:r>
+          </w:p>
+        </w:tc>
+        <w:tc>
+          <w:tcPr>
+            <w:tcW w:type="dxa" w:w="1728"/>
+          </w:tcPr>
+          <w:p>
+            <w:r/>
+            <w:r>
+              <w:rPr>
+                <w:sz w:val="18"/>
+              </w:rPr>
+              <w:t>288</w:t>
+            </w:r>
+          </w:p>
+        </w:tc>
+        <w:tc>
+          <w:tcPr>
+            <w:tcW w:type="dxa" w:w="2880"/>
+          </w:tcPr>
+          <w:p>
+            <w:r/>
+            <w:r>
+              <w:rPr>
+                <w:sz w:val="18"/>
+              </w:rPr>
+              <w:t>SAR 9,591,313</w:t>
+            </w:r>
+          </w:p>
+        </w:tc>
+      </w:tr>
+      <w:tr>
+        <w:tc>
+          <w:tcPr>
+            <w:tcW w:type="dxa" w:w="4320"/>
+          </w:tcPr>
+          <w:p>
+            <w:r/>
+            <w:r>
+              <w:rPr>
+                <w:sz w:val="18"/>
+              </w:rPr>
+              <w:t>Never used</w:t>
+            </w:r>
+          </w:p>
+        </w:tc>
+        <w:tc>
+          <w:tcPr>
+            <w:tcW w:type="dxa" w:w="1728"/>
+          </w:tcPr>
+          <w:p>
+            <w:r/>
+            <w:r>
+              <w:rPr>
+                <w:sz w:val="18"/>
+              </w:rPr>
+              <w:t>4,249</w:t>
+            </w:r>
+          </w:p>
+        </w:tc>
+        <w:tc>
+          <w:tcPr>
+            <w:tcW w:type="dxa" w:w="2880"/>
+          </w:tcPr>
+          <w:p>
+            <w:r/>
+            <w:r>
+              <w:rPr>
+                <w:sz w:val="18"/>
+              </w:rPr>
+              <w:t>SAR 225,453,180</w:t>
+            </w:r>
+          </w:p>
+        </w:tc>
+      </w:tr>
+      <w:tr>
+        <w:tc>
+          <w:tcPr>
+            <w:tcW w:type="dxa" w:w="4320"/>
+          </w:tcPr>
+          <w:p>
+            <w:r/>
+            <w:r>
+              <w:rPr>
+                <w:sz w:val="18"/>
+              </w:rPr>
+              <w:t>Obsolete — equipment gone</w:t>
+            </w:r>
+          </w:p>
+        </w:tc>
+        <w:tc>
+          <w:tcPr>
+            <w:tcW w:type="dxa" w:w="1728"/>
+          </w:tcPr>
+          <w:p>
+            <w:r/>
+            <w:r>
+              <w:rPr>
+                <w:sz w:val="18"/>
+              </w:rPr>
+              <w:t>1,918</w:t>
+            </w:r>
+          </w:p>
+        </w:tc>
+        <w:tc>
+          <w:tcPr>
+            <w:tcW w:type="dxa" w:w="2880"/>
+          </w:tcPr>
+          <w:p>
+            <w:r/>
+            <w:r>
+              <w:rPr>
+                <w:sz w:val="18"/>
+              </w:rPr>
+              <w:t>SAR 146,077,568</w:t>
+            </w:r>
+          </w:p>
+        </w:tc>
+      </w:tr>
+      <w:tr>
+        <w:tc>
+          <w:tcPr>
+            <w:tcW w:type="dxa" w:w="4320"/>
+          </w:tcPr>
+          <w:p>
+            <w:r/>
+            <w:r>
+              <w:rPr>
+                <w:sz w:val="18"/>
+              </w:rPr>
+              <w:t>Obsolete — idle, nothing due</w:t>
+            </w:r>
+          </w:p>
+        </w:tc>
+        <w:tc>
+          <w:tcPr>
+            <w:tcW w:type="dxa" w:w="1728"/>
+          </w:tcPr>
+          <w:p>
+            <w:r/>
+            <w:r>
+              <w:rPr>
+                <w:sz w:val="18"/>
+              </w:rPr>
+              <w:t>122</w:t>
+            </w:r>
+          </w:p>
+        </w:tc>
+        <w:tc>
+          <w:tcPr>
+            <w:tcW w:type="dxa" w:w="2880"/>
+          </w:tcPr>
+          <w:p>
+            <w:r/>
+            <w:r>
+              <w:rPr>
+                <w:sz w:val="18"/>
+              </w:rPr>
+              <w:t>SAR 3,877,185</w:t>
+            </w:r>
+          </w:p>
+        </w:tc>
+      </w:tr>
+    </w:tbl>
+    <w:p>
+      <w:pPr>
+        <w:spacing w:after="40"/>
+      </w:pPr>
+    </w:p>
+    <w:p>
+      <w:r>
+        <w:rPr>
+          <w:b w:val="0"/>
+          <w:i w:val="0"/>
+          <w:sz w:val="21"/>
+        </w:rPr>
+        <w:t>The two figures sit side by side on the front page — what the answer key says is dead, and what the system found. The write-off list is the third tab of Recommendations.</w:t>
+      </w:r>
+    </w:p>
+    <w:p>
+      <w:pPr>
+        <w:spacing w:before="120" w:after="40"/>
+      </w:pPr>
+      <w:r>
+        <w:rPr>
+          <w:b/>
+          <w:i w:val="0"/>
+          <w:sz w:val="19"/>
+        </w:rPr>
+        <w:t>What this cannot do yet</w:t>
+      </w:r>
+    </w:p>
+    <w:p>
+      <w:pPr>
+        <w:pStyle w:val="ListBullet"/>
+        <w:spacing w:after="60"/>
+      </w:pPr>
+      <w:r>
+        <w:t>Justified quantity is worked out from three years of observed issues, not from a true demand rate the engine cannot see; a part whose use has genuinely stopped still carries its old rate for a while.</w:t>
+      </w:r>
+    </w:p>
+    <w:p>
+      <w:pPr>
+        <w:pStyle w:val="ListBullet"/>
+        <w:spacing w:after="60"/>
+      </w:pPr>
+      <w:r>
+        <w:t>A duplicate is flagged on the matcher's word. Where the matcher is wrong the money is wrongly flagged, and that shows up in the score.</w:t>
+      </w:r>
+    </w:p>
+    <w:p>
+      <w:pPr>
         <w:pStyle w:val="Heading1"/>
         <w:spacing w:before="280" w:after="100"/>
       </w:pPr>
@@ -9120,7 +9652,7 @@
               <w:rPr>
                 <w:sz w:val="18"/>
               </w:rPr>
-              <w:t>454,486</w:t>
+              <w:t>373,709</w:t>
             </w:r>
           </w:p>
         </w:tc>
@@ -9180,7 +9712,7 @@
               <w:rPr>
                 <w:sz w:val="18"/>
               </w:rPr>
-              <w:t>SAR 1,759,897,570</w:t>
+              <w:t>SAR 1,784,873,324</w:t>
             </w:r>
           </w:p>
         </w:tc>
@@ -9240,7 +9772,97 @@
               <w:rPr>
                 <w:sz w:val="18"/>
               </w:rPr>
-              <w:t>SAR 1,142,655,393</w:t>
+              <w:t>SAR 1,115,103,785</w:t>
+            </w:r>
+          </w:p>
+        </w:tc>
+      </w:tr>
+      <w:tr>
+        <w:tc>
+          <w:tcPr>
+            <w:tcW w:type="dxa" w:w="6336"/>
+          </w:tcPr>
+          <w:p>
+            <w:r/>
+            <w:r>
+              <w:rPr>
+                <w:sz w:val="18"/>
+              </w:rPr>
+              <w:t>Dead stock the system identified</w:t>
+            </w:r>
+          </w:p>
+        </w:tc>
+        <w:tc>
+          <w:tcPr>
+            <w:tcW w:type="dxa" w:w="3024"/>
+          </w:tcPr>
+          <w:p>
+            <w:r/>
+            <w:r>
+              <w:rPr>
+                <w:sz w:val="18"/>
+              </w:rPr>
+              <w:t>—</w:t>
+            </w:r>
+          </w:p>
+        </w:tc>
+      </w:tr>
+      <w:tr>
+        <w:tc>
+          <w:tcPr>
+            <w:tcW w:type="dxa" w:w="6336"/>
+          </w:tcPr>
+          <w:p>
+            <w:r/>
+            <w:r>
+              <w:rPr>
+                <w:sz w:val="18"/>
+              </w:rPr>
+              <w:t>Dead stock actually there</w:t>
+            </w:r>
+          </w:p>
+        </w:tc>
+        <w:tc>
+          <w:tcPr>
+            <w:tcW w:type="dxa" w:w="3024"/>
+          </w:tcPr>
+          <w:p>
+            <w:r/>
+            <w:r>
+              <w:rPr>
+                <w:sz w:val="18"/>
+              </w:rPr>
+              <w:t>—</w:t>
+            </w:r>
+          </w:p>
+        </w:tc>
+      </w:tr>
+      <w:tr>
+        <w:tc>
+          <w:tcPr>
+            <w:tcW w:type="dxa" w:w="6336"/>
+          </w:tcPr>
+          <w:p>
+            <w:r/>
+            <w:r>
+              <w:rPr>
+                <w:sz w:val="18"/>
+              </w:rPr>
+              <w:t>Wrongly called dead</w:t>
+            </w:r>
+          </w:p>
+        </w:tc>
+        <w:tc>
+          <w:tcPr>
+            <w:tcW w:type="dxa" w:w="3024"/>
+          </w:tcPr>
+          <w:p>
+            <w:r/>
+            <w:r>
+              <w:rPr>
+                <w:sz w:val="18"/>
+              </w:rPr>
+              <w:t>—</w:t>
             </w:r>
           </w:p>
         </w:tc>
@@ -9250,17 +9872,6 @@
       <w:pPr>
         <w:spacing w:after="40"/>
       </w:pPr>
-    </w:p>
-    <w:p>
-      <w:r>
-        <w:rPr>
-          <w:b w:val="0"/>
-          <w:i/>
-          <w:color w:val="60666E"/>
-          <w:sz w:val="18"/>
-        </w:rPr>
-        <w:t>Still to come in this table: dead stock found against dead stock present.</w:t>
-      </w:r>
     </w:p>
     <w:p>
       <w:pPr>
@@ -9308,7 +9919,7 @@
         <w:spacing w:after="60"/>
       </w:pPr>
       <w:r>
-        <w:t>List the dead stock in order of value</w:t>
+        <w:t>List the dead stock in order of value   (done)</w:t>
       </w:r>
     </w:p>
     <w:p>

--- a/docs/progress/POC-PROGRESS.docx
+++ b/docs/progress/POC-PROGRESS.docx
@@ -1542,7 +1542,7 @@
           <w:color w:val="60666E"/>
           <w:sz w:val="17"/>
         </w:rPr>
-        <w:t>The four headline figures and four charts: value by store, how the parts move, the plant's monthly usage with the forecast year laid over what actually happened, and the service-level curve with both policies on it.</w:t>
+        <w:t>Four headline figures and four charts: value by store, how the parts move, the plant's monthly usage with the forecast over the tested year and the year ahead, and the service-level curve with a draggable handle.</w:t>
       </w:r>
     </w:p>
     <w:p>
@@ -1608,7 +1608,7 @@
           <w:color w:val="60666E"/>
           <w:sz w:val="17"/>
         </w:rPr>
-        <w:t>One card per store — value, parts, idle share, stock-outs, the five most valuable lines and the five to act on — and below them the stock that could be moved instead of bought.</w:t>
+        <w:t>One card per store with its five most valuable lines and five to act on; below, the stock that could be moved instead of bought.</w:t>
       </w:r>
     </w:p>
     <w:p>
@@ -1674,7 +1674,7 @@
           <w:color w:val="60666E"/>
           <w:sz w:val="17"/>
         </w:rPr>
-        <w:t>One row per part in one storeroom, most urgent first. What to do, the last twelve months as a sparkline, and for anything below its level the date it runs out and the date the order has to go in.</w:t>
+        <w:t>One row per part per store, most urgent first: what to do, order-by and runs-out dates, the last twelve months as a sparkline.</w:t>
       </w:r>
     </w:p>
     <w:p>
@@ -1740,7 +1740,7 @@
           <w:color w:val="60666E"/>
           <w:sz w:val="17"/>
         </w:rPr>
-        <w:t>Clicking a row opens the part: what to do, three years of movement with the forecast laid over the year it was tested on, and the plain-English explanation of where the level came from.</w:t>
+        <w:t>What to do, three years of movement with the forecast and scheduled work, and the plain-English reason for the level.</w:t>
       </w:r>
     </w:p>
     <w:p>
@@ -1806,7 +1806,7 @@
           <w:color w:val="60666E"/>
           <w:sz w:val="17"/>
         </w:rPr>
-        <w:t>Three lists a planner can act on today, each ranked by money and exportable to a spreadsheet: what to order and by when, what to move between stores, and — once the dead-money step lands — what to write off or review.</w:t>
+        <w:t>Order, Move and Write off, each ranked by money with a total and a spreadsheet export.</w:t>
       </w:r>
     </w:p>
     <w:p>
@@ -1819,7 +1819,7 @@
           <w:rFonts w:ascii="Calibri" w:hAnsi="Calibri"/>
           <w:color w:val="1A1D21"/>
         </w:rPr>
-        <w:t>Evidence</w:t>
+        <w:t>Ask</w:t>
       </w:r>
     </w:p>
     <w:p>
@@ -1838,7 +1838,7 @@
               <a:graphicData uri="http://schemas.openxmlformats.org/drawingml/2006/picture">
                 <pic:pic>
                   <pic:nvPicPr>
-                    <pic:cNvPr id="0" name="evidence.png"/>
+                    <pic:cNvPr id="0" name="chat.png"/>
                     <pic:cNvPicPr/>
                   </pic:nvPicPr>
                   <pic:blipFill>
@@ -1872,7 +1872,73 @@
           <w:color w:val="60666E"/>
           <w:sz w:val="17"/>
         </w:rPr>
-        <w:t>Reached from the footer. Faults found against the sealed answer key, forecast accuracy on the held-out year, the backtest, and the service-level curve. The only page that uses technical language.</w:t>
+        <w:t>A question in plain English, answered from one of four precomputed results and shown with its rows. The assistant never calculates.</w:t>
+      </w:r>
+    </w:p>
+    <w:p>
+      <w:pPr>
+        <w:pStyle w:val="Heading3"/>
+        <w:spacing w:before="200" w:after="100"/>
+      </w:pPr>
+      <w:r>
+        <w:rPr>
+          <w:rFonts w:ascii="Calibri" w:hAnsi="Calibri"/>
+          <w:color w:val="1A1D21"/>
+        </w:rPr>
+        <w:t>Evidence</w:t>
+      </w:r>
+    </w:p>
+    <w:p>
+      <w:pPr>
+        <w:jc w:val="center"/>
+      </w:pPr>
+      <w:r>
+        <w:drawing>
+          <wp:inline xmlns:a="http://schemas.openxmlformats.org/drawingml/2006/main" xmlns:pic="http://schemas.openxmlformats.org/drawingml/2006/picture">
+            <wp:extent cx="5760720" cy="4299045"/>
+            <wp:docPr id="7" name="Picture 7"/>
+            <wp:cNvGraphicFramePr>
+              <a:graphicFrameLocks noChangeAspect="1"/>
+            </wp:cNvGraphicFramePr>
+            <a:graphic>
+              <a:graphicData uri="http://schemas.openxmlformats.org/drawingml/2006/picture">
+                <pic:pic>
+                  <pic:nvPicPr>
+                    <pic:cNvPr id="0" name="evidence.png"/>
+                    <pic:cNvPicPr/>
+                  </pic:nvPicPr>
+                  <pic:blipFill>
+                    <a:blip r:embed="rId15"/>
+                    <a:stretch>
+                      <a:fillRect/>
+                    </a:stretch>
+                  </pic:blipFill>
+                  <pic:spPr>
+                    <a:xfrm>
+                      <a:off x="0" y="0"/>
+                      <a:ext cx="5760720" cy="4299045"/>
+                    </a:xfrm>
+                    <a:prstGeom prst="rect"/>
+                  </pic:spPr>
+                </pic:pic>
+              </a:graphicData>
+            </a:graphic>
+          </wp:inline>
+        </w:drawing>
+      </w:r>
+    </w:p>
+    <w:p>
+      <w:pPr>
+        <w:spacing w:after="200"/>
+      </w:pPr>
+      <w:r>
+        <w:rPr>
+          <w:b w:val="0"/>
+          <w:i/>
+          <w:color w:val="60666E"/>
+          <w:sz w:val="17"/>
+        </w:rPr>
+        <w:t>For engineers: faults found against the sealed answer key, forecast accuracy, the backtest, the service-level curve.</w:t>
       </w:r>
     </w:p>
     <w:p>
@@ -2152,7 +2218,7 @@
               <w:rPr>
                 <w:sz w:val="18"/>
               </w:rPr>
-              <w:t>3.19</w:t>
+              <w:t>2.89</w:t>
             </w:r>
           </w:p>
         </w:tc>
@@ -2180,7 +2246,7 @@
               <w:rPr>
                 <w:sz w:val="18"/>
               </w:rPr>
-              <w:t>Yes</w:t>
+              <w:t>NO</w:t>
             </w:r>
           </w:p>
         </w:tc>
@@ -6203,7 +6269,7 @@
               <w:rPr>
                 <w:sz w:val="18"/>
               </w:rPr>
-              <w:t>0.81</w:t>
+              <w:t>0.82</w:t>
             </w:r>
           </w:p>
         </w:tc>
@@ -6905,7 +6971,7 @@
               <w:rPr>
                 <w:sz w:val="18"/>
               </w:rPr>
-              <w:t>373,709</w:t>
+              <w:t>377,469</w:t>
             </w:r>
           </w:p>
         </w:tc>
@@ -6963,7 +7029,7 @@
               <w:rPr>
                 <w:sz w:val="18"/>
               </w:rPr>
-              <w:t>288,106</w:t>
+              <w:t>295,510</w:t>
             </w:r>
           </w:p>
         </w:tc>
@@ -6977,7 +7043,7 @@
               <w:rPr>
                 <w:sz w:val="18"/>
               </w:rPr>
-              <w:t>-51%</w:t>
+              <w:t>-50%</w:t>
             </w:r>
           </w:p>
         </w:tc>
@@ -7021,7 +7087,7 @@
               <w:rPr>
                 <w:sz w:val="18"/>
               </w:rPr>
-              <w:t>SAR 1,784,873,324</w:t>
+              <w:t>SAR 1,756,254,057</w:t>
             </w:r>
           </w:p>
         </w:tc>
@@ -7035,7 +7101,7 @@
               <w:rPr>
                 <w:sz w:val="18"/>
               </w:rPr>
-              <w:t>+30%</w:t>
+              <w:t>+28%</w:t>
             </w:r>
           </w:p>
         </w:tc>
@@ -7079,7 +7145,7 @@
               <w:rPr>
                 <w:sz w:val="18"/>
               </w:rPr>
-              <w:t>SAR 640,238,454</w:t>
+              <w:t>SAR 656,644,487</w:t>
             </w:r>
           </w:p>
         </w:tc>
@@ -7093,7 +7159,7 @@
               <w:rPr>
                 <w:sz w:val="18"/>
               </w:rPr>
-              <w:t>-54%</w:t>
+              <w:t>-52%</w:t>
             </w:r>
           </w:p>
         </w:tc>
@@ -7137,7 +7203,7 @@
               <w:rPr>
                 <w:sz w:val="18"/>
               </w:rPr>
-              <w:t>SAR 446,218,331</w:t>
+              <w:t>SAR 439,063,514</w:t>
             </w:r>
           </w:p>
         </w:tc>
@@ -7151,7 +7217,7 @@
               <w:rPr>
                 <w:sz w:val="18"/>
               </w:rPr>
-              <w:t>+30%</w:t>
+              <w:t>+28%</w:t>
             </w:r>
           </w:p>
         </w:tc>
@@ -7213,7 +7279,7 @@
                 <w:b/>
                 <w:sz w:val="18"/>
               </w:rPr>
-              <w:t>SAR 1,115,103,785</w:t>
+              <w:t>SAR 1,124,360,401</w:t>
             </w:r>
           </w:p>
         </w:tc>
@@ -7275,7 +7341,7 @@
               <w:rPr>
                 <w:sz w:val="19"/>
               </w:rPr>
-              <w:t>Our levels hold MORE stock, not less — about 30% more. In exchange the plant spends 56% fewer days waiting for a part. Adding the two costs together, the plant is 36% better off overall.</w:t>
+              <w:t>Our levels hold MORE stock, not less — about 28% more. In exchange the plant spends 56% fewer days waiting for a part. Adding the two costs together, the plant is 36% better off overall.</w:t>
               <w:br/>
               <w:br/>
               <w:t>That is worth stating plainly because it runs the opposite way to the usual pitch. Better stocking does not release cash here — it moves cash to where it stops production losses. The cash release is a separate exercise: finding the stock that is dead, which is the next stage.</w:t>
@@ -7296,7 +7362,7 @@
           <w:i w:val="0"/>
           <w:sz w:val="21"/>
         </w:rPr>
-        <w:t>Underneath the total, capital moves in both directions: SAR 22,220,081 comes off shelves where it was doing nothing (886 records), and SAR 430,547,784 goes onto shelves where it prevents a stoppage (15,917 records).</w:t>
+        <w:t>Underneath the total, capital moves in both directions: SAR 22,724,462 comes off shelves where it was doing nothing (907 records), and SAR 402,432,899 goes onto shelves where it prevents a stoppage (15,873 records).</w:t>
       </w:r>
     </w:p>
     <w:p>
@@ -7478,7 +7544,7 @@
               <w:rPr>
                 <w:sz w:val="18"/>
               </w:rPr>
-              <w:t>128,497</w:t>
+              <w:t>129,194</w:t>
             </w:r>
           </w:p>
         </w:tc>
@@ -7506,7 +7572,7 @@
               <w:rPr>
                 <w:sz w:val="18"/>
               </w:rPr>
-              <w:t>SAR 1,329,025,364</w:t>
+              <w:t>SAR 1,321,117,112</w:t>
             </w:r>
           </w:p>
         </w:tc>
@@ -7564,7 +7630,7 @@
               <w:rPr>
                 <w:sz w:val="18"/>
               </w:rPr>
-              <w:t>132,136</w:t>
+              <w:t>134,367</w:t>
             </w:r>
           </w:p>
         </w:tc>
@@ -7592,7 +7658,7 @@
               <w:rPr>
                 <w:sz w:val="18"/>
               </w:rPr>
-              <w:t>SAR 354,867,407</w:t>
+              <w:t>SAR 334,672,522</w:t>
             </w:r>
           </w:p>
         </w:tc>
@@ -7650,7 +7716,7 @@
               <w:rPr>
                 <w:sz w:val="18"/>
               </w:rPr>
-              <w:t>113,076</w:t>
+              <w:t>113,908</w:t>
             </w:r>
           </w:p>
         </w:tc>
@@ -7678,7 +7744,7 @@
               <w:rPr>
                 <w:sz w:val="18"/>
               </w:rPr>
-              <w:t>SAR 100,980,553</w:t>
+              <w:t>SAR 100,464,424</w:t>
             </w:r>
           </w:p>
         </w:tc>
@@ -7847,7 +7913,7 @@
               <w:rPr>
                 <w:sz w:val="18"/>
               </w:rPr>
-              <w:t>611,833</w:t>
+              <w:t>612,569</w:t>
             </w:r>
           </w:p>
         </w:tc>
@@ -7861,7 +7927,7 @@
               <w:rPr>
                 <w:sz w:val="18"/>
               </w:rPr>
-              <w:t>SAR 1,480,195,398</w:t>
+              <w:t>SAR 1,478,051,709</w:t>
             </w:r>
           </w:p>
         </w:tc>
@@ -7875,7 +7941,7 @@
               <w:rPr>
                 <w:sz w:val="18"/>
               </w:rPr>
-              <w:t>29,233</w:t>
+              <w:t>29,284</w:t>
             </w:r>
           </w:p>
         </w:tc>
@@ -7889,7 +7955,7 @@
               <w:rPr>
                 <w:sz w:val="18"/>
               </w:rPr>
-              <w:t>SAR 1,457,584,777</w:t>
+              <w:t>SAR 1,462,756,984</w:t>
             </w:r>
           </w:p>
         </w:tc>
@@ -7919,7 +7985,7 @@
               <w:rPr>
                 <w:sz w:val="18"/>
               </w:rPr>
-              <w:t>556,213</w:t>
+              <w:t>558,556</w:t>
             </w:r>
           </w:p>
         </w:tc>
@@ -7933,7 +7999,7 @@
               <w:rPr>
                 <w:sz w:val="18"/>
               </w:rPr>
-              <w:t>SAR 1,509,268,082</w:t>
+              <w:t>SAR 1,505,570,881</w:t>
             </w:r>
           </w:p>
         </w:tc>
@@ -7947,7 +8013,7 @@
               <w:rPr>
                 <w:sz w:val="18"/>
               </w:rPr>
-              <w:t>29,680</w:t>
+              <w:t>29,733</w:t>
             </w:r>
           </w:p>
         </w:tc>
@@ -7961,7 +8027,7 @@
               <w:rPr>
                 <w:sz w:val="18"/>
               </w:rPr>
-              <w:t>SAR 1,385,047,824</w:t>
+              <w:t>SAR 1,390,449,875</w:t>
             </w:r>
           </w:p>
         </w:tc>
@@ -7991,7 +8057,7 @@
               <w:rPr>
                 <w:sz w:val="18"/>
               </w:rPr>
-              <w:t>502,138</w:t>
+              <w:t>503,345</w:t>
             </w:r>
           </w:p>
         </w:tc>
@@ -8005,7 +8071,7 @@
               <w:rPr>
                 <w:sz w:val="18"/>
               </w:rPr>
-              <w:t>SAR 1,547,745,639</w:t>
+              <w:t>SAR 1,544,023,174</w:t>
             </w:r>
           </w:p>
         </w:tc>
@@ -8019,7 +8085,7 @@
               <w:rPr>
                 <w:sz w:val="18"/>
               </w:rPr>
-              <w:t>30,242</w:t>
+              <w:t>30,262</w:t>
             </w:r>
           </w:p>
         </w:tc>
@@ -8033,7 +8099,7 @@
               <w:rPr>
                 <w:sz w:val="18"/>
               </w:rPr>
-              <w:t>SAR 1,309,577,986</w:t>
+              <w:t>SAR 1,310,479,656</w:t>
             </w:r>
           </w:p>
         </w:tc>
@@ -8063,7 +8129,7 @@
               <w:rPr>
                 <w:sz w:val="18"/>
               </w:rPr>
-              <w:t>449,781</w:t>
+              <w:t>452,019</w:t>
             </w:r>
           </w:p>
         </w:tc>
@@ -8077,7 +8143,7 @@
               <w:rPr>
                 <w:sz w:val="18"/>
               </w:rPr>
-              <w:t>SAR 1,603,656,160</w:t>
+              <w:t>SAR 1,596,034,556</w:t>
             </w:r>
           </w:p>
         </w:tc>
@@ -8091,7 +8157,7 @@
               <w:rPr>
                 <w:sz w:val="18"/>
               </w:rPr>
-              <w:t>30,854</w:t>
+              <w:t>30,886</w:t>
             </w:r>
           </w:p>
         </w:tc>
@@ -8105,7 +8171,7 @@
               <w:rPr>
                 <w:sz w:val="18"/>
               </w:rPr>
-              <w:t>SAR 1,237,286,627</w:t>
+              <w:t>SAR 1,240,295,639</w:t>
             </w:r>
           </w:p>
         </w:tc>
@@ -8135,7 +8201,7 @@
               <w:rPr>
                 <w:sz w:val="18"/>
               </w:rPr>
-              <w:t>419,783</w:t>
+              <w:t>422,502</w:t>
             </w:r>
           </w:p>
         </w:tc>
@@ -8149,7 +8215,7 @@
               <w:rPr>
                 <w:sz w:val="18"/>
               </w:rPr>
-              <w:t>SAR 1,646,581,494</w:t>
+              <w:t>SAR 1,634,795,353</w:t>
             </w:r>
           </w:p>
         </w:tc>
@@ -8163,7 +8229,7 @@
               <w:rPr>
                 <w:sz w:val="18"/>
               </w:rPr>
-              <w:t>31,248</w:t>
+              <w:t>31,278</w:t>
             </w:r>
           </w:p>
         </w:tc>
@@ -8177,7 +8243,7 @@
               <w:rPr>
                 <w:sz w:val="18"/>
               </w:rPr>
-              <w:t>SAR 1,195,696,492</w:t>
+              <w:t>SAR 1,202,546,345</w:t>
             </w:r>
           </w:p>
         </w:tc>
@@ -8207,7 +8273,7 @@
               <w:rPr>
                 <w:sz w:val="18"/>
               </w:rPr>
-              <w:t>388,621</w:t>
+              <w:t>392,079</w:t>
             </w:r>
           </w:p>
         </w:tc>
@@ -8221,7 +8287,7 @@
               <w:rPr>
                 <w:sz w:val="18"/>
               </w:rPr>
-              <w:t>SAR 1,712,792,793</w:t>
+              <w:t>SAR 1,687,729,108</w:t>
             </w:r>
           </w:p>
         </w:tc>
@@ -8235,7 +8301,7 @@
               <w:rPr>
                 <w:sz w:val="18"/>
               </w:rPr>
-              <w:t>31,748</w:t>
+              <w:t>31,757</w:t>
             </w:r>
           </w:p>
         </w:tc>
@@ -8249,7 +8315,7 @@
               <w:rPr>
                 <w:sz w:val="18"/>
               </w:rPr>
-              <w:t>SAR 1,163,395,251</w:t>
+              <w:t>SAR 1,171,602,702</w:t>
             </w:r>
           </w:p>
         </w:tc>
@@ -8279,7 +8345,7 @@
               <w:rPr>
                 <w:sz w:val="18"/>
               </w:rPr>
-              <w:t>357,938</w:t>
+              <w:t>360,660</w:t>
             </w:r>
           </w:p>
         </w:tc>
@@ -8293,7 +8359,7 @@
               <w:rPr>
                 <w:sz w:val="18"/>
               </w:rPr>
-              <w:t>SAR 1,783,254,664</w:t>
+              <w:t>SAR 1,752,677,603</w:t>
             </w:r>
           </w:p>
         </w:tc>
@@ -8307,7 +8373,7 @@
               <w:rPr>
                 <w:sz w:val="18"/>
               </w:rPr>
-              <w:t>32,275</w:t>
+              <w:t>32,291</w:t>
             </w:r>
           </w:p>
         </w:tc>
@@ -8321,7 +8387,7 @@
               <w:rPr>
                 <w:sz w:val="18"/>
               </w:rPr>
-              <w:t>SAR 1,137,222,287</w:t>
+              <w:t>SAR 1,145,593,807</w:t>
             </w:r>
           </w:p>
         </w:tc>
@@ -8351,7 +8417,7 @@
               <w:rPr>
                 <w:sz w:val="18"/>
               </w:rPr>
-              <w:t>347,377</w:t>
+              <w:t>350,182</w:t>
             </w:r>
           </w:p>
         </w:tc>
@@ -8365,7 +8431,7 @@
               <w:rPr>
                 <w:sz w:val="18"/>
               </w:rPr>
-              <w:t>SAR 1,820,616,230</w:t>
+              <w:t>SAR 1,789,483,416</w:t>
             </w:r>
           </w:p>
         </w:tc>
@@ -8379,7 +8445,7 @@
               <w:rPr>
                 <w:sz w:val="18"/>
               </w:rPr>
-              <w:t>32,588</w:t>
+              <w:t>32,595</w:t>
             </w:r>
           </w:p>
         </w:tc>
@@ -8393,7 +8459,7 @@
               <w:rPr>
                 <w:sz w:val="18"/>
               </w:rPr>
-              <w:t>SAR 1,130,707,357</w:t>
+              <w:t>SAR 1,138,917,663</w:t>
             </w:r>
           </w:p>
         </w:tc>
@@ -8423,7 +8489,7 @@
               <w:rPr>
                 <w:sz w:val="18"/>
               </w:rPr>
-              <w:t>333,774</w:t>
+              <w:t>337,304</w:t>
             </w:r>
           </w:p>
         </w:tc>
@@ -8437,7 +8503,7 @@
               <w:rPr>
                 <w:sz w:val="18"/>
               </w:rPr>
-              <w:t>SAR 1,880,630,274</w:t>
+              <w:t>SAR 1,843,071,052</w:t>
             </w:r>
           </w:p>
         </w:tc>
@@ -8451,7 +8517,7 @@
               <w:rPr>
                 <w:sz w:val="18"/>
               </w:rPr>
-              <w:t>33,028</w:t>
+              <w:t>33,019</w:t>
             </w:r>
           </w:p>
         </w:tc>
@@ -8465,7 +8531,7 @@
               <w:rPr>
                 <w:sz w:val="18"/>
               </w:rPr>
-              <w:t>SAR 1,123,456,950</w:t>
+              <w:t>SAR 1,131,687,709</w:t>
             </w:r>
           </w:p>
         </w:tc>
@@ -8495,7 +8561,7 @@
               <w:rPr>
                 <w:sz w:val="18"/>
               </w:rPr>
-              <w:t>329,720</w:t>
+              <w:t>332,911</w:t>
             </w:r>
           </w:p>
         </w:tc>
@@ -8509,7 +8575,7 @@
               <w:rPr>
                 <w:sz w:val="18"/>
               </w:rPr>
-              <w:t>SAR 1,900,416,173</w:t>
+              <w:t>SAR 1,864,825,044</w:t>
             </w:r>
           </w:p>
         </w:tc>
@@ -8523,7 +8589,7 @@
               <w:rPr>
                 <w:sz w:val="18"/>
               </w:rPr>
-              <w:t>33,170</w:t>
+              <w:t>33,200</w:t>
             </w:r>
           </w:p>
         </w:tc>
@@ -8537,7 +8603,7 @@
               <w:rPr>
                 <w:sz w:val="18"/>
               </w:rPr>
-              <w:t>SAR 1,122,025,595</w:t>
+              <w:t>SAR 1,130,501,009</w:t>
             </w:r>
           </w:p>
         </w:tc>
@@ -8651,7 +8717,7 @@
                 <w:b/>
                 <w:sz w:val="18"/>
               </w:rPr>
-              <w:t>373,709</w:t>
+              <w:t>377,469</w:t>
             </w:r>
           </w:p>
         </w:tc>
@@ -8671,7 +8737,7 @@
                 <w:b/>
                 <w:sz w:val="18"/>
               </w:rPr>
-              <w:t>SAR 1,784,873,324</w:t>
+              <w:t>SAR 1,756,254,057</w:t>
             </w:r>
           </w:p>
         </w:tc>
@@ -8691,7 +8757,7 @@
                 <w:b/>
                 <w:sz w:val="18"/>
               </w:rPr>
-              <w:t>31,830</w:t>
+              <w:t>31,836</w:t>
             </w:r>
           </w:p>
         </w:tc>
@@ -8711,7 +8777,7 @@
                 <w:b/>
                 <w:sz w:val="18"/>
               </w:rPr>
-              <w:t>SAR 1,115,103,785</w:t>
+              <w:t>SAR 1,124,360,401</w:t>
             </w:r>
           </w:p>
         </w:tc>
@@ -8767,7 +8833,7 @@
               <w:rPr>
                 <w:sz w:val="19"/>
               </w:rPr>
-              <w:t>The plant waits 855,161 days, longer than our lowest sampled service level manages (611,833), while holding less capital than any point on the curve. There is no service level at which our levels need less capital than theirs, because their policy is under-serving rather than over-invested. Releasing cash is a dead-money exercise, not a levels one.</w:t>
+              <w:t>The plant waits 855,161 days, longer than our lowest sampled service level manages (612,569), while holding less capital than any point on the curve. There is no service level at which our levels need less capital than theirs, because their policy is under-serving rather than over-invested. Releasing cash is a dead-money exercise, not a levels one.</w:t>
             </w:r>
           </w:p>
         </w:tc>
@@ -8999,7 +9065,7 @@
               <w:rPr>
                 <w:sz w:val="18"/>
               </w:rPr>
-              <w:t>SAR 382,734,931  (98% of it)</w:t>
+              <w:t>SAR 382,761,329  (98% of it)</w:t>
             </w:r>
           </w:p>
         </w:tc>
@@ -9029,7 +9095,7 @@
               <w:rPr>
                 <w:sz w:val="18"/>
               </w:rPr>
-              <w:t>SAR 5,338,760  (precision 99%)</w:t>
+              <w:t>SAR 5,338,136  (precision 99%)</w:t>
             </w:r>
           </w:p>
         </w:tc>
@@ -9059,7 +9125,7 @@
               <w:rPr>
                 <w:sz w:val="18"/>
               </w:rPr>
-              <w:t>SAR 8,985,923</w:t>
+              <w:t>SAR 8,959,525</w:t>
             </w:r>
           </w:p>
         </w:tc>
@@ -9167,7 +9233,7 @@
               <w:rPr>
                 <w:sz w:val="18"/>
               </w:rPr>
-              <w:t>46</w:t>
+              <w:t>45</w:t>
             </w:r>
           </w:p>
         </w:tc>
@@ -9181,7 +9247,7 @@
               <w:rPr>
                 <w:sz w:val="18"/>
               </w:rPr>
-              <w:t>SAR 3,074,445</w:t>
+              <w:t>SAR 3,073,821</w:t>
             </w:r>
           </w:p>
         </w:tc>
@@ -9211,7 +9277,7 @@
               <w:rPr>
                 <w:sz w:val="18"/>
               </w:rPr>
-              <w:t>288</w:t>
+              <w:t>289</w:t>
             </w:r>
           </w:p>
         </w:tc>
@@ -9225,7 +9291,7 @@
               <w:rPr>
                 <w:sz w:val="18"/>
               </w:rPr>
-              <w:t>SAR 9,591,313</w:t>
+              <w:t>SAR 9,626,692</w:t>
             </w:r>
           </w:p>
         </w:tc>
@@ -9357,7 +9423,7 @@
               <w:rPr>
                 <w:sz w:val="18"/>
               </w:rPr>
-              <w:t>SAR 3,877,185</w:t>
+              <w:t>SAR 3,868,203</w:t>
             </w:r>
           </w:p>
         </w:tc>
@@ -9652,7 +9718,7 @@
               <w:rPr>
                 <w:sz w:val="18"/>
               </w:rPr>
-              <w:t>373,709</w:t>
+              <w:t>377,469</w:t>
             </w:r>
           </w:p>
         </w:tc>
@@ -9712,7 +9778,7 @@
               <w:rPr>
                 <w:sz w:val="18"/>
               </w:rPr>
-              <w:t>SAR 1,784,873,324</w:t>
+              <w:t>SAR 1,756,254,057</w:t>
             </w:r>
           </w:p>
         </w:tc>
@@ -9772,7 +9838,7 @@
               <w:rPr>
                 <w:sz w:val="18"/>
               </w:rPr>
-              <w:t>SAR 1,115,103,785</w:t>
+              <w:t>SAR 1,124,360,401</w:t>
             </w:r>
           </w:p>
         </w:tc>
